--- a/docs/WorkInProgress/ТЗ_MedApp.docx
+++ b/docs/WorkInProgress/ТЗ_MedApp.docx
@@ -23,6 +23,12 @@
           <w:rtl w:val="0"/>
         </w:rPr>
         <w:t xml:space="preserve">АННОТАЦИЯ</w:t>
+      </w:r>
+      <w:r>
+        <w:rPr>
+          <w:b/>
+          <w:bCs/>
+        </w:rPr>
       </w:r>
       <w:r>
         <w:rPr>
@@ -714,7 +720,7 @@
       <w:sdtContent>
         <w:p>
           <w:pPr>
-            <w:pStyle w:val="189"/>
+            <w:pStyle w:val="1189"/>
             <w:pBdr/>
             <w:tabs>
               <w:tab w:val="clear" w:leader="none" w:pos="0"/>
@@ -757,19 +763,19 @@
             </w:r>
             <w:r>
               <w:rPr>
-                <w:rStyle w:val="187"/>
-              </w:rPr>
-            </w:r>
-            <w:r>
-              <w:rPr>
-                <w:rStyle w:val="187"/>
+                <w:rStyle w:val="1187"/>
+              </w:rPr>
+            </w:r>
+            <w:r>
+              <w:rPr>
+                <w:rStyle w:val="1187"/>
                 <w:rtl w:val="0"/>
               </w:rPr>
               <w:t xml:space="preserve">ВВЕДЕНИЕ</w:t>
             </w:r>
             <w:r>
               <w:rPr>
-                <w:rStyle w:val="187"/>
+                <w:rStyle w:val="1187"/>
               </w:rPr>
             </w:r>
             <w:r>
@@ -784,10 +790,11 @@
             </w:r>
           </w:hyperlink>
           <w:r/>
+          <w:r/>
         </w:p>
         <w:p>
           <w:pPr>
-            <w:pStyle w:val="190"/>
+            <w:pStyle w:val="1190"/>
             <w:pBdr/>
             <w:tabs>
               <w:tab w:val="clear" w:leader="none" w:pos="0"/>
@@ -798,6 +805,7 @@
             <w:ind/>
             <w:rPr/>
           </w:pPr>
+          <w:r/>
           <w:hyperlink w:tooltip="#_Toc29" w:anchor="_Toc29" w:history="1">
             <w:r>
               <w:rPr>
@@ -810,19 +818,19 @@
             </w:r>
             <w:r>
               <w:rPr>
-                <w:rStyle w:val="187"/>
-              </w:rPr>
-            </w:r>
-            <w:r>
-              <w:rPr>
-                <w:rStyle w:val="187"/>
+                <w:rStyle w:val="1187"/>
+              </w:rPr>
+            </w:r>
+            <w:r>
+              <w:rPr>
+                <w:rStyle w:val="1187"/>
                 <w:rtl w:val="0"/>
               </w:rPr>
               <w:t xml:space="preserve">Наименование программы</w:t>
             </w:r>
             <w:r>
               <w:rPr>
-                <w:rStyle w:val="187"/>
+                <w:rStyle w:val="1187"/>
               </w:rPr>
             </w:r>
             <w:r>
@@ -837,10 +845,11 @@
             </w:r>
           </w:hyperlink>
           <w:r/>
+          <w:r/>
         </w:p>
         <w:p>
           <w:pPr>
-            <w:pStyle w:val="190"/>
+            <w:pStyle w:val="1190"/>
             <w:pBdr/>
             <w:tabs>
               <w:tab w:val="clear" w:leader="none" w:pos="0"/>
@@ -851,6 +860,7 @@
             <w:ind/>
             <w:rPr/>
           </w:pPr>
+          <w:r/>
           <w:hyperlink w:tooltip="#_Toc30" w:anchor="_Toc30" w:history="1">
             <w:r>
               <w:rPr>
@@ -863,19 +873,19 @@
             </w:r>
             <w:r>
               <w:rPr>
-                <w:rStyle w:val="187"/>
-              </w:rPr>
-            </w:r>
-            <w:r>
-              <w:rPr>
-                <w:rStyle w:val="187"/>
+                <w:rStyle w:val="1187"/>
+              </w:rPr>
+            </w:r>
+            <w:r>
+              <w:rPr>
+                <w:rStyle w:val="1187"/>
                 <w:rtl w:val="0"/>
               </w:rPr>
               <w:t xml:space="preserve"> Краткая характеристика области применения</w:t>
             </w:r>
             <w:r>
               <w:rPr>
-                <w:rStyle w:val="187"/>
+                <w:rStyle w:val="1187"/>
               </w:rPr>
             </w:r>
             <w:r>
@@ -890,10 +900,11 @@
             </w:r>
           </w:hyperlink>
           <w:r/>
+          <w:r/>
         </w:p>
         <w:p>
           <w:pPr>
-            <w:pStyle w:val="189"/>
+            <w:pStyle w:val="1189"/>
             <w:pBdr/>
             <w:tabs>
               <w:tab w:val="clear" w:leader="none" w:pos="0"/>
@@ -904,6 +915,7 @@
             <w:ind/>
             <w:rPr/>
           </w:pPr>
+          <w:r/>
           <w:hyperlink w:tooltip="#_Toc31" w:anchor="_Toc31" w:history="1">
             <w:r>
               <w:rPr>
@@ -916,19 +928,19 @@
             </w:r>
             <w:r>
               <w:rPr>
-                <w:rStyle w:val="187"/>
-              </w:rPr>
-            </w:r>
-            <w:r>
-              <w:rPr>
-                <w:rStyle w:val="187"/>
+                <w:rStyle w:val="1187"/>
+              </w:rPr>
+            </w:r>
+            <w:r>
+              <w:rPr>
+                <w:rStyle w:val="1187"/>
                 <w:rtl w:val="0"/>
               </w:rPr>
               <w:t xml:space="preserve">ОСНОВАНИЯ ДЛЯ РАЗРАБОТКИ</w:t>
             </w:r>
             <w:r>
               <w:rPr>
-                <w:rStyle w:val="187"/>
+                <w:rStyle w:val="1187"/>
               </w:rPr>
             </w:r>
             <w:r>
@@ -943,10 +955,11 @@
             </w:r>
           </w:hyperlink>
           <w:r/>
+          <w:r/>
         </w:p>
         <w:p>
           <w:pPr>
-            <w:pStyle w:val="190"/>
+            <w:pStyle w:val="1190"/>
             <w:pBdr/>
             <w:tabs>
               <w:tab w:val="clear" w:leader="none" w:pos="0"/>
@@ -957,6 +970,7 @@
             <w:ind/>
             <w:rPr/>
           </w:pPr>
+          <w:r/>
           <w:hyperlink w:tooltip="#_Toc32" w:anchor="_Toc32" w:history="1">
             <w:r>
               <w:rPr>
@@ -969,19 +983,19 @@
             </w:r>
             <w:r>
               <w:rPr>
-                <w:rStyle w:val="187"/>
-              </w:rPr>
-            </w:r>
-            <w:r>
-              <w:rPr>
-                <w:rStyle w:val="187"/>
+                <w:rStyle w:val="1187"/>
+              </w:rPr>
+            </w:r>
+            <w:r>
+              <w:rPr>
+                <w:rStyle w:val="1187"/>
                 <w:rtl w:val="0"/>
               </w:rPr>
               <w:t xml:space="preserve"> Документы, на основании которых ведется разработка</w:t>
             </w:r>
             <w:r>
               <w:rPr>
-                <w:rStyle w:val="187"/>
+                <w:rStyle w:val="1187"/>
               </w:rPr>
             </w:r>
             <w:r>
@@ -996,10 +1010,11 @@
             </w:r>
           </w:hyperlink>
           <w:r/>
+          <w:r/>
         </w:p>
         <w:p>
           <w:pPr>
-            <w:pStyle w:val="190"/>
+            <w:pStyle w:val="1190"/>
             <w:pBdr/>
             <w:tabs>
               <w:tab w:val="clear" w:leader="none" w:pos="0"/>
@@ -1010,6 +1025,7 @@
             <w:ind/>
             <w:rPr/>
           </w:pPr>
+          <w:r/>
           <w:hyperlink w:tooltip="#_Toc33" w:anchor="_Toc33" w:history="1">
             <w:r>
               <w:rPr>
@@ -1022,19 +1038,19 @@
             </w:r>
             <w:r>
               <w:rPr>
-                <w:rStyle w:val="187"/>
-              </w:rPr>
-            </w:r>
-            <w:r>
-              <w:rPr>
-                <w:rStyle w:val="187"/>
+                <w:rStyle w:val="1187"/>
+              </w:rPr>
+            </w:r>
+            <w:r>
+              <w:rPr>
+                <w:rStyle w:val="1187"/>
                 <w:rtl w:val="0"/>
               </w:rPr>
               <w:t xml:space="preserve"> Наименование темы разработки</w:t>
             </w:r>
             <w:r>
               <w:rPr>
-                <w:rStyle w:val="187"/>
+                <w:rStyle w:val="1187"/>
               </w:rPr>
             </w:r>
             <w:r>
@@ -1049,10 +1065,11 @@
             </w:r>
           </w:hyperlink>
           <w:r/>
+          <w:r/>
         </w:p>
         <w:p>
           <w:pPr>
-            <w:pStyle w:val="189"/>
+            <w:pStyle w:val="1189"/>
             <w:pBdr/>
             <w:tabs>
               <w:tab w:val="clear" w:leader="none" w:pos="0"/>
@@ -1063,6 +1080,7 @@
             <w:ind/>
             <w:rPr/>
           </w:pPr>
+          <w:r/>
           <w:hyperlink w:tooltip="#_Toc34" w:anchor="_Toc34" w:history="1">
             <w:r>
               <w:rPr>
@@ -1075,19 +1093,19 @@
             </w:r>
             <w:r>
               <w:rPr>
-                <w:rStyle w:val="187"/>
-              </w:rPr>
-            </w:r>
-            <w:r>
-              <w:rPr>
-                <w:rStyle w:val="187"/>
+                <w:rStyle w:val="1187"/>
+              </w:rPr>
+            </w:r>
+            <w:r>
+              <w:rPr>
+                <w:rStyle w:val="1187"/>
                 <w:rtl w:val="0"/>
               </w:rPr>
               <w:t xml:space="preserve">НАЗНАЧЕНИЕ РАЗРАБОТКИ</w:t>
             </w:r>
             <w:r>
               <w:rPr>
-                <w:rStyle w:val="187"/>
+                <w:rStyle w:val="1187"/>
               </w:rPr>
             </w:r>
             <w:r>
@@ -1102,10 +1120,11 @@
             </w:r>
           </w:hyperlink>
           <w:r/>
+          <w:r/>
         </w:p>
         <w:p>
           <w:pPr>
-            <w:pStyle w:val="190"/>
+            <w:pStyle w:val="1190"/>
             <w:pBdr/>
             <w:tabs>
               <w:tab w:val="clear" w:leader="none" w:pos="0"/>
@@ -1116,6 +1135,7 @@
             <w:ind/>
             <w:rPr/>
           </w:pPr>
+          <w:r/>
           <w:hyperlink w:tooltip="#_Toc35" w:anchor="_Toc35" w:history="1">
             <w:r>
               <w:rPr>
@@ -1128,19 +1148,19 @@
             </w:r>
             <w:r>
               <w:rPr>
-                <w:rStyle w:val="187"/>
-              </w:rPr>
-            </w:r>
-            <w:r>
-              <w:rPr>
-                <w:rStyle w:val="187"/>
+                <w:rStyle w:val="1187"/>
+              </w:rPr>
+            </w:r>
+            <w:r>
+              <w:rPr>
+                <w:rStyle w:val="1187"/>
                 <w:rtl w:val="0"/>
               </w:rPr>
               <w:t xml:space="preserve">Функциональное назначение</w:t>
             </w:r>
             <w:r>
               <w:rPr>
-                <w:rStyle w:val="187"/>
+                <w:rStyle w:val="1187"/>
               </w:rPr>
             </w:r>
             <w:r>
@@ -1155,10 +1175,11 @@
             </w:r>
           </w:hyperlink>
           <w:r/>
+          <w:r/>
         </w:p>
         <w:p>
           <w:pPr>
-            <w:pStyle w:val="190"/>
+            <w:pStyle w:val="1190"/>
             <w:pBdr/>
             <w:tabs>
               <w:tab w:val="clear" w:leader="none" w:pos="0"/>
@@ -1169,6 +1190,7 @@
             <w:ind/>
             <w:rPr/>
           </w:pPr>
+          <w:r/>
           <w:hyperlink w:tooltip="#_Toc36" w:anchor="_Toc36" w:history="1">
             <w:r>
               <w:rPr>
@@ -1181,19 +1203,19 @@
             </w:r>
             <w:r>
               <w:rPr>
-                <w:rStyle w:val="187"/>
-              </w:rPr>
-            </w:r>
-            <w:r>
-              <w:rPr>
-                <w:rStyle w:val="187"/>
+                <w:rStyle w:val="1187"/>
+              </w:rPr>
+            </w:r>
+            <w:r>
+              <w:rPr>
+                <w:rStyle w:val="1187"/>
                 <w:rtl w:val="0"/>
               </w:rPr>
               <w:t xml:space="preserve">Эксплуатационное назначение</w:t>
             </w:r>
             <w:r>
               <w:rPr>
-                <w:rStyle w:val="187"/>
+                <w:rStyle w:val="1187"/>
               </w:rPr>
             </w:r>
             <w:r>
@@ -1208,10 +1230,11 @@
             </w:r>
           </w:hyperlink>
           <w:r/>
+          <w:r/>
         </w:p>
         <w:p>
           <w:pPr>
-            <w:pStyle w:val="189"/>
+            <w:pStyle w:val="1189"/>
             <w:pBdr/>
             <w:tabs>
               <w:tab w:val="clear" w:leader="none" w:pos="0"/>
@@ -1222,6 +1245,7 @@
             <w:ind/>
             <w:rPr/>
           </w:pPr>
+          <w:r/>
           <w:hyperlink w:tooltip="#_Toc37" w:anchor="_Toc37" w:history="1">
             <w:r>
               <w:rPr>
@@ -1234,19 +1258,19 @@
             </w:r>
             <w:r>
               <w:rPr>
-                <w:rStyle w:val="187"/>
-              </w:rPr>
-            </w:r>
-            <w:r>
-              <w:rPr>
-                <w:rStyle w:val="187"/>
+                <w:rStyle w:val="1187"/>
+              </w:rPr>
+            </w:r>
+            <w:r>
+              <w:rPr>
+                <w:rStyle w:val="1187"/>
                 <w:rtl w:val="0"/>
               </w:rPr>
               <w:t xml:space="preserve">ТРЕБОВАНИЯ К ПРОГРАММЕ</w:t>
             </w:r>
             <w:r>
               <w:rPr>
-                <w:rStyle w:val="187"/>
+                <w:rStyle w:val="1187"/>
               </w:rPr>
             </w:r>
             <w:r>
@@ -1261,10 +1285,11 @@
             </w:r>
           </w:hyperlink>
           <w:r/>
+          <w:r/>
         </w:p>
         <w:p>
           <w:pPr>
-            <w:pStyle w:val="190"/>
+            <w:pStyle w:val="1190"/>
             <w:pBdr/>
             <w:tabs>
               <w:tab w:val="clear" w:leader="none" w:pos="0"/>
@@ -1275,6 +1300,7 @@
             <w:ind/>
             <w:rPr/>
           </w:pPr>
+          <w:r/>
           <w:hyperlink w:tooltip="#_Toc38" w:anchor="_Toc38" w:history="1">
             <w:r>
               <w:rPr>
@@ -1287,19 +1313,19 @@
             </w:r>
             <w:r>
               <w:rPr>
-                <w:rStyle w:val="187"/>
-              </w:rPr>
-            </w:r>
-            <w:r>
-              <w:rPr>
-                <w:rStyle w:val="187"/>
+                <w:rStyle w:val="1187"/>
+              </w:rPr>
+            </w:r>
+            <w:r>
+              <w:rPr>
+                <w:rStyle w:val="1187"/>
                 <w:rtl w:val="0"/>
               </w:rPr>
               <w:t xml:space="preserve"> Требования к функциональным характеристикам</w:t>
             </w:r>
             <w:r>
               <w:rPr>
-                <w:rStyle w:val="187"/>
+                <w:rStyle w:val="1187"/>
               </w:rPr>
             </w:r>
             <w:r>
@@ -1314,10 +1340,11 @@
             </w:r>
           </w:hyperlink>
           <w:r/>
+          <w:r/>
         </w:p>
         <w:p>
           <w:pPr>
-            <w:pStyle w:val="190"/>
+            <w:pStyle w:val="1190"/>
             <w:pBdr/>
             <w:tabs>
               <w:tab w:val="clear" w:leader="none" w:pos="0"/>
@@ -1328,6 +1355,7 @@
             <w:ind/>
             <w:rPr/>
           </w:pPr>
+          <w:r/>
           <w:hyperlink w:tooltip="#_Toc39" w:anchor="_Toc39" w:history="1">
             <w:r>
               <w:rPr>
@@ -1340,19 +1368,19 @@
             </w:r>
             <w:r>
               <w:rPr>
-                <w:rStyle w:val="187"/>
-              </w:rPr>
-            </w:r>
-            <w:r>
-              <w:rPr>
-                <w:rStyle w:val="187"/>
+                <w:rStyle w:val="1187"/>
+              </w:rPr>
+            </w:r>
+            <w:r>
+              <w:rPr>
+                <w:rStyle w:val="1187"/>
                 <w:rtl w:val="0"/>
               </w:rPr>
               <w:t xml:space="preserve">Требования к составу выполняемых функций</w:t>
             </w:r>
             <w:r>
               <w:rPr>
-                <w:rStyle w:val="187"/>
+                <w:rStyle w:val="1187"/>
               </w:rPr>
             </w:r>
             <w:r>
@@ -1367,10 +1395,11 @@
             </w:r>
           </w:hyperlink>
           <w:r/>
+          <w:r/>
         </w:p>
         <w:p>
           <w:pPr>
-            <w:pStyle w:val="190"/>
+            <w:pStyle w:val="1190"/>
             <w:pBdr/>
             <w:tabs>
               <w:tab w:val="clear" w:leader="none" w:pos="0"/>
@@ -1381,6 +1410,7 @@
             <w:ind/>
             <w:rPr/>
           </w:pPr>
+          <w:r/>
           <w:hyperlink w:tooltip="#_Toc40" w:anchor="_Toc40" w:history="1">
             <w:r>
               <w:rPr>
@@ -1393,19 +1423,19 @@
             </w:r>
             <w:r>
               <w:rPr>
-                <w:rStyle w:val="187"/>
-              </w:rPr>
-            </w:r>
-            <w:r>
-              <w:rPr>
-                <w:rStyle w:val="187"/>
+                <w:rStyle w:val="1187"/>
+              </w:rPr>
+            </w:r>
+            <w:r>
+              <w:rPr>
+                <w:rStyle w:val="1187"/>
                 <w:rtl w:val="0"/>
               </w:rPr>
               <w:t xml:space="preserve">Требования к организации входных данных</w:t>
             </w:r>
             <w:r>
               <w:rPr>
-                <w:rStyle w:val="187"/>
+                <w:rStyle w:val="1187"/>
               </w:rPr>
             </w:r>
             <w:r>
@@ -1420,10 +1450,11 @@
             </w:r>
           </w:hyperlink>
           <w:r/>
+          <w:r/>
         </w:p>
         <w:p>
           <w:pPr>
-            <w:pStyle w:val="190"/>
+            <w:pStyle w:val="1190"/>
             <w:pBdr/>
             <w:tabs>
               <w:tab w:val="clear" w:leader="none" w:pos="0"/>
@@ -1434,6 +1465,7 @@
             <w:ind/>
             <w:rPr/>
           </w:pPr>
+          <w:r/>
           <w:hyperlink w:tooltip="#_Toc41" w:anchor="_Toc41" w:history="1">
             <w:r>
               <w:rPr>
@@ -1446,19 +1478,19 @@
             </w:r>
             <w:r>
               <w:rPr>
-                <w:rStyle w:val="187"/>
-              </w:rPr>
-            </w:r>
-            <w:r>
-              <w:rPr>
-                <w:rStyle w:val="187"/>
+                <w:rStyle w:val="1187"/>
+              </w:rPr>
+            </w:r>
+            <w:r>
+              <w:rPr>
+                <w:rStyle w:val="1187"/>
                 <w:rtl w:val="0"/>
               </w:rPr>
               <w:t xml:space="preserve">Требования к организации выходных данных</w:t>
             </w:r>
             <w:r>
               <w:rPr>
-                <w:rStyle w:val="187"/>
+                <w:rStyle w:val="1187"/>
               </w:rPr>
             </w:r>
             <w:r>
@@ -1473,10 +1505,11 @@
             </w:r>
           </w:hyperlink>
           <w:r/>
+          <w:r/>
         </w:p>
         <w:p>
           <w:pPr>
-            <w:pStyle w:val="190"/>
+            <w:pStyle w:val="1190"/>
             <w:pBdr/>
             <w:tabs>
               <w:tab w:val="clear" w:leader="none" w:pos="0"/>
@@ -1487,6 +1520,7 @@
             <w:ind/>
             <w:rPr/>
           </w:pPr>
+          <w:r/>
           <w:hyperlink w:tooltip="#_Toc42" w:anchor="_Toc42" w:history="1">
             <w:r>
               <w:rPr>
@@ -1499,19 +1533,19 @@
             </w:r>
             <w:r>
               <w:rPr>
-                <w:rStyle w:val="187"/>
-              </w:rPr>
-            </w:r>
-            <w:r>
-              <w:rPr>
-                <w:rStyle w:val="187"/>
+                <w:rStyle w:val="1187"/>
+              </w:rPr>
+            </w:r>
+            <w:r>
+              <w:rPr>
+                <w:rStyle w:val="1187"/>
                 <w:rtl w:val="0"/>
               </w:rPr>
               <w:t xml:space="preserve">Требования к временным характеристикам</w:t>
             </w:r>
             <w:r>
               <w:rPr>
-                <w:rStyle w:val="187"/>
+                <w:rStyle w:val="1187"/>
               </w:rPr>
             </w:r>
             <w:r>
@@ -1526,10 +1560,11 @@
             </w:r>
           </w:hyperlink>
           <w:r/>
+          <w:r/>
         </w:p>
         <w:p>
           <w:pPr>
-            <w:pStyle w:val="190"/>
+            <w:pStyle w:val="1190"/>
             <w:pBdr/>
             <w:tabs>
               <w:tab w:val="clear" w:leader="none" w:pos="0"/>
@@ -1540,6 +1575,7 @@
             <w:ind/>
             <w:rPr/>
           </w:pPr>
+          <w:r/>
           <w:hyperlink w:tooltip="#_Toc43" w:anchor="_Toc43" w:history="1">
             <w:r>
               <w:rPr>
@@ -1552,19 +1588,19 @@
             </w:r>
             <w:r>
               <w:rPr>
-                <w:rStyle w:val="187"/>
-              </w:rPr>
-            </w:r>
-            <w:r>
-              <w:rPr>
-                <w:rStyle w:val="187"/>
+                <w:rStyle w:val="1187"/>
+              </w:rPr>
+            </w:r>
+            <w:r>
+              <w:rPr>
+                <w:rStyle w:val="1187"/>
                 <w:rtl w:val="0"/>
               </w:rPr>
               <w:t xml:space="preserve">Требования к интерфейсу</w:t>
             </w:r>
             <w:r>
               <w:rPr>
-                <w:rStyle w:val="187"/>
+                <w:rStyle w:val="1187"/>
               </w:rPr>
             </w:r>
             <w:r>
@@ -1579,10 +1615,11 @@
             </w:r>
           </w:hyperlink>
           <w:r/>
+          <w:r/>
         </w:p>
         <w:p>
           <w:pPr>
-            <w:pStyle w:val="190"/>
+            <w:pStyle w:val="1190"/>
             <w:pBdr/>
             <w:tabs>
               <w:tab w:val="clear" w:leader="none" w:pos="0"/>
@@ -1593,6 +1630,7 @@
             <w:ind/>
             <w:rPr/>
           </w:pPr>
+          <w:r/>
           <w:hyperlink w:tooltip="#_Toc44" w:anchor="_Toc44" w:history="1">
             <w:r>
               <w:rPr>
@@ -1605,19 +1643,19 @@
             </w:r>
             <w:r>
               <w:rPr>
-                <w:rStyle w:val="187"/>
-              </w:rPr>
-            </w:r>
-            <w:r>
-              <w:rPr>
-                <w:rStyle w:val="187"/>
+                <w:rStyle w:val="1187"/>
+              </w:rPr>
+            </w:r>
+            <w:r>
+              <w:rPr>
+                <w:rStyle w:val="1187"/>
                 <w:rtl w:val="0"/>
               </w:rPr>
               <w:t xml:space="preserve"> Требования к надежности</w:t>
             </w:r>
             <w:r>
               <w:rPr>
-                <w:rStyle w:val="187"/>
+                <w:rStyle w:val="1187"/>
               </w:rPr>
             </w:r>
             <w:r>
@@ -1632,10 +1670,11 @@
             </w:r>
           </w:hyperlink>
           <w:r/>
+          <w:r/>
         </w:p>
         <w:p>
           <w:pPr>
-            <w:pStyle w:val="190"/>
+            <w:pStyle w:val="1190"/>
             <w:pBdr/>
             <w:tabs>
               <w:tab w:val="clear" w:leader="none" w:pos="0"/>
@@ -1646,6 +1685,7 @@
             <w:ind/>
             <w:rPr/>
           </w:pPr>
+          <w:r/>
           <w:hyperlink w:tooltip="#_Toc45" w:anchor="_Toc45" w:history="1">
             <w:r>
               <w:rPr>
@@ -1658,19 +1698,19 @@
             </w:r>
             <w:r>
               <w:rPr>
-                <w:rStyle w:val="187"/>
-              </w:rPr>
-            </w:r>
-            <w:r>
-              <w:rPr>
-                <w:rStyle w:val="187"/>
+                <w:rStyle w:val="1187"/>
+              </w:rPr>
+            </w:r>
+            <w:r>
+              <w:rPr>
+                <w:rStyle w:val="1187"/>
                 <w:rtl w:val="0"/>
               </w:rPr>
               <w:t xml:space="preserve">Условия эксплуатации</w:t>
             </w:r>
             <w:r>
               <w:rPr>
-                <w:rStyle w:val="187"/>
+                <w:rStyle w:val="1187"/>
               </w:rPr>
             </w:r>
             <w:r>
@@ -1685,10 +1725,11 @@
             </w:r>
           </w:hyperlink>
           <w:r/>
+          <w:r/>
         </w:p>
         <w:p>
           <w:pPr>
-            <w:pStyle w:val="190"/>
+            <w:pStyle w:val="1190"/>
             <w:pBdr/>
             <w:tabs>
               <w:tab w:val="clear" w:leader="none" w:pos="0"/>
@@ -1699,6 +1740,7 @@
             <w:ind/>
             <w:rPr/>
           </w:pPr>
+          <w:r/>
           <w:hyperlink w:tooltip="#_Toc46" w:anchor="_Toc46" w:history="1">
             <w:r>
               <w:rPr>
@@ -1711,19 +1753,19 @@
             </w:r>
             <w:r>
               <w:rPr>
-                <w:rStyle w:val="187"/>
-              </w:rPr>
-            </w:r>
-            <w:r>
-              <w:rPr>
-                <w:rStyle w:val="187"/>
+                <w:rStyle w:val="1187"/>
+              </w:rPr>
+            </w:r>
+            <w:r>
+              <w:rPr>
+                <w:rStyle w:val="1187"/>
                 <w:rtl w:val="0"/>
               </w:rPr>
               <w:t xml:space="preserve">Климатические условия эксплуатации</w:t>
             </w:r>
             <w:r>
               <w:rPr>
-                <w:rStyle w:val="187"/>
+                <w:rStyle w:val="1187"/>
               </w:rPr>
             </w:r>
             <w:r>
@@ -1738,10 +1780,11 @@
             </w:r>
           </w:hyperlink>
           <w:r/>
+          <w:r/>
         </w:p>
         <w:p>
           <w:pPr>
-            <w:pStyle w:val="190"/>
+            <w:pStyle w:val="1190"/>
             <w:pBdr/>
             <w:tabs>
               <w:tab w:val="clear" w:leader="none" w:pos="0"/>
@@ -1752,6 +1795,7 @@
             <w:ind/>
             <w:rPr/>
           </w:pPr>
+          <w:r/>
           <w:hyperlink w:tooltip="#_Toc47" w:anchor="_Toc47" w:history="1">
             <w:r>
               <w:rPr>
@@ -1764,19 +1808,19 @@
             </w:r>
             <w:r>
               <w:rPr>
-                <w:rStyle w:val="187"/>
-              </w:rPr>
-            </w:r>
-            <w:r>
-              <w:rPr>
-                <w:rStyle w:val="187"/>
+                <w:rStyle w:val="1187"/>
+              </w:rPr>
+            </w:r>
+            <w:r>
+              <w:rPr>
+                <w:rStyle w:val="1187"/>
                 <w:rtl w:val="0"/>
               </w:rPr>
               <w:t xml:space="preserve">Требования к видам обслуживания</w:t>
             </w:r>
             <w:r>
               <w:rPr>
-                <w:rStyle w:val="187"/>
+                <w:rStyle w:val="1187"/>
               </w:rPr>
             </w:r>
             <w:r>
@@ -1791,10 +1835,11 @@
             </w:r>
           </w:hyperlink>
           <w:r/>
+          <w:r/>
         </w:p>
         <w:p>
           <w:pPr>
-            <w:pStyle w:val="190"/>
+            <w:pStyle w:val="1190"/>
             <w:pBdr/>
             <w:tabs>
               <w:tab w:val="clear" w:leader="none" w:pos="0"/>
@@ -1805,6 +1850,7 @@
             <w:ind/>
             <w:rPr/>
           </w:pPr>
+          <w:r/>
           <w:hyperlink w:tooltip="#_Toc48" w:anchor="_Toc48" w:history="1">
             <w:r>
               <w:rPr>
@@ -1817,19 +1863,19 @@
             </w:r>
             <w:r>
               <w:rPr>
-                <w:rStyle w:val="187"/>
-              </w:rPr>
-            </w:r>
-            <w:r>
-              <w:rPr>
-                <w:rStyle w:val="187"/>
+                <w:rStyle w:val="1187"/>
+              </w:rPr>
+            </w:r>
+            <w:r>
+              <w:rPr>
+                <w:rStyle w:val="1187"/>
                 <w:rtl w:val="0"/>
               </w:rPr>
               <w:t xml:space="preserve">Требования к численности и квалификации персонала</w:t>
             </w:r>
             <w:r>
               <w:rPr>
-                <w:rStyle w:val="187"/>
+                <w:rStyle w:val="1187"/>
               </w:rPr>
             </w:r>
             <w:r>
@@ -1844,10 +1890,11 @@
             </w:r>
           </w:hyperlink>
           <w:r/>
+          <w:r/>
         </w:p>
         <w:p>
           <w:pPr>
-            <w:pStyle w:val="190"/>
+            <w:pStyle w:val="1190"/>
             <w:pBdr/>
             <w:tabs>
               <w:tab w:val="clear" w:leader="none" w:pos="0"/>
@@ -1858,6 +1905,7 @@
             <w:ind/>
             <w:rPr/>
           </w:pPr>
+          <w:r/>
           <w:hyperlink w:tooltip="#_Toc49" w:anchor="_Toc49" w:history="1">
             <w:r>
               <w:rPr>
@@ -1870,19 +1918,19 @@
             </w:r>
             <w:r>
               <w:rPr>
-                <w:rStyle w:val="187"/>
-              </w:rPr>
-            </w:r>
-            <w:r>
-              <w:rPr>
-                <w:rStyle w:val="187"/>
+                <w:rStyle w:val="1187"/>
+              </w:rPr>
+            </w:r>
+            <w:r>
+              <w:rPr>
+                <w:rStyle w:val="1187"/>
                 <w:rtl w:val="0"/>
               </w:rPr>
               <w:t xml:space="preserve">Требования к составу и параметрам технических средств</w:t>
             </w:r>
             <w:r>
               <w:rPr>
-                <w:rStyle w:val="187"/>
+                <w:rStyle w:val="1187"/>
               </w:rPr>
             </w:r>
             <w:r>
@@ -1897,10 +1945,11 @@
             </w:r>
           </w:hyperlink>
           <w:r/>
+          <w:r/>
         </w:p>
         <w:p>
           <w:pPr>
-            <w:pStyle w:val="190"/>
+            <w:pStyle w:val="1190"/>
             <w:pBdr/>
             <w:tabs>
               <w:tab w:val="clear" w:leader="none" w:pos="0"/>
@@ -1911,6 +1960,7 @@
             <w:ind/>
             <w:rPr/>
           </w:pPr>
+          <w:r/>
           <w:hyperlink w:tooltip="#_Toc50" w:anchor="_Toc50" w:history="1">
             <w:r>
               <w:rPr>
@@ -1923,19 +1973,19 @@
             </w:r>
             <w:r>
               <w:rPr>
-                <w:rStyle w:val="187"/>
-              </w:rPr>
-            </w:r>
-            <w:r>
-              <w:rPr>
-                <w:rStyle w:val="187"/>
+                <w:rStyle w:val="1187"/>
+              </w:rPr>
+            </w:r>
+            <w:r>
+              <w:rPr>
+                <w:rStyle w:val="1187"/>
                 <w:rtl w:val="0"/>
               </w:rPr>
               <w:t xml:space="preserve">Требования к информационной и программной совместимости</w:t>
             </w:r>
             <w:r>
               <w:rPr>
-                <w:rStyle w:val="187"/>
+                <w:rStyle w:val="1187"/>
               </w:rPr>
             </w:r>
             <w:r>
@@ -1950,10 +2000,11 @@
             </w:r>
           </w:hyperlink>
           <w:r/>
+          <w:r/>
         </w:p>
         <w:p>
           <w:pPr>
-            <w:pStyle w:val="190"/>
+            <w:pStyle w:val="1190"/>
             <w:pBdr/>
             <w:tabs>
               <w:tab w:val="clear" w:leader="none" w:pos="0"/>
@@ -1964,6 +2015,7 @@
             <w:ind/>
             <w:rPr/>
           </w:pPr>
+          <w:r/>
           <w:hyperlink w:tooltip="#_Toc51" w:anchor="_Toc51" w:history="1">
             <w:r>
               <w:rPr>
@@ -1976,19 +2028,19 @@
             </w:r>
             <w:r>
               <w:rPr>
-                <w:rStyle w:val="187"/>
-              </w:rPr>
-            </w:r>
-            <w:r>
-              <w:rPr>
-                <w:rStyle w:val="187"/>
+                <w:rStyle w:val="1187"/>
+              </w:rPr>
+            </w:r>
+            <w:r>
+              <w:rPr>
+                <w:rStyle w:val="1187"/>
                 <w:rtl w:val="0"/>
               </w:rPr>
               <w:t xml:space="preserve">Требования к информационным структурам и методам решения</w:t>
             </w:r>
             <w:r>
               <w:rPr>
-                <w:rStyle w:val="187"/>
+                <w:rStyle w:val="1187"/>
               </w:rPr>
             </w:r>
             <w:r>
@@ -2003,10 +2055,11 @@
             </w:r>
           </w:hyperlink>
           <w:r/>
+          <w:r/>
         </w:p>
         <w:p>
           <w:pPr>
-            <w:pStyle w:val="190"/>
+            <w:pStyle w:val="1190"/>
             <w:pBdr/>
             <w:tabs>
               <w:tab w:val="clear" w:leader="none" w:pos="0"/>
@@ -2017,6 +2070,7 @@
             <w:ind/>
             <w:rPr/>
           </w:pPr>
+          <w:r/>
           <w:hyperlink w:tooltip="#_Toc52" w:anchor="_Toc52" w:history="1">
             <w:r>
               <w:rPr>
@@ -2029,19 +2083,19 @@
             </w:r>
             <w:r>
               <w:rPr>
-                <w:rStyle w:val="187"/>
-              </w:rPr>
-            </w:r>
-            <w:r>
-              <w:rPr>
-                <w:rStyle w:val="187"/>
+                <w:rStyle w:val="1187"/>
+              </w:rPr>
+            </w:r>
+            <w:r>
+              <w:rPr>
+                <w:rStyle w:val="1187"/>
                 <w:rtl w:val="0"/>
               </w:rPr>
               <w:t xml:space="preserve">Требования к программным средствам, используемым программой.</w:t>
             </w:r>
             <w:r>
               <w:rPr>
-                <w:rStyle w:val="187"/>
+                <w:rStyle w:val="1187"/>
               </w:rPr>
             </w:r>
             <w:r>
@@ -2056,10 +2110,11 @@
             </w:r>
           </w:hyperlink>
           <w:r/>
+          <w:r/>
         </w:p>
         <w:p>
           <w:pPr>
-            <w:pStyle w:val="190"/>
+            <w:pStyle w:val="1190"/>
             <w:pBdr/>
             <w:tabs>
               <w:tab w:val="clear" w:leader="none" w:pos="0"/>
@@ -2070,6 +2125,7 @@
             <w:ind/>
             <w:rPr/>
           </w:pPr>
+          <w:r/>
           <w:hyperlink w:tooltip="#_Toc53" w:anchor="_Toc53" w:history="1">
             <w:r>
               <w:rPr>
@@ -2082,19 +2138,19 @@
             </w:r>
             <w:r>
               <w:rPr>
-                <w:rStyle w:val="187"/>
-              </w:rPr>
-            </w:r>
-            <w:r>
-              <w:rPr>
-                <w:rStyle w:val="187"/>
+                <w:rStyle w:val="1187"/>
+              </w:rPr>
+            </w:r>
+            <w:r>
+              <w:rPr>
+                <w:rStyle w:val="1187"/>
                 <w:rtl w:val="0"/>
               </w:rPr>
               <w:t xml:space="preserve">Требования к исходным кодам и языкам программирования</w:t>
             </w:r>
             <w:r>
               <w:rPr>
-                <w:rStyle w:val="187"/>
+                <w:rStyle w:val="1187"/>
               </w:rPr>
             </w:r>
             <w:r>
@@ -2109,10 +2165,11 @@
             </w:r>
           </w:hyperlink>
           <w:r/>
+          <w:r/>
         </w:p>
         <w:p>
           <w:pPr>
-            <w:pStyle w:val="190"/>
+            <w:pStyle w:val="1190"/>
             <w:pBdr/>
             <w:tabs>
               <w:tab w:val="clear" w:leader="none" w:pos="0"/>
@@ -2123,6 +2180,7 @@
             <w:ind/>
             <w:rPr/>
           </w:pPr>
+          <w:r/>
           <w:hyperlink w:tooltip="#_Toc54" w:anchor="_Toc54" w:history="1">
             <w:r>
               <w:rPr>
@@ -2135,19 +2193,19 @@
             </w:r>
             <w:r>
               <w:rPr>
-                <w:rStyle w:val="187"/>
-              </w:rPr>
-            </w:r>
-            <w:r>
-              <w:rPr>
-                <w:rStyle w:val="187"/>
+                <w:rStyle w:val="1187"/>
+              </w:rPr>
+            </w:r>
+            <w:r>
+              <w:rPr>
+                <w:rStyle w:val="1187"/>
                 <w:rtl w:val="0"/>
               </w:rPr>
               <w:t xml:space="preserve">Требования к защите информации и програм</w:t>
             </w:r>
             <w:r>
               <w:rPr>
-                <w:rStyle w:val="187"/>
+                <w:rStyle w:val="1187"/>
               </w:rPr>
             </w:r>
             <w:r>
@@ -2162,10 +2220,11 @@
             </w:r>
           </w:hyperlink>
           <w:r/>
+          <w:r/>
         </w:p>
         <w:p>
           <w:pPr>
-            <w:pStyle w:val="190"/>
+            <w:pStyle w:val="1190"/>
             <w:pBdr/>
             <w:tabs>
               <w:tab w:val="clear" w:leader="none" w:pos="0"/>
@@ -2176,6 +2235,7 @@
             <w:ind/>
             <w:rPr/>
           </w:pPr>
+          <w:r/>
           <w:hyperlink w:tooltip="#_Toc55" w:anchor="_Toc55" w:history="1">
             <w:r>
               <w:rPr>
@@ -2188,18 +2248,18 @@
             </w:r>
             <w:r>
               <w:rPr>
-                <w:rStyle w:val="187"/>
-              </w:rPr>
-            </w:r>
-            <w:r>
-              <w:rPr>
-                <w:rStyle w:val="187"/>
+                <w:rStyle w:val="1187"/>
+              </w:rPr>
+            </w:r>
+            <w:r>
+              <w:rPr>
+                <w:rStyle w:val="1187"/>
               </w:rPr>
               <w:t xml:space="preserve">Требования к серверному программному обеспечению</w:t>
             </w:r>
             <w:r>
               <w:rPr>
-                <w:rStyle w:val="187"/>
+                <w:rStyle w:val="1187"/>
               </w:rPr>
             </w:r>
             <w:r>
@@ -2214,10 +2274,11 @@
             </w:r>
           </w:hyperlink>
           <w:r/>
+          <w:r/>
         </w:p>
         <w:p>
           <w:pPr>
-            <w:pStyle w:val="190"/>
+            <w:pStyle w:val="1190"/>
             <w:pBdr/>
             <w:tabs>
               <w:tab w:val="clear" w:leader="none" w:pos="0"/>
@@ -2228,6 +2289,7 @@
             <w:ind/>
             <w:rPr/>
           </w:pPr>
+          <w:r/>
           <w:hyperlink w:tooltip="#_Toc56" w:anchor="_Toc56" w:history="1">
             <w:r>
               <w:rPr>
@@ -2240,19 +2302,19 @@
             </w:r>
             <w:r>
               <w:rPr>
-                <w:rStyle w:val="187"/>
-              </w:rPr>
-            </w:r>
-            <w:r>
-              <w:rPr>
-                <w:rStyle w:val="187"/>
+                <w:rStyle w:val="1187"/>
+              </w:rPr>
+            </w:r>
+            <w:r>
+              <w:rPr>
+                <w:rStyle w:val="1187"/>
                 <w:rtl w:val="0"/>
               </w:rPr>
               <w:t xml:space="preserve"> Требования к маркировке и упаковке</w:t>
             </w:r>
             <w:r>
               <w:rPr>
-                <w:rStyle w:val="187"/>
+                <w:rStyle w:val="1187"/>
               </w:rPr>
             </w:r>
             <w:r>
@@ -2267,10 +2329,11 @@
             </w:r>
           </w:hyperlink>
           <w:r/>
+          <w:r/>
         </w:p>
         <w:p>
           <w:pPr>
-            <w:pStyle w:val="190"/>
+            <w:pStyle w:val="1190"/>
             <w:pBdr/>
             <w:tabs>
               <w:tab w:val="clear" w:leader="none" w:pos="0"/>
@@ -2281,6 +2344,7 @@
             <w:ind/>
             <w:rPr/>
           </w:pPr>
+          <w:r/>
           <w:hyperlink w:tooltip="#_Toc57" w:anchor="_Toc57" w:history="1">
             <w:r>
               <w:rPr>
@@ -2293,19 +2357,19 @@
             </w:r>
             <w:r>
               <w:rPr>
-                <w:rStyle w:val="187"/>
-              </w:rPr>
-            </w:r>
-            <w:r>
-              <w:rPr>
-                <w:rStyle w:val="187"/>
+                <w:rStyle w:val="1187"/>
+              </w:rPr>
+            </w:r>
+            <w:r>
+              <w:rPr>
+                <w:rStyle w:val="1187"/>
                 <w:rtl w:val="0"/>
               </w:rPr>
               <w:t xml:space="preserve"> Специальные требования</w:t>
             </w:r>
             <w:r>
               <w:rPr>
-                <w:rStyle w:val="187"/>
+                <w:rStyle w:val="1187"/>
               </w:rPr>
             </w:r>
             <w:r>
@@ -2320,10 +2384,11 @@
             </w:r>
           </w:hyperlink>
           <w:r/>
+          <w:r/>
         </w:p>
         <w:p>
           <w:pPr>
-            <w:pStyle w:val="189"/>
+            <w:pStyle w:val="1189"/>
             <w:pBdr/>
             <w:tabs>
               <w:tab w:val="clear" w:leader="none" w:pos="0"/>
@@ -2334,6 +2399,7 @@
             <w:ind/>
             <w:rPr/>
           </w:pPr>
+          <w:r/>
           <w:hyperlink w:tooltip="#_Toc58" w:anchor="_Toc58" w:history="1">
             <w:r>
               <w:rPr>
@@ -2346,19 +2412,19 @@
             </w:r>
             <w:r>
               <w:rPr>
-                <w:rStyle w:val="187"/>
-              </w:rPr>
-            </w:r>
-            <w:r>
-              <w:rPr>
-                <w:rStyle w:val="187"/>
+                <w:rStyle w:val="1187"/>
+              </w:rPr>
+            </w:r>
+            <w:r>
+              <w:rPr>
+                <w:rStyle w:val="1187"/>
                 <w:rtl w:val="0"/>
               </w:rPr>
               <w:t xml:space="preserve">ТРЕБОВАНИЯ К ПРОГРАММНОЙ ДОКУМЕНТАЦИИ</w:t>
             </w:r>
             <w:r>
               <w:rPr>
-                <w:rStyle w:val="187"/>
+                <w:rStyle w:val="1187"/>
               </w:rPr>
             </w:r>
             <w:r>
@@ -2373,10 +2439,11 @@
             </w:r>
           </w:hyperlink>
           <w:r/>
+          <w:r/>
         </w:p>
         <w:p>
           <w:pPr>
-            <w:pStyle w:val="190"/>
+            <w:pStyle w:val="1190"/>
             <w:pBdr/>
             <w:tabs>
               <w:tab w:val="clear" w:leader="none" w:pos="0"/>
@@ -2387,6 +2454,7 @@
             <w:ind/>
             <w:rPr/>
           </w:pPr>
+          <w:r/>
           <w:hyperlink w:tooltip="#_Toc59" w:anchor="_Toc59" w:history="1">
             <w:r>
               <w:rPr>
@@ -2399,19 +2467,19 @@
             </w:r>
             <w:r>
               <w:rPr>
-                <w:rStyle w:val="187"/>
-              </w:rPr>
-            </w:r>
-            <w:r>
-              <w:rPr>
-                <w:rStyle w:val="187"/>
+                <w:rStyle w:val="1187"/>
+              </w:rPr>
+            </w:r>
+            <w:r>
+              <w:rPr>
+                <w:rStyle w:val="1187"/>
                 <w:rtl w:val="0"/>
               </w:rPr>
               <w:t xml:space="preserve">Предварительный состав программной документации</w:t>
             </w:r>
             <w:r>
               <w:rPr>
-                <w:rStyle w:val="187"/>
+                <w:rStyle w:val="1187"/>
               </w:rPr>
             </w:r>
             <w:r>
@@ -2426,10 +2494,11 @@
             </w:r>
           </w:hyperlink>
           <w:r/>
+          <w:r/>
         </w:p>
         <w:p>
           <w:pPr>
-            <w:pStyle w:val="190"/>
+            <w:pStyle w:val="1190"/>
             <w:pBdr/>
             <w:tabs>
               <w:tab w:val="clear" w:leader="none" w:pos="0"/>
@@ -2440,6 +2509,7 @@
             <w:ind/>
             <w:rPr/>
           </w:pPr>
+          <w:r/>
           <w:hyperlink w:tooltip="#_Toc60" w:anchor="_Toc60" w:history="1">
             <w:r>
               <w:rPr>
@@ -2452,19 +2522,19 @@
             </w:r>
             <w:r>
               <w:rPr>
-                <w:rStyle w:val="187"/>
-              </w:rPr>
-            </w:r>
-            <w:r>
-              <w:rPr>
-                <w:rStyle w:val="187"/>
+                <w:rStyle w:val="1187"/>
+              </w:rPr>
+            </w:r>
+            <w:r>
+              <w:rPr>
+                <w:rStyle w:val="1187"/>
                 <w:rtl w:val="0"/>
               </w:rPr>
               <w:t xml:space="preserve"> Специальные требования к программной документации</w:t>
             </w:r>
             <w:r>
               <w:rPr>
-                <w:rStyle w:val="187"/>
+                <w:rStyle w:val="1187"/>
               </w:rPr>
             </w:r>
             <w:r>
@@ -2479,10 +2549,11 @@
             </w:r>
           </w:hyperlink>
           <w:r/>
+          <w:r/>
         </w:p>
         <w:p>
           <w:pPr>
-            <w:pStyle w:val="189"/>
+            <w:pStyle w:val="1189"/>
             <w:pBdr/>
             <w:tabs>
               <w:tab w:val="clear" w:leader="none" w:pos="0"/>
@@ -2493,6 +2564,7 @@
             <w:ind/>
             <w:rPr/>
           </w:pPr>
+          <w:r/>
           <w:hyperlink w:tooltip="#_Toc61" w:anchor="_Toc61" w:history="1">
             <w:r>
               <w:rPr>
@@ -2505,19 +2577,19 @@
             </w:r>
             <w:r>
               <w:rPr>
-                <w:rStyle w:val="187"/>
-              </w:rPr>
-            </w:r>
-            <w:r>
-              <w:rPr>
-                <w:rStyle w:val="187"/>
+                <w:rStyle w:val="1187"/>
+              </w:rPr>
+            </w:r>
+            <w:r>
+              <w:rPr>
+                <w:rStyle w:val="1187"/>
                 <w:rtl w:val="0"/>
               </w:rPr>
               <w:t xml:space="preserve">ТЕХНИКО-ЭКОНОМИЧЕСКИЕ ПОКАЗАТЕЛИ</w:t>
             </w:r>
             <w:r>
               <w:rPr>
-                <w:rStyle w:val="187"/>
+                <w:rStyle w:val="1187"/>
               </w:rPr>
             </w:r>
             <w:r>
@@ -2532,10 +2604,11 @@
             </w:r>
           </w:hyperlink>
           <w:r/>
+          <w:r/>
         </w:p>
         <w:p>
           <w:pPr>
-            <w:pStyle w:val="190"/>
+            <w:pStyle w:val="1190"/>
             <w:pBdr/>
             <w:tabs>
               <w:tab w:val="clear" w:leader="none" w:pos="0"/>
@@ -2546,6 +2619,7 @@
             <w:ind/>
             <w:rPr/>
           </w:pPr>
+          <w:r/>
           <w:hyperlink w:tooltip="#_Toc62" w:anchor="_Toc62" w:history="1">
             <w:r>
               <w:rPr>
@@ -2558,19 +2632,19 @@
             </w:r>
             <w:r>
               <w:rPr>
-                <w:rStyle w:val="187"/>
-              </w:rPr>
-            </w:r>
-            <w:r>
-              <w:rPr>
-                <w:rStyle w:val="187"/>
+                <w:rStyle w:val="1187"/>
+              </w:rPr>
+            </w:r>
+            <w:r>
+              <w:rPr>
+                <w:rStyle w:val="1187"/>
                 <w:rtl w:val="0"/>
               </w:rPr>
               <w:t xml:space="preserve"> Предполагаемая потребность</w:t>
             </w:r>
             <w:r>
               <w:rPr>
-                <w:rStyle w:val="187"/>
+                <w:rStyle w:val="1187"/>
               </w:rPr>
             </w:r>
             <w:r>
@@ -2585,10 +2659,11 @@
             </w:r>
           </w:hyperlink>
           <w:r/>
+          <w:r/>
         </w:p>
         <w:p>
           <w:pPr>
-            <w:pStyle w:val="190"/>
+            <w:pStyle w:val="1190"/>
             <w:pBdr/>
             <w:tabs>
               <w:tab w:val="clear" w:leader="none" w:pos="0"/>
@@ -2599,6 +2674,7 @@
             <w:ind/>
             <w:rPr/>
           </w:pPr>
+          <w:r/>
           <w:hyperlink w:tooltip="#_Toc63" w:anchor="_Toc63" w:history="1">
             <w:r>
               <w:rPr>
@@ -2611,19 +2687,19 @@
             </w:r>
             <w:r>
               <w:rPr>
-                <w:rStyle w:val="187"/>
-              </w:rPr>
-            </w:r>
-            <w:r>
-              <w:rPr>
-                <w:rStyle w:val="187"/>
+                <w:rStyle w:val="1187"/>
+              </w:rPr>
+            </w:r>
+            <w:r>
+              <w:rPr>
+                <w:rStyle w:val="1187"/>
                 <w:rtl w:val="0"/>
               </w:rPr>
               <w:t xml:space="preserve"> Целевая аудитория</w:t>
             </w:r>
             <w:r>
               <w:rPr>
-                <w:rStyle w:val="187"/>
+                <w:rStyle w:val="1187"/>
               </w:rPr>
             </w:r>
             <w:r>
@@ -2638,10 +2714,11 @@
             </w:r>
           </w:hyperlink>
           <w:r/>
+          <w:r/>
         </w:p>
         <w:p>
           <w:pPr>
-            <w:pStyle w:val="190"/>
+            <w:pStyle w:val="1190"/>
             <w:pBdr/>
             <w:tabs>
               <w:tab w:val="clear" w:leader="none" w:pos="0"/>
@@ -2652,6 +2729,7 @@
             <w:ind/>
             <w:rPr/>
           </w:pPr>
+          <w:r/>
           <w:hyperlink w:tooltip="#_Toc64" w:anchor="_Toc64" w:history="1">
             <w:r>
               <w:rPr>
@@ -2664,19 +2742,19 @@
             </w:r>
             <w:r>
               <w:rPr>
-                <w:rStyle w:val="187"/>
-              </w:rPr>
-            </w:r>
-            <w:r>
-              <w:rPr>
-                <w:rStyle w:val="187"/>
+                <w:rStyle w:val="1187"/>
+              </w:rPr>
+            </w:r>
+            <w:r>
+              <w:rPr>
+                <w:rStyle w:val="1187"/>
                 <w:rtl w:val="0"/>
               </w:rPr>
               <w:t xml:space="preserve"> Экономические преимущества разработки по сравнению с отечественными и зарубежными образцами или аналогами</w:t>
             </w:r>
             <w:r>
               <w:rPr>
-                <w:rStyle w:val="187"/>
+                <w:rStyle w:val="1187"/>
               </w:rPr>
             </w:r>
             <w:r>
@@ -2691,10 +2769,11 @@
             </w:r>
           </w:hyperlink>
           <w:r/>
+          <w:r/>
         </w:p>
         <w:p>
           <w:pPr>
-            <w:pStyle w:val="189"/>
+            <w:pStyle w:val="1189"/>
             <w:pBdr/>
             <w:tabs>
               <w:tab w:val="clear" w:leader="none" w:pos="0"/>
@@ -2705,6 +2784,7 @@
             <w:ind/>
             <w:rPr/>
           </w:pPr>
+          <w:r/>
           <w:hyperlink w:tooltip="#_Toc65" w:anchor="_Toc65" w:history="1">
             <w:r>
               <w:rPr>
@@ -2717,19 +2797,19 @@
             </w:r>
             <w:r>
               <w:rPr>
-                <w:rStyle w:val="187"/>
-              </w:rPr>
-            </w:r>
-            <w:r>
-              <w:rPr>
-                <w:rStyle w:val="187"/>
+                <w:rStyle w:val="1187"/>
+              </w:rPr>
+            </w:r>
+            <w:r>
+              <w:rPr>
+                <w:rStyle w:val="1187"/>
                 <w:rtl w:val="0"/>
               </w:rPr>
               <w:t xml:space="preserve">СТАДИИ И ЭТАПЫ РАЗРАБОТКИ</w:t>
             </w:r>
             <w:r>
               <w:rPr>
-                <w:rStyle w:val="187"/>
+                <w:rStyle w:val="1187"/>
               </w:rPr>
             </w:r>
             <w:r>
@@ -2744,10 +2824,11 @@
             </w:r>
           </w:hyperlink>
           <w:r/>
+          <w:r/>
         </w:p>
         <w:p>
           <w:pPr>
-            <w:pStyle w:val="189"/>
+            <w:pStyle w:val="1189"/>
             <w:pBdr/>
             <w:tabs>
               <w:tab w:val="clear" w:leader="none" w:pos="0"/>
@@ -2758,6 +2839,7 @@
             <w:ind/>
             <w:rPr/>
           </w:pPr>
+          <w:r/>
           <w:hyperlink w:tooltip="#_Toc66" w:anchor="_Toc66" w:history="1">
             <w:r>
               <w:rPr>
@@ -2770,19 +2852,19 @@
             </w:r>
             <w:r>
               <w:rPr>
-                <w:rStyle w:val="187"/>
-              </w:rPr>
-            </w:r>
-            <w:r>
-              <w:rPr>
-                <w:rStyle w:val="187"/>
+                <w:rStyle w:val="1187"/>
+              </w:rPr>
+            </w:r>
+            <w:r>
+              <w:rPr>
+                <w:rStyle w:val="1187"/>
                 <w:rtl w:val="0"/>
               </w:rPr>
               <w:t xml:space="preserve">ПОРЯДОК КОНТРОЛЯ И ПРИЕМКИ</w:t>
             </w:r>
             <w:r>
               <w:rPr>
-                <w:rStyle w:val="187"/>
+                <w:rStyle w:val="1187"/>
               </w:rPr>
             </w:r>
             <w:r>
@@ -2797,10 +2879,11 @@
             </w:r>
           </w:hyperlink>
           <w:r/>
+          <w:r/>
         </w:p>
         <w:p>
           <w:pPr>
-            <w:pStyle w:val="190"/>
+            <w:pStyle w:val="1190"/>
             <w:pBdr/>
             <w:tabs>
               <w:tab w:val="clear" w:leader="none" w:pos="0"/>
@@ -2811,6 +2894,7 @@
             <w:ind/>
             <w:rPr/>
           </w:pPr>
+          <w:r/>
           <w:hyperlink w:tooltip="#_Toc67" w:anchor="_Toc67" w:history="1">
             <w:r>
               <w:rPr>
@@ -2823,19 +2907,19 @@
             </w:r>
             <w:r>
               <w:rPr>
-                <w:rStyle w:val="187"/>
-              </w:rPr>
-            </w:r>
-            <w:r>
-              <w:rPr>
-                <w:rStyle w:val="187"/>
+                <w:rStyle w:val="1187"/>
+              </w:rPr>
+            </w:r>
+            <w:r>
+              <w:rPr>
+                <w:rStyle w:val="1187"/>
                 <w:rtl w:val="0"/>
               </w:rPr>
               <w:t xml:space="preserve"> Виды испытаний</w:t>
             </w:r>
             <w:r>
               <w:rPr>
-                <w:rStyle w:val="187"/>
+                <w:rStyle w:val="1187"/>
               </w:rPr>
             </w:r>
             <w:r>
@@ -2850,10 +2934,11 @@
             </w:r>
           </w:hyperlink>
           <w:r/>
+          <w:r/>
         </w:p>
         <w:p>
           <w:pPr>
-            <w:pStyle w:val="190"/>
+            <w:pStyle w:val="1190"/>
             <w:pBdr/>
             <w:tabs>
               <w:tab w:val="clear" w:leader="none" w:pos="0"/>
@@ -2864,6 +2949,7 @@
             <w:ind/>
             <w:rPr/>
           </w:pPr>
+          <w:r/>
           <w:hyperlink w:tooltip="#_Toc68" w:anchor="_Toc68" w:history="1">
             <w:r>
               <w:rPr>
@@ -2876,19 +2962,19 @@
             </w:r>
             <w:r>
               <w:rPr>
-                <w:rStyle w:val="187"/>
-              </w:rPr>
-            </w:r>
-            <w:r>
-              <w:rPr>
-                <w:rStyle w:val="187"/>
+                <w:rStyle w:val="1187"/>
+              </w:rPr>
+            </w:r>
+            <w:r>
+              <w:rPr>
+                <w:rStyle w:val="1187"/>
                 <w:rtl w:val="0"/>
               </w:rPr>
               <w:t xml:space="preserve"> Общие требования к приемке работы</w:t>
             </w:r>
             <w:r>
               <w:rPr>
-                <w:rStyle w:val="187"/>
+                <w:rStyle w:val="1187"/>
               </w:rPr>
             </w:r>
             <w:r>
@@ -2903,10 +2989,11 @@
             </w:r>
           </w:hyperlink>
           <w:r/>
+          <w:r/>
         </w:p>
         <w:p>
           <w:pPr>
-            <w:pStyle w:val="189"/>
+            <w:pStyle w:val="1189"/>
             <w:pBdr/>
             <w:tabs>
               <w:tab w:val="right" w:leader="none" w:pos="12000"/>
@@ -2915,22 +3002,23 @@
             <w:ind/>
             <w:rPr/>
           </w:pPr>
+          <w:r/>
           <w:hyperlink w:tooltip="#_Toc69" w:anchor="_Toc69" w:history="1">
             <w:r>
               <w:rPr>
-                <w:rStyle w:val="187"/>
-              </w:rPr>
-            </w:r>
-            <w:r>
-              <w:rPr>
-                <w:rStyle w:val="187"/>
+                <w:rStyle w:val="1187"/>
+              </w:rPr>
+            </w:r>
+            <w:r>
+              <w:rPr>
+                <w:rStyle w:val="1187"/>
                 <w:rtl w:val="0"/>
               </w:rPr>
               <w:t xml:space="preserve">ПРИЛОЖЕНИЕ 1</w:t>
             </w:r>
             <w:r>
               <w:rPr>
-                <w:rStyle w:val="187"/>
+                <w:rStyle w:val="1187"/>
               </w:rPr>
             </w:r>
             <w:r>
@@ -2945,10 +3033,11 @@
             </w:r>
           </w:hyperlink>
           <w:r/>
+          <w:r/>
         </w:p>
         <w:p>
           <w:pPr>
-            <w:pStyle w:val="189"/>
+            <w:pStyle w:val="1189"/>
             <w:pBdr/>
             <w:tabs>
               <w:tab w:val="right" w:leader="none" w:pos="12000"/>
@@ -2957,22 +3046,23 @@
             <w:ind/>
             <w:rPr/>
           </w:pPr>
+          <w:r/>
           <w:hyperlink w:tooltip="#_Toc70" w:anchor="_Toc70" w:history="1">
             <w:r>
               <w:rPr>
-                <w:rStyle w:val="187"/>
-              </w:rPr>
-            </w:r>
-            <w:r>
-              <w:rPr>
-                <w:rStyle w:val="187"/>
+                <w:rStyle w:val="1187"/>
+              </w:rPr>
+            </w:r>
+            <w:r>
+              <w:rPr>
+                <w:rStyle w:val="1187"/>
                 <w:rtl w:val="0"/>
               </w:rPr>
               <w:t xml:space="preserve">ПРИЛОЖЕНИЕ 2</w:t>
             </w:r>
             <w:r>
               <w:rPr>
-                <w:rStyle w:val="187"/>
+                <w:rStyle w:val="1187"/>
               </w:rPr>
             </w:r>
             <w:r>
@@ -2986,6 +3076,7 @@
               <w:fldChar w:fldCharType="end"/>
             </w:r>
           </w:hyperlink>
+          <w:r/>
           <w:r/>
         </w:p>
         <w:p>
@@ -3012,12 +3103,24 @@
               <w:vertAlign w:val="baseline"/>
             </w:rPr>
           </w:pPr>
-          <w:r/>
           <w:r>
             <w:fldChar w:fldCharType="end"/>
           </w:r>
-          <w:r/>
-          <w:r/>
+          <w:r>
+            <w:rPr>
+              <w:rFonts w:ascii="Arial" w:hAnsi="Arial" w:eastAsia="Arial" w:cs="Arial"/>
+              <w:b/>
+              <w:bCs w:val="0"/>
+              <w:i w:val="0"/>
+              <w:smallCaps w:val="0"/>
+              <w:strike w:val="0"/>
+              <w:color w:val="000000"/>
+              <w:sz w:val="22"/>
+              <w:szCs w:val="22"/>
+              <w:u w:val="none"/>
+              <w:vertAlign w:val="baseline"/>
+            </w:rPr>
+          </w:r>
         </w:p>
       </w:sdtContent>
     </w:sdt>
@@ -3043,7 +3146,7 @@
     </w:p>
     <w:p>
       <w:pPr>
-        <w:pStyle w:val="960"/>
+        <w:pStyle w:val="1203"/>
         <w:numPr>
           <w:ilvl w:val="0"/>
           <w:numId w:val="2"/>
@@ -3068,14 +3171,13 @@
         </w:rPr>
         <w:t xml:space="preserve">ВВЕДЕНИЕ</w:t>
       </w:r>
-      <w:r/>
       <w:bookmarkEnd w:id="87"/>
       <w:r/>
       <w:r/>
     </w:p>
     <w:p>
       <w:pPr>
-        <w:pStyle w:val="961"/>
+        <w:pStyle w:val="1204"/>
         <w:numPr>
           <w:ilvl w:val="1"/>
           <w:numId w:val="2"/>
@@ -3100,7 +3202,6 @@
         </w:rPr>
         <w:t xml:space="preserve">Наименование программы</w:t>
       </w:r>
-      <w:r/>
       <w:bookmarkEnd w:id="88"/>
       <w:r/>
       <w:r/>
@@ -3184,7 +3285,7 @@
     </w:p>
     <w:p>
       <w:pPr>
-        <w:pStyle w:val="961"/>
+        <w:pStyle w:val="1204"/>
         <w:numPr>
           <w:ilvl w:val="1"/>
           <w:numId w:val="2"/>
@@ -3209,7 +3310,6 @@
         </w:rPr>
         <w:t xml:space="preserve"> Краткая характеристика области применения</w:t>
       </w:r>
-      <w:r/>
       <w:bookmarkEnd w:id="89"/>
       <w:r/>
       <w:r/>
@@ -3511,37 +3611,30 @@
         </w:rPr>
       </w:r>
       <w:r/>
+    </w:p>
+    <w:p>
+      <w:pPr>
+        <w:pBdr/>
+        <w:tabs>
+          <w:tab w:val="left" w:leader="none" w:pos="0"/>
+        </w:tabs>
+        <w:spacing/>
+        <w:ind/>
+        <w:rPr/>
+      </w:pPr>
+      <w:r>
+        <w:br w:type="page" w:clear="all"/>
+      </w:r>
       <w:r>
         <w:rPr>
           <w:rtl w:val="0"/>
         </w:rPr>
       </w:r>
-      <w:r/>
       <w:r/>
     </w:p>
     <w:p>
       <w:pPr>
-        <w:pBdr/>
-        <w:tabs>
-          <w:tab w:val="left" w:leader="none" w:pos="0"/>
-        </w:tabs>
-        <w:spacing/>
-        <w:ind/>
-        <w:rPr/>
-      </w:pPr>
-      <w:r>
-        <w:br w:type="page" w:clear="all"/>
-      </w:r>
-      <w:r>
-        <w:rPr>
-          <w:rtl w:val="0"/>
-        </w:rPr>
-      </w:r>
-      <w:r/>
-    </w:p>
-    <w:p>
-      <w:pPr>
-        <w:pStyle w:val="960"/>
+        <w:pStyle w:val="1203"/>
         <w:numPr>
           <w:ilvl w:val="0"/>
           <w:numId w:val="2"/>
@@ -3566,14 +3659,13 @@
         </w:rPr>
         <w:t xml:space="preserve">ОСНОВАНИЯ ДЛЯ РАЗРАБОТКИ</w:t>
       </w:r>
-      <w:r/>
       <w:bookmarkEnd w:id="90"/>
       <w:r/>
       <w:r/>
     </w:p>
     <w:p>
       <w:pPr>
-        <w:pStyle w:val="961"/>
+        <w:pStyle w:val="1204"/>
         <w:numPr>
           <w:ilvl w:val="1"/>
           <w:numId w:val="2"/>
@@ -3598,7 +3690,6 @@
         </w:rPr>
         <w:t xml:space="preserve"> Документы, на основании которых ведется разработка</w:t>
       </w:r>
-      <w:r/>
       <w:bookmarkEnd w:id="91"/>
       <w:r/>
       <w:r/>
@@ -3623,7 +3714,7 @@
     </w:p>
     <w:p>
       <w:pPr>
-        <w:pStyle w:val="961"/>
+        <w:pStyle w:val="1204"/>
         <w:numPr>
           <w:ilvl w:val="1"/>
           <w:numId w:val="2"/>
@@ -3648,7 +3739,6 @@
         </w:rPr>
         <w:t xml:space="preserve"> Наименование темы разработки</w:t>
       </w:r>
-      <w:r/>
       <w:bookmarkEnd w:id="92"/>
       <w:r/>
       <w:r/>
@@ -3766,7 +3856,7 @@
     </w:p>
     <w:p>
       <w:pPr>
-        <w:pStyle w:val="960"/>
+        <w:pStyle w:val="1203"/>
         <w:numPr>
           <w:ilvl w:val="0"/>
           <w:numId w:val="2"/>
@@ -3791,14 +3881,13 @@
         </w:rPr>
         <w:t xml:space="preserve">НАЗНАЧЕНИЕ РАЗРАБОТКИ</w:t>
       </w:r>
-      <w:r/>
       <w:bookmarkEnd w:id="93"/>
       <w:r/>
       <w:r/>
     </w:p>
     <w:p>
       <w:pPr>
-        <w:pStyle w:val="961"/>
+        <w:pStyle w:val="1204"/>
         <w:numPr>
           <w:ilvl w:val="1"/>
           <w:numId w:val="2"/>
@@ -3823,7 +3912,6 @@
         </w:rPr>
         <w:t xml:space="preserve">Функциональное назначение</w:t>
       </w:r>
-      <w:r/>
       <w:bookmarkEnd w:id="94"/>
       <w:r/>
       <w:r/>
@@ -4050,7 +4138,7 @@
     </w:p>
     <w:p>
       <w:pPr>
-        <w:pStyle w:val="961"/>
+        <w:pStyle w:val="1204"/>
         <w:numPr>
           <w:ilvl w:val="1"/>
           <w:numId w:val="2"/>
@@ -4075,7 +4163,6 @@
         </w:rPr>
         <w:t xml:space="preserve">Эксплуатационное назначение</w:t>
       </w:r>
-      <w:r/>
       <w:bookmarkEnd w:id="95"/>
       <w:r/>
       <w:r/>
@@ -4307,7 +4394,7 @@
     </w:p>
     <w:p>
       <w:pPr>
-        <w:pStyle w:val="960"/>
+        <w:pStyle w:val="1203"/>
         <w:numPr>
           <w:ilvl w:val="0"/>
           <w:numId w:val="2"/>
@@ -4332,14 +4419,13 @@
         </w:rPr>
         <w:t xml:space="preserve">ТРЕБОВАНИЯ К ПРОГРАММЕ</w:t>
       </w:r>
-      <w:r/>
       <w:bookmarkEnd w:id="96"/>
       <w:r/>
       <w:r/>
     </w:p>
     <w:p>
       <w:pPr>
-        <w:pStyle w:val="961"/>
+        <w:pStyle w:val="1204"/>
         <w:numPr>
           <w:ilvl w:val="1"/>
           <w:numId w:val="2"/>
@@ -4364,14 +4450,13 @@
         </w:rPr>
         <w:t xml:space="preserve"> Требования к функциональным характеристикам</w:t>
       </w:r>
-      <w:r/>
       <w:bookmarkEnd w:id="97"/>
       <w:r/>
       <w:r/>
     </w:p>
     <w:p>
       <w:pPr>
-        <w:pStyle w:val="961"/>
+        <w:pStyle w:val="1204"/>
         <w:numPr>
           <w:ilvl w:val="2"/>
           <w:numId w:val="2"/>
@@ -4396,7 +4481,6 @@
         </w:rPr>
         <w:t xml:space="preserve">Требования к составу выполняемых функций</w:t>
       </w:r>
-      <w:r/>
       <w:bookmarkEnd w:id="98"/>
       <w:r/>
       <w:r/>
@@ -4615,6 +4699,11 @@
           <w:rtl w:val="0"/>
         </w:rPr>
         <w:t xml:space="preserve">Принадлежность к аптечке</w:t>
+      </w:r>
+      <w:r>
+        <w:rPr>
+          <w:u w:val="none"/>
+        </w:rPr>
       </w:r>
       <w:r>
         <w:rPr>
@@ -5175,6 +5264,11 @@
           <w:u w:val="none"/>
         </w:rPr>
       </w:r>
+      <w:r>
+        <w:rPr>
+          <w:u w:val="none"/>
+        </w:rPr>
+      </w:r>
     </w:p>
     <w:p>
       <w:pPr>
@@ -5236,6 +5330,11 @@
           <w:u w:val="none"/>
         </w:rPr>
       </w:r>
+      <w:r>
+        <w:rPr>
+          <w:u w:val="none"/>
+        </w:rPr>
+      </w:r>
     </w:p>
     <w:p>
       <w:pPr>
@@ -5283,7 +5382,6 @@
         </w:rPr>
         <w:t xml:space="preserve">15 минут с момента создания.</w:t>
       </w:r>
-      <w:r/>
       <w:r>
         <w:rPr>
           <w:rtl w:val="0"/>
@@ -5627,6 +5725,11 @@
           <w:u w:val="none"/>
         </w:rPr>
       </w:r>
+      <w:r>
+        <w:rPr>
+          <w:u w:val="none"/>
+        </w:rPr>
+      </w:r>
     </w:p>
     <w:p>
       <w:pPr>
@@ -5655,6 +5758,11 @@
           <w:u w:val="none"/>
         </w:rPr>
       </w:r>
+      <w:r>
+        <w:rPr>
+          <w:u w:val="none"/>
+        </w:rPr>
+      </w:r>
     </w:p>
     <w:p>
       <w:pPr>
@@ -5683,6 +5791,11 @@
           <w:u w:val="none"/>
         </w:rPr>
       </w:r>
+      <w:r>
+        <w:rPr>
+          <w:u w:val="none"/>
+        </w:rPr>
+      </w:r>
     </w:p>
     <w:p>
       <w:pPr>
@@ -5755,6 +5868,11 @@
           <w:u w:val="none"/>
         </w:rPr>
       </w:r>
+      <w:r>
+        <w:rPr>
+          <w:u w:val="none"/>
+        </w:rPr>
+      </w:r>
     </w:p>
     <w:p>
       <w:pPr>
@@ -5783,6 +5901,11 @@
           <w:u w:val="none"/>
         </w:rPr>
       </w:r>
+      <w:r>
+        <w:rPr>
+          <w:u w:val="none"/>
+        </w:rPr>
+      </w:r>
     </w:p>
     <w:p>
       <w:pPr>
@@ -5877,6 +6000,11 @@
           <w:u w:val="none"/>
         </w:rPr>
       </w:r>
+      <w:r>
+        <w:rPr>
+          <w:u w:val="none"/>
+        </w:rPr>
+      </w:r>
     </w:p>
     <w:p>
       <w:pPr>
@@ -5905,6 +6033,11 @@
           <w:u w:val="none"/>
         </w:rPr>
       </w:r>
+      <w:r>
+        <w:rPr>
+          <w:u w:val="none"/>
+        </w:rPr>
+      </w:r>
     </w:p>
     <w:p>
       <w:pPr>
@@ -5999,6 +6132,11 @@
           <w:u w:val="none"/>
         </w:rPr>
       </w:r>
+      <w:r>
+        <w:rPr>
+          <w:u w:val="none"/>
+        </w:rPr>
+      </w:r>
     </w:p>
     <w:p>
       <w:pPr>
@@ -6027,6 +6165,11 @@
           <w:u w:val="none"/>
         </w:rPr>
       </w:r>
+      <w:r>
+        <w:rPr>
+          <w:u w:val="none"/>
+        </w:rPr>
+      </w:r>
     </w:p>
     <w:p>
       <w:pPr>
@@ -6055,6 +6198,11 @@
           <w:u w:val="none"/>
         </w:rPr>
       </w:r>
+      <w:r>
+        <w:rPr>
+          <w:u w:val="none"/>
+        </w:rPr>
+      </w:r>
     </w:p>
     <w:p>
       <w:pPr>
@@ -6083,6 +6231,11 @@
           <w:u w:val="none"/>
         </w:rPr>
       </w:r>
+      <w:r>
+        <w:rPr>
+          <w:u w:val="none"/>
+        </w:rPr>
+      </w:r>
     </w:p>
     <w:p>
       <w:pPr>
@@ -6458,6 +6611,11 @@
           <w:u w:val="none"/>
         </w:rPr>
       </w:r>
+      <w:r>
+        <w:rPr>
+          <w:u w:val="none"/>
+        </w:rPr>
+      </w:r>
     </w:p>
     <w:p>
       <w:pPr>
@@ -6502,6 +6660,11 @@
           <w:rtl w:val="0"/>
         </w:rPr>
         <w:t xml:space="preserve">Администрирование пользователей аптечки не предусмотрено</w:t>
+      </w:r>
+      <w:r>
+        <w:rPr>
+          <w:u w:val="none"/>
+        </w:rPr>
       </w:r>
       <w:r>
         <w:rPr>
@@ -6573,6 +6736,11 @@
           <w:u w:val="none"/>
         </w:rPr>
       </w:r>
+      <w:r>
+        <w:rPr>
+          <w:u w:val="none"/>
+        </w:rPr>
+      </w:r>
     </w:p>
     <w:p>
       <w:pPr>
@@ -6712,19 +6880,22 @@
         </w:rPr>
       </w:r>
       <w:r>
-        <w:t xml:space="preserve">Серверная часть программы идентифицирует пользователей по уникальному ключу безопасности, генерируемому при первом запуске приложения</w:t>
+        <w:t xml:space="preserve">Серверная часть программы идентифицирует пользователей по уникальному </w:t>
       </w:r>
       <w:r>
         <w:rPr>
           <w:lang w:val="ru-RU"/>
         </w:rPr>
+        <w:t xml:space="preserve">идентификатору</w:t>
+      </w:r>
+      <w:r>
+        <w:t xml:space="preserve">, генерируемому при первом запуске приложения</w:t>
+      </w:r>
+      <w:r>
+        <w:rPr>
+          <w:lang w:val="ru-RU"/>
+        </w:rPr>
         <w:t xml:space="preserve">.</w:t>
-      </w:r>
-      <w:r>
-        <w:rPr>
-          <w:highlight w:val="none"/>
-          <w:rtl w:val="0"/>
-        </w:rPr>
       </w:r>
       <w:r>
         <w:rPr>
@@ -6754,7 +6925,20 @@
           <w:rtl w:val="0"/>
           <w:lang w:val="ru-RU"/>
         </w:rPr>
-        <w:t xml:space="preserve">Ключ безопасности используется для:</w:t>
+      </w:r>
+      <w:r>
+        <w:rPr>
+          <w:lang w:val="ru-RU"/>
+        </w:rPr>
+        <w:t xml:space="preserve">Идентификатор </w:t>
+      </w:r>
+      <w:r>
+        <w:rPr>
+          <w:highlight w:val="none"/>
+          <w:rtl w:val="0"/>
+          <w:lang w:val="ru-RU"/>
+        </w:rPr>
+        <w:t xml:space="preserve">используется для:</w:t>
       </w:r>
       <w:r/>
     </w:p>
@@ -6787,6 +6971,7 @@
           <w:lang w:val="ru-RU"/>
         </w:rPr>
       </w:r>
+      <w:r/>
     </w:p>
     <w:p>
       <w:pPr>
@@ -6817,6 +7002,7 @@
           <w:lang w:val="ru-RU"/>
         </w:rPr>
       </w:r>
+      <w:r/>
     </w:p>
     <w:p>
       <w:pPr>
@@ -6847,34 +7033,7 @@
           <w:lang w:val="ru-RU"/>
         </w:rPr>
       </w:r>
-      <w:r>
-        <w:rPr>
-          <w:highlight w:val="none"/>
-          <w:rtl w:val="0"/>
-          <w:lang w:val="ru-RU"/>
-        </w:rPr>
-      </w:r>
-      <w:r>
-        <w:rPr>
-          <w:highlight w:val="none"/>
-          <w:rtl w:val="0"/>
-          <w:lang w:val="ru-RU"/>
-        </w:rPr>
-      </w:r>
-      <w:r>
-        <w:rPr>
-          <w:highlight w:val="none"/>
-          <w:rtl w:val="0"/>
-          <w:lang w:val="ru-RU"/>
-        </w:rPr>
-      </w:r>
-      <w:r>
-        <w:rPr>
-          <w:highlight w:val="none"/>
-          <w:rtl w:val="0"/>
-          <w:lang w:val="ru-RU"/>
-        </w:rPr>
-      </w:r>
+      <w:r/>
     </w:p>
     <w:p>
       <w:pPr>
@@ -6929,6 +7088,11 @@
           <w:u w:val="none"/>
         </w:rPr>
       </w:r>
+      <w:r>
+        <w:rPr>
+          <w:u w:val="none"/>
+        </w:rPr>
+      </w:r>
     </w:p>
     <w:p>
       <w:pPr>
@@ -6957,6 +7121,11 @@
           <w:u w:val="none"/>
         </w:rPr>
       </w:r>
+      <w:r>
+        <w:rPr>
+          <w:u w:val="none"/>
+        </w:rPr>
+      </w:r>
     </w:p>
     <w:p>
       <w:pPr>
@@ -6985,6 +7154,11 @@
           <w:u w:val="none"/>
         </w:rPr>
       </w:r>
+      <w:r>
+        <w:rPr>
+          <w:u w:val="none"/>
+        </w:rPr>
+      </w:r>
     </w:p>
     <w:p>
       <w:pPr>
@@ -7013,6 +7187,11 @@
           <w:u w:val="none"/>
         </w:rPr>
       </w:r>
+      <w:r>
+        <w:rPr>
+          <w:u w:val="none"/>
+        </w:rPr>
+      </w:r>
     </w:p>
     <w:p>
       <w:pPr>
@@ -7041,6 +7220,11 @@
           <w:u w:val="none"/>
         </w:rPr>
       </w:r>
+      <w:r>
+        <w:rPr>
+          <w:u w:val="none"/>
+        </w:rPr>
+      </w:r>
     </w:p>
     <w:p>
       <w:pPr>
@@ -7091,6 +7275,11 @@
           <w:u w:val="none"/>
         </w:rPr>
       </w:r>
+      <w:r>
+        <w:rPr>
+          <w:u w:val="none"/>
+        </w:rPr>
+      </w:r>
     </w:p>
     <w:p>
       <w:pPr>
@@ -7119,6 +7308,11 @@
           <w:u w:val="none"/>
         </w:rPr>
       </w:r>
+      <w:r>
+        <w:rPr>
+          <w:u w:val="none"/>
+        </w:rPr>
+      </w:r>
     </w:p>
     <w:p>
       <w:pPr>
@@ -7147,6 +7341,11 @@
           <w:u w:val="none"/>
         </w:rPr>
       </w:r>
+      <w:r>
+        <w:rPr>
+          <w:u w:val="none"/>
+        </w:rPr>
+      </w:r>
     </w:p>
     <w:p>
       <w:pPr>
@@ -7175,6 +7374,11 @@
           <w:u w:val="none"/>
         </w:rPr>
       </w:r>
+      <w:r>
+        <w:rPr>
+          <w:u w:val="none"/>
+        </w:rPr>
+      </w:r>
     </w:p>
     <w:p>
       <w:pPr>
@@ -7207,6 +7411,11 @@
           <w:u w:val="none"/>
         </w:rPr>
       </w:r>
+      <w:r>
+        <w:rPr>
+          <w:u w:val="none"/>
+        </w:rPr>
+      </w:r>
     </w:p>
     <w:p>
       <w:pPr>
@@ -7235,6 +7444,11 @@
           <w:u w:val="none"/>
         </w:rPr>
       </w:r>
+      <w:r>
+        <w:rPr>
+          <w:u w:val="none"/>
+        </w:rPr>
+      </w:r>
     </w:p>
     <w:p>
       <w:pPr>
@@ -7256,7 +7470,51 @@
         <w:rPr>
           <w:rtl w:val="0"/>
         </w:rPr>
-        <w:t xml:space="preserve">При конфликте фактического числа препарата с курсом лечения, программа сокращает курс лечения до максимально возможного срока</w:t>
+        <w:t xml:space="preserve">При конфликте фактического числа препарата с курсом лечения, программа</w:t>
+      </w:r>
+      <w:r>
+        <w:rPr>
+          <w:rtl w:val="0"/>
+          <w:lang w:val="ru-RU"/>
+        </w:rPr>
+        <w:t xml:space="preserve"> равномерно</w:t>
+      </w:r>
+      <w:r>
+        <w:rPr>
+          <w:rtl w:val="0"/>
+        </w:rPr>
+        <w:t xml:space="preserve"> сокращает </w:t>
+      </w:r>
+      <w:r>
+        <w:rPr>
+          <w:rtl w:val="0"/>
+          <w:lang w:val="ru-RU"/>
+        </w:rPr>
+        <w:t xml:space="preserve">все </w:t>
+      </w:r>
+      <w:r>
+        <w:rPr>
+          <w:rtl w:val="0"/>
+        </w:rPr>
+        <w:t xml:space="preserve">курс</w:t>
+      </w:r>
+      <w:r>
+        <w:rPr>
+          <w:rtl w:val="0"/>
+          <w:lang w:val="ru-RU"/>
+        </w:rPr>
+        <w:t xml:space="preserve">ы</w:t>
+      </w:r>
+      <w:r>
+        <w:rPr>
+          <w:rtl w:val="0"/>
+        </w:rPr>
+        <w:t xml:space="preserve"> лечения до максимально возможного срока</w:t>
+      </w:r>
+      <w:r>
+        <w:rPr>
+          <w:u w:val="none"/>
+        </w:rPr>
       </w:r>
       <w:r>
         <w:rPr>
@@ -7284,11 +7542,24 @@
         <w:rPr>
           <w:rtl w:val="0"/>
         </w:rPr>
-        <w:t xml:space="preserve">Пользователь получает уведомление об изменении его курса лечения</w:t>
+        <w:t xml:space="preserve">Пользователь</w:t>
       </w:r>
       <w:r>
         <w:rPr>
           <w:rtl w:val="0"/>
+          <w:lang w:val="ru-RU"/>
+        </w:rPr>
+        <w:t xml:space="preserve">(и)</w:t>
+      </w:r>
+      <w:r>
+        <w:rPr>
+          <w:rtl w:val="0"/>
+        </w:rPr>
+        <w:t xml:space="preserve"> получает уведомление об изменении его курса лечения</w:t>
+      </w:r>
+      <w:r>
+        <w:rPr>
+          <w:u w:val="none"/>
         </w:rPr>
       </w:r>
       <w:r>
@@ -7299,7 +7570,7 @@
     </w:p>
     <w:p>
       <w:pPr>
-        <w:pStyle w:val="961"/>
+        <w:pStyle w:val="1204"/>
         <w:numPr>
           <w:ilvl w:val="2"/>
           <w:numId w:val="2"/>
@@ -7324,7 +7595,6 @@
         </w:rPr>
         <w:t xml:space="preserve">Требования к организации входных данных</w:t>
       </w:r>
-      <w:r/>
       <w:bookmarkEnd w:id="99"/>
       <w:r/>
       <w:r/>
@@ -7554,6 +7824,11 @@
           <w:u w:val="none"/>
         </w:rPr>
       </w:r>
+      <w:r>
+        <w:rPr>
+          <w:u w:val="none"/>
+        </w:rPr>
+      </w:r>
     </w:p>
     <w:p>
       <w:pPr>
@@ -7585,7 +7860,7 @@
     </w:p>
     <w:p>
       <w:pPr>
-        <w:pStyle w:val="961"/>
+        <w:pStyle w:val="1204"/>
         <w:numPr>
           <w:ilvl w:val="2"/>
           <w:numId w:val="2"/>
@@ -7610,7 +7885,6 @@
         </w:rPr>
         <w:t xml:space="preserve">Требования к организации выходных данных</w:t>
       </w:r>
-      <w:r/>
       <w:bookmarkEnd w:id="100"/>
       <w:r/>
       <w:r/>
@@ -7640,7 +7914,7 @@
     </w:p>
     <w:p>
       <w:pPr>
-        <w:pStyle w:val="961"/>
+        <w:pStyle w:val="1204"/>
         <w:numPr>
           <w:ilvl w:val="2"/>
           <w:numId w:val="2"/>
@@ -7665,7 +7939,6 @@
         </w:rPr>
         <w:t xml:space="preserve">Требования к временным характеристикам</w:t>
       </w:r>
-      <w:r/>
       <w:bookmarkEnd w:id="101"/>
       <w:r/>
       <w:r/>
@@ -7690,7 +7963,7 @@
     </w:p>
     <w:p>
       <w:pPr>
-        <w:pStyle w:val="961"/>
+        <w:pStyle w:val="1204"/>
         <w:numPr>
           <w:ilvl w:val="1"/>
           <w:numId w:val="2"/>
@@ -7715,7 +7988,6 @@
         </w:rPr>
         <w:t xml:space="preserve">Требования к интерфейсу</w:t>
       </w:r>
-      <w:r/>
       <w:bookmarkEnd w:id="102"/>
       <w:r/>
       <w:r/>
@@ -7749,6 +8021,12 @@
           <w:bCs w:val="0"/>
         </w:rPr>
       </w:r>
+      <w:r>
+        <w:rPr>
+          <w:b w:val="0"/>
+          <w:bCs w:val="0"/>
+        </w:rPr>
+      </w:r>
     </w:p>
     <w:p>
       <w:pPr>
@@ -7999,6 +8277,12 @@
           <w:bCs w:val="0"/>
         </w:rPr>
       </w:r>
+      <w:r>
+        <w:rPr>
+          <w:b w:val="0"/>
+          <w:bCs w:val="0"/>
+        </w:rPr>
+      </w:r>
     </w:p>
     <w:p>
       <w:pPr>
@@ -8024,7 +8308,7 @@
     </w:p>
     <w:p>
       <w:pPr>
-        <w:pStyle w:val="961"/>
+        <w:pStyle w:val="1204"/>
         <w:numPr>
           <w:ilvl w:val="1"/>
           <w:numId w:val="2"/>
@@ -8049,7 +8333,6 @@
         </w:rPr>
         <w:t xml:space="preserve"> Требования к надежности</w:t>
       </w:r>
-      <w:r/>
       <w:bookmarkEnd w:id="103"/>
       <w:r/>
       <w:r/>
@@ -8074,7 +8357,7 @@
     </w:p>
     <w:p>
       <w:pPr>
-        <w:pStyle w:val="961"/>
+        <w:pStyle w:val="1204"/>
         <w:numPr>
           <w:ilvl w:val="1"/>
           <w:numId w:val="2"/>
@@ -8099,14 +8382,13 @@
         </w:rPr>
         <w:t xml:space="preserve">Условия эксплуатации</w:t>
       </w:r>
-      <w:r/>
       <w:bookmarkEnd w:id="104"/>
       <w:r/>
       <w:r/>
     </w:p>
     <w:p>
       <w:pPr>
-        <w:pStyle w:val="961"/>
+        <w:pStyle w:val="1204"/>
         <w:numPr>
           <w:ilvl w:val="2"/>
           <w:numId w:val="2"/>
@@ -8131,7 +8413,6 @@
         </w:rPr>
         <w:t xml:space="preserve">Климатические условия эксплуатации</w:t>
       </w:r>
-      <w:r/>
       <w:bookmarkEnd w:id="105"/>
       <w:r/>
       <w:r/>
@@ -8156,7 +8437,7 @@
     </w:p>
     <w:p>
       <w:pPr>
-        <w:pStyle w:val="961"/>
+        <w:pStyle w:val="1204"/>
         <w:numPr>
           <w:ilvl w:val="2"/>
           <w:numId w:val="2"/>
@@ -8181,7 +8462,6 @@
         </w:rPr>
         <w:t xml:space="preserve">Требования к видам обслуживания</w:t>
       </w:r>
-      <w:r/>
       <w:bookmarkEnd w:id="106"/>
       <w:r/>
       <w:r/>
@@ -8212,7 +8492,7 @@
     </w:p>
     <w:p>
       <w:pPr>
-        <w:pStyle w:val="961"/>
+        <w:pStyle w:val="1204"/>
         <w:numPr>
           <w:ilvl w:val="2"/>
           <w:numId w:val="2"/>
@@ -8237,7 +8517,6 @@
         </w:rPr>
         <w:t xml:space="preserve">Требования к численности и квалификации персонала</w:t>
       </w:r>
-      <w:r/>
       <w:bookmarkEnd w:id="107"/>
       <w:r/>
       <w:r/>
@@ -8281,7 +8560,7 @@
       </w:r>
       <w:r>
         <w:rPr>
-          <w:rtl w:val="0"/>
+          <w:vertAlign w:val="baseline"/>
         </w:rPr>
       </w:r>
       <w:r>
@@ -8292,7 +8571,7 @@
     </w:p>
     <w:p>
       <w:pPr>
-        <w:pStyle w:val="961"/>
+        <w:pStyle w:val="1204"/>
         <w:numPr>
           <w:ilvl w:val="1"/>
           <w:numId w:val="2"/>
@@ -8317,7 +8596,6 @@
         </w:rPr>
         <w:t xml:space="preserve">Требования к составу и параметрам технических средств</w:t>
       </w:r>
-      <w:r/>
       <w:bookmarkEnd w:id="108"/>
       <w:r/>
       <w:r/>
@@ -8378,7 +8656,6 @@
         <w:t xml:space="preserve">+.</w:t>
       </w:r>
       <w:r/>
-      <w:r/>
     </w:p>
     <w:p>
       <w:pPr>
@@ -8502,12 +8779,6 @@
         </w:rPr>
       </w:r>
       <w:r>
-        <w:rPr>
-          <w:highlight w:val="none"/>
-          <w:rtl w:val="0"/>
-        </w:rPr>
-      </w:r>
-      <w:r>
         <w:t xml:space="preserve">VPS с ОС Linux </w:t>
       </w:r>
       <w:r>
@@ -8539,12 +8810,6 @@
         </w:rPr>
       </w:r>
       <w:r>
-        <w:rPr>
-          <w:highlight w:val="none"/>
-          <w:rtl w:val="0"/>
-        </w:rPr>
-      </w:r>
-      <w:r>
         <w:t xml:space="preserve">Docker Engine версии 24.0</w:t>
       </w:r>
       <w:r>
@@ -8579,13 +8844,6 @@
         </w:rPr>
       </w:r>
       <w:r>
-        <w:rPr>
-          <w:highlight w:val="none"/>
-          <w:rtl w:val="0"/>
-          <w:lang w:val="ru-RU"/>
-        </w:rPr>
-      </w:r>
-      <w:r>
         <w:t xml:space="preserve">PostgreSQL версии 15 или выше</w:t>
       </w:r>
       <w:r>
@@ -8626,6 +8884,7 @@
           <w:lang w:val="ru-RU"/>
         </w:rPr>
       </w:r>
+      <w:r/>
     </w:p>
     <w:p>
       <w:pPr>
@@ -8656,31 +8915,11 @@
           <w:lang w:val="ru-RU"/>
         </w:rPr>
       </w:r>
-      <w:r>
-        <w:rPr>
-          <w:highlight w:val="none"/>
-          <w:rtl w:val="0"/>
-          <w:lang w:val="ru-RU"/>
-        </w:rPr>
-      </w:r>
-      <w:r>
-        <w:rPr>
-          <w:highlight w:val="none"/>
-          <w:rtl w:val="0"/>
-          <w:lang w:val="ru-RU"/>
-        </w:rPr>
-      </w:r>
-      <w:r>
-        <w:rPr>
-          <w:highlight w:val="none"/>
-          <w:rtl w:val="0"/>
-          <w:lang w:val="ru-RU"/>
-        </w:rPr>
-      </w:r>
+      <w:r/>
     </w:p>
     <w:p>
       <w:pPr>
-        <w:pStyle w:val="961"/>
+        <w:pStyle w:val="1204"/>
         <w:numPr>
           <w:ilvl w:val="1"/>
           <w:numId w:val="2"/>
@@ -8705,14 +8944,13 @@
         </w:rPr>
         <w:t xml:space="preserve">Требования к информационной и программной совместимости</w:t>
       </w:r>
-      <w:r/>
       <w:bookmarkEnd w:id="109"/>
       <w:r/>
       <w:r/>
     </w:p>
     <w:p>
       <w:pPr>
-        <w:pStyle w:val="961"/>
+        <w:pStyle w:val="1204"/>
         <w:numPr>
           <w:ilvl w:val="2"/>
           <w:numId w:val="2"/>
@@ -8737,7 +8975,6 @@
         </w:rPr>
         <w:t xml:space="preserve">Требования к информационным структурам и методам решения</w:t>
       </w:r>
-      <w:r/>
       <w:bookmarkEnd w:id="110"/>
       <w:r/>
       <w:r/>
@@ -8762,7 +8999,7 @@
     </w:p>
     <w:p>
       <w:pPr>
-        <w:pStyle w:val="961"/>
+        <w:pStyle w:val="1204"/>
         <w:numPr>
           <w:ilvl w:val="2"/>
           <w:numId w:val="2"/>
@@ -8787,7 +9024,6 @@
         </w:rPr>
         <w:t xml:space="preserve">Требования к программным средствам, используемым программой.</w:t>
       </w:r>
-      <w:r/>
       <w:bookmarkEnd w:id="111"/>
       <w:r/>
       <w:r/>
@@ -8830,7 +9066,7 @@
     </w:p>
     <w:p>
       <w:pPr>
-        <w:pStyle w:val="961"/>
+        <w:pStyle w:val="1204"/>
         <w:numPr>
           <w:ilvl w:val="2"/>
           <w:numId w:val="2"/>
@@ -8855,7 +9091,6 @@
         </w:rPr>
         <w:t xml:space="preserve">Требования к исходным кодам и языкам программирования</w:t>
       </w:r>
-      <w:r/>
       <w:bookmarkEnd w:id="112"/>
       <w:r/>
       <w:r/>
@@ -8894,7 +9129,7 @@
     </w:p>
     <w:p>
       <w:pPr>
-        <w:pStyle w:val="961"/>
+        <w:pStyle w:val="1204"/>
         <w:numPr>
           <w:ilvl w:val="2"/>
           <w:numId w:val="2"/>
@@ -8910,7 +9145,6 @@
       <w:r/>
       <w:bookmarkStart w:id="113" w:name="_Toc54"/>
       <w:r/>
-      <w:bookmarkStart w:id="86" w:name="_Toc27"/>
       <w:r/>
       <w:bookmarkStart w:id="32" w:name="_7sqzjr88s0w1"/>
       <w:r/>
@@ -8945,24 +9179,24 @@
       </w:r>
       <w:r>
         <w:rPr>
+          <w:rtl w:val="0"/>
+        </w:rPr>
+        <w:t xml:space="preserve">Архитектура приложения реализована по принципу privacy by design:</w:t>
+      </w:r>
+      <w:r>
+        <w:rPr>
+          <w:rtl w:val="0"/>
+        </w:rPr>
+      </w:r>
+      <w:r>
+        <w:rPr>
           <w:highlight w:val="none"/>
-        </w:rPr>
-      </w:r>
-      <w:r>
-        <w:rPr>
-          <w:rtl w:val="0"/>
-        </w:rPr>
-        <w:t xml:space="preserve">Архитектура приложения реализована по принципу privacy by design:</w:t>
-      </w:r>
-      <w:r>
-        <w:rPr>
-          <w:rtl w:val="0"/>
         </w:rPr>
       </w:r>
     </w:p>
     <w:p>
       <w:pPr>
-        <w:pStyle w:val="165"/>
+        <w:pStyle w:val="1165"/>
         <w:numPr>
           <w:ilvl w:val="3"/>
           <w:numId w:val="2"/>
@@ -8982,12 +9216,6 @@
         </w:rPr>
       </w:r>
       <w:r>
-        <w:rPr>
-          <w:highlight w:val="none"/>
-          <w:rtl w:val="0"/>
-        </w:rPr>
-      </w:r>
-      <w:r>
         <w:t xml:space="preserve">Сервер не хранит персональных данных пользователей (имена, email, телефоны, IP-адреса)</w:t>
       </w:r>
       <w:r>
@@ -9000,7 +9228,7 @@
     </w:p>
     <w:p>
       <w:pPr>
-        <w:pStyle w:val="165"/>
+        <w:pStyle w:val="1165"/>
         <w:numPr>
           <w:ilvl w:val="3"/>
           <w:numId w:val="2"/>
@@ -9018,18 +9246,33 @@
           <w:highlight w:val="none"/>
           <w:rtl w:val="0"/>
         </w:rPr>
-        <w:t xml:space="preserve">Идентификация пользователей осуществляется по автоматически сгенерированному ключу безопасности, не связанному с личностью</w:t>
-      </w:r>
+        <w:t xml:space="preserve">Идентификация пользователей осуществляется по автоматически сгенерированному </w:t>
+      </w:r>
+      <w:r>
+        <w:rPr>
+          <w:lang w:val="ru-RU"/>
+        </w:rPr>
+        <w:t xml:space="preserve">идентификатору</w:t>
+      </w:r>
+      <w:r/>
       <w:r>
         <w:rPr>
           <w:highlight w:val="none"/>
           <w:rtl w:val="0"/>
         </w:rPr>
-      </w:r>
+        <w:t xml:space="preserve">, не связанному с личностью</w:t>
+      </w:r>
+      <w:r>
+        <w:rPr>
+          <w:highlight w:val="none"/>
+          <w:rtl w:val="0"/>
+        </w:rPr>
+      </w:r>
+      <w:r/>
     </w:p>
     <w:p>
       <w:pPr>
-        <w:pStyle w:val="165"/>
+        <w:pStyle w:val="1165"/>
         <w:numPr>
           <w:ilvl w:val="3"/>
           <w:numId w:val="2"/>
@@ -9055,34 +9298,11 @@
           <w:rtl w:val="0"/>
         </w:rPr>
       </w:r>
-      <w:r>
-        <w:rPr>
-          <w:highlight w:val="none"/>
-          <w:rtl w:val="0"/>
-        </w:rPr>
-      </w:r>
-      <w:r>
-        <w:rPr>
-          <w:highlight w:val="none"/>
-          <w:rtl w:val="0"/>
-        </w:rPr>
-      </w:r>
-      <w:r>
-        <w:rPr>
-          <w:highlight w:val="none"/>
-          <w:rtl w:val="0"/>
-        </w:rPr>
-      </w:r>
-      <w:r>
-        <w:rPr>
-          <w:highlight w:val="none"/>
-          <w:rtl w:val="0"/>
-        </w:rPr>
-      </w:r>
+      <w:r/>
     </w:p>
     <w:p>
       <w:pPr>
-        <w:pStyle w:val="961"/>
+        <w:pStyle w:val="1204"/>
         <w:numPr>
           <w:ilvl w:val="2"/>
           <w:numId w:val="2"/>
@@ -9116,8 +9336,9 @@
         <w:ind/>
         <w:rPr/>
       </w:pPr>
-      <w:r>
-        <w:t xml:space="preserve">Серверная часть программы должна быть реализована на языке Kotlin с использованием фреймворка Ktor. Взаимодействие с базой данных осуществляется посредством ORM Exposed. API должно соответствовать архитектурному стилю REST и документироваться в формате Open</w:t>
+      <w:r/>
+      <w:r>
+        <w:t xml:space="preserve">API должно соответствовать архитектурному стилю REST и документироваться в формате Open</w:t>
       </w:r>
       <w:r>
         <w:t xml:space="preserve">API 3.0.</w:t>
@@ -9136,18 +9357,20 @@
       <w:r>
         <w:t xml:space="preserve">Серверная часть обеспечивает:</w:t>
       </w:r>
-      <w:r/>
       <w:r>
         <w:rPr>
           <w:rtl w:val="0"/>
         </w:rPr>
       </w:r>
-      <w:r/>
-      <w:r/>
+      <w:r>
+        <w:rPr>
+          <w:highlight w:val="none"/>
+        </w:rPr>
+      </w:r>
     </w:p>
     <w:p>
       <w:pPr>
-        <w:pStyle w:val="165"/>
+        <w:pStyle w:val="1165"/>
         <w:numPr>
           <w:ilvl w:val="3"/>
           <w:numId w:val="2"/>
@@ -9163,11 +9386,6 @@
         </w:rPr>
       </w:r>
       <w:r>
-        <w:rPr>
-          <w:highlight w:val="none"/>
-        </w:rPr>
-      </w:r>
-      <w:r>
         <w:t xml:space="preserve">Хранение и предоставление справочника препаратов (~25 000 записей)</w:t>
       </w:r>
       <w:r>
@@ -9179,7 +9397,7 @@
     </w:p>
     <w:p>
       <w:pPr>
-        <w:pStyle w:val="165"/>
+        <w:pStyle w:val="1165"/>
         <w:numPr>
           <w:ilvl w:val="3"/>
           <w:numId w:val="2"/>
@@ -9200,10 +9418,11 @@
           <w:highlight w:val="none"/>
         </w:rPr>
       </w:r>
+      <w:r/>
     </w:p>
     <w:p>
       <w:pPr>
-        <w:pStyle w:val="165"/>
+        <w:pStyle w:val="1165"/>
         <w:numPr>
           <w:ilvl w:val="3"/>
           <w:numId w:val="2"/>
@@ -9224,10 +9443,11 @@
           <w:highlight w:val="none"/>
         </w:rPr>
       </w:r>
+      <w:r/>
     </w:p>
     <w:p>
       <w:pPr>
-        <w:pStyle w:val="165"/>
+        <w:pStyle w:val="1165"/>
         <w:numPr>
           <w:ilvl w:val="3"/>
           <w:numId w:val="2"/>
@@ -9248,30 +9468,11 @@
           <w:highlight w:val="none"/>
         </w:rPr>
       </w:r>
-      <w:r>
-        <w:rPr>
-          <w:highlight w:val="none"/>
-        </w:rPr>
-      </w:r>
-      <w:r>
-        <w:rPr>
-          <w:highlight w:val="none"/>
-        </w:rPr>
-      </w:r>
-      <w:r>
-        <w:rPr>
-          <w:highlight w:val="none"/>
-        </w:rPr>
-      </w:r>
-      <w:r>
-        <w:rPr>
-          <w:highlight w:val="none"/>
-        </w:rPr>
-      </w:r>
+      <w:r/>
     </w:p>
     <w:p>
       <w:pPr>
-        <w:pStyle w:val="961"/>
+        <w:pStyle w:val="1204"/>
         <w:numPr>
           <w:ilvl w:val="1"/>
           <w:numId w:val="2"/>
@@ -9296,7 +9497,6 @@
         </w:rPr>
         <w:t xml:space="preserve"> Требования к маркировке и упаковке</w:t>
       </w:r>
-      <w:r/>
       <w:bookmarkEnd w:id="115"/>
       <w:r/>
       <w:r/>
@@ -9328,7 +9528,7 @@
     </w:p>
     <w:p>
       <w:pPr>
-        <w:pStyle w:val="961"/>
+        <w:pStyle w:val="1204"/>
         <w:numPr>
           <w:ilvl w:val="1"/>
           <w:numId w:val="2"/>
@@ -9353,7 +9553,6 @@
         </w:rPr>
         <w:t xml:space="preserve"> Специальные требования</w:t>
       </w:r>
-      <w:r/>
       <w:bookmarkEnd w:id="116"/>
       <w:r/>
       <w:r/>
@@ -9399,7 +9598,7 @@
     </w:p>
     <w:p>
       <w:pPr>
-        <w:pStyle w:val="960"/>
+        <w:pStyle w:val="1203"/>
         <w:numPr>
           <w:ilvl w:val="0"/>
           <w:numId w:val="2"/>
@@ -9424,14 +9623,13 @@
         </w:rPr>
         <w:t xml:space="preserve">ТРЕБОВАНИЯ К ПРОГРАММНОЙ ДОКУМЕНТАЦИИ</w:t>
       </w:r>
-      <w:r/>
       <w:bookmarkEnd w:id="117"/>
       <w:r/>
       <w:r/>
     </w:p>
     <w:p>
       <w:pPr>
-        <w:pStyle w:val="961"/>
+        <w:pStyle w:val="1204"/>
         <w:numPr>
           <w:ilvl w:val="1"/>
           <w:numId w:val="2"/>
@@ -9456,7 +9654,6 @@
         </w:rPr>
         <w:t xml:space="preserve">Предварительный состав программной документации</w:t>
       </w:r>
-      <w:r/>
       <w:bookmarkEnd w:id="118"/>
       <w:r/>
       <w:r/>
@@ -9552,6 +9749,19 @@
           <w:vertAlign w:val="baseline"/>
         </w:rPr>
       </w:r>
+      <w:r>
+        <w:rPr>
+          <w:i w:val="0"/>
+          <w:iCs w:val="0"/>
+          <w:smallCaps w:val="0"/>
+          <w:strike w:val="0"/>
+          <w:color w:val="000000"/>
+          <w:sz w:val="24"/>
+          <w:szCs w:val="24"/>
+          <w:shd w:val="clear" w:color="auto" w:fill="auto"/>
+          <w:vertAlign w:val="baseline"/>
+        </w:rPr>
+      </w:r>
     </w:p>
     <w:p>
       <w:pPr>
@@ -9640,6 +9850,19 @@
           <w:vertAlign w:val="baseline"/>
         </w:rPr>
       </w:r>
+      <w:r>
+        <w:rPr>
+          <w:i w:val="0"/>
+          <w:iCs w:val="0"/>
+          <w:smallCaps w:val="0"/>
+          <w:strike w:val="0"/>
+          <w:color w:val="000000"/>
+          <w:sz w:val="24"/>
+          <w:szCs w:val="24"/>
+          <w:shd w:val="clear" w:color="auto" w:fill="auto"/>
+          <w:vertAlign w:val="baseline"/>
+        </w:rPr>
+      </w:r>
     </w:p>
     <w:p>
       <w:pPr>
@@ -9728,6 +9951,19 @@
           <w:vertAlign w:val="baseline"/>
         </w:rPr>
       </w:r>
+      <w:r>
+        <w:rPr>
+          <w:i w:val="0"/>
+          <w:iCs w:val="0"/>
+          <w:smallCaps w:val="0"/>
+          <w:strike w:val="0"/>
+          <w:color w:val="000000"/>
+          <w:sz w:val="24"/>
+          <w:szCs w:val="24"/>
+          <w:shd w:val="clear" w:color="auto" w:fill="auto"/>
+          <w:vertAlign w:val="baseline"/>
+        </w:rPr>
+      </w:r>
     </w:p>
     <w:p>
       <w:pPr>
@@ -9816,6 +10052,19 @@
           <w:vertAlign w:val="baseline"/>
         </w:rPr>
       </w:r>
+      <w:r>
+        <w:rPr>
+          <w:i w:val="0"/>
+          <w:iCs w:val="0"/>
+          <w:smallCaps w:val="0"/>
+          <w:strike w:val="0"/>
+          <w:color w:val="000000"/>
+          <w:sz w:val="24"/>
+          <w:szCs w:val="24"/>
+          <w:shd w:val="clear" w:color="auto" w:fill="auto"/>
+          <w:vertAlign w:val="baseline"/>
+        </w:rPr>
+      </w:r>
     </w:p>
     <w:p>
       <w:pPr>
@@ -9904,6 +10153,19 @@
           <w:vertAlign w:val="baseline"/>
         </w:rPr>
       </w:r>
+      <w:r>
+        <w:rPr>
+          <w:i w:val="0"/>
+          <w:iCs w:val="0"/>
+          <w:smallCaps w:val="0"/>
+          <w:strike w:val="0"/>
+          <w:color w:val="000000"/>
+          <w:sz w:val="24"/>
+          <w:szCs w:val="24"/>
+          <w:shd w:val="clear" w:color="auto" w:fill="auto"/>
+          <w:vertAlign w:val="baseline"/>
+        </w:rPr>
+      </w:r>
     </w:p>
     <w:p>
       <w:pPr>
@@ -9957,10 +10219,24 @@
           <w:vertAlign w:val="baseline"/>
         </w:rPr>
       </w:r>
+      <w:r>
+        <w:rPr>
+          <w:i w:val="0"/>
+          <w:iCs w:val="0"/>
+          <w:smallCaps w:val="0"/>
+          <w:strike w:val="0"/>
+          <w:color w:val="000000"/>
+          <w:sz w:val="24"/>
+          <w:szCs w:val="24"/>
+          <w:u w:val="none"/>
+          <w:shd w:val="clear" w:color="auto" w:fill="auto"/>
+          <w:vertAlign w:val="baseline"/>
+        </w:rPr>
+      </w:r>
     </w:p>
     <w:p>
       <w:pPr>
-        <w:pStyle w:val="961"/>
+        <w:pStyle w:val="1204"/>
         <w:numPr>
           <w:ilvl w:val="1"/>
           <w:numId w:val="2"/>
@@ -9985,7 +10261,6 @@
         </w:rPr>
         <w:t xml:space="preserve"> Специальные требования к программной документации</w:t>
       </w:r>
-      <w:r/>
       <w:bookmarkEnd w:id="119"/>
       <w:r/>
       <w:r/>
@@ -10241,7 +10516,7 @@
     </w:p>
     <w:p>
       <w:pPr>
-        <w:pStyle w:val="960"/>
+        <w:pStyle w:val="1203"/>
         <w:numPr>
           <w:ilvl w:val="0"/>
           <w:numId w:val="2"/>
@@ -10266,14 +10541,13 @@
         </w:rPr>
         <w:t xml:space="preserve">ТЕХНИКО-ЭКОНОМИЧЕСКИЕ ПОКАЗАТЕЛИ</w:t>
       </w:r>
-      <w:r/>
       <w:bookmarkEnd w:id="120"/>
       <w:r/>
       <w:r/>
     </w:p>
     <w:p>
       <w:pPr>
-        <w:pStyle w:val="961"/>
+        <w:pStyle w:val="1204"/>
         <w:numPr>
           <w:ilvl w:val="1"/>
           <w:numId w:val="2"/>
@@ -10298,7 +10572,6 @@
         </w:rPr>
         <w:t xml:space="preserve"> Предполагаемая потребность</w:t>
       </w:r>
-      <w:r/>
       <w:bookmarkEnd w:id="121"/>
       <w:r/>
       <w:r/>
@@ -10400,7 +10673,7 @@
     </w:p>
     <w:p>
       <w:pPr>
-        <w:pStyle w:val="961"/>
+        <w:pStyle w:val="1204"/>
         <w:numPr>
           <w:ilvl w:val="1"/>
           <w:numId w:val="2"/>
@@ -10425,7 +10698,6 @@
         </w:rPr>
         <w:t xml:space="preserve"> Целевая аудитория</w:t>
       </w:r>
-      <w:r/>
       <w:bookmarkEnd w:id="122"/>
       <w:r/>
       <w:r/>
@@ -10525,7 +10797,7 @@
     </w:p>
     <w:p>
       <w:pPr>
-        <w:pStyle w:val="961"/>
+        <w:pStyle w:val="1204"/>
         <w:numPr>
           <w:ilvl w:val="1"/>
           <w:numId w:val="2"/>
@@ -10550,7 +10822,6 @@
         </w:rPr>
         <w:t xml:space="preserve"> Экономические преимущества разработки по сравнению с отечественными и зарубежными образцами или аналогами</w:t>
       </w:r>
-      <w:r/>
       <w:bookmarkEnd w:id="123"/>
       <w:r/>
       <w:r/>
@@ -10647,34 +10918,34 @@
         </w:rPr>
         <w:t xml:space="preserve">Подробное сравнение представлено в следующей таблице.</w:t>
       </w:r>
+      <w:r>
+        <w:rPr>
+          <w:highlight w:val="none"/>
+        </w:rPr>
+      </w:r>
+    </w:p>
+    <w:p>
+      <w:pPr>
+        <w:pBdr/>
+        <w:spacing/>
+        <w:ind/>
+        <w:rPr/>
+      </w:pPr>
+      <w:r>
+        <w:rPr>
+          <w:highlight w:val="none"/>
+        </w:rPr>
+      </w:r>
+      <w:r>
+        <w:rPr>
+          <w:highlight w:val="none"/>
+        </w:rPr>
+      </w:r>
       <w:r/>
     </w:p>
-    <w:p>
-      <w:pPr>
-        <w:pBdr/>
-        <w:spacing/>
-        <w:ind/>
-        <w:rPr/>
-      </w:pPr>
-      <w:r>
-        <w:rPr>
-          <w:highlight w:val="none"/>
-        </w:rPr>
-      </w:r>
-      <w:r>
-        <w:rPr>
-          <w:highlight w:val="none"/>
-        </w:rPr>
-      </w:r>
-      <w:r>
-        <w:rPr>
-          <w:highlight w:val="none"/>
-        </w:rPr>
-      </w:r>
-    </w:p>
     <w:tbl>
       <w:tblPr>
-        <w:tblStyle w:val="12"/>
+        <w:tblStyle w:val="1021"/>
         <w:tblW w:w="0" w:type="auto"/>
         <w:tblBorders/>
         <w:tblLook w:val="04A0" w:firstRow="1" w:lastRow="0" w:firstColumn="1" w:lastColumn="0" w:noHBand="0" w:noVBand="1"/>
@@ -11712,19 +11983,6 @@
               </w:rPr>
               <w:t xml:space="preserve">DataMatrix</w:t>
             </w:r>
-            <w:r/>
-            <w:r>
-              <w:rPr>
-                <w:highlight w:val="none"/>
-                <w:lang w:val="en-US"/>
-              </w:rPr>
-            </w:r>
-            <w:r>
-              <w:rPr>
-                <w:highlight w:val="none"/>
-                <w:lang w:val="en-US"/>
-              </w:rPr>
-            </w:r>
             <w:r>
               <w:rPr>
                 <w:highlight w:val="none"/>
@@ -11909,6 +12167,11 @@
                 <w:lang w:val="ru-RU"/>
               </w:rPr>
             </w:r>
+            <w:r>
+              <w:rPr>
+                <w:lang w:val="ru-RU"/>
+              </w:rPr>
+            </w:r>
           </w:p>
         </w:tc>
         <w:tc>
@@ -12084,23 +12347,6 @@
             </w:r>
             <w:r>
               <w:rPr>
-                <w:lang w:val="ru-RU"/>
-              </w:rPr>
-            </w:r>
-            <w:r>
-              <w:rPr>
-                <w:highlight w:val="none"/>
-                <w:lang w:val="ru-RU" w:bidi="ru-RU"/>
-              </w:rPr>
-            </w:r>
-            <w:r>
-              <w:rPr>
-                <w:highlight w:val="none"/>
-                <w:lang w:val="ru-RU" w:bidi="ru-RU"/>
-              </w:rPr>
-            </w:r>
-            <w:r>
-              <w:rPr>
                 <w:highlight w:val="none"/>
                 <w:lang w:val="ru-RU"/>
               </w:rPr>
@@ -12294,6 +12540,11 @@
                 <w:lang w:val="ru-RU"/>
               </w:rPr>
             </w:r>
+            <w:r>
+              <w:rPr>
+                <w:lang w:val="ru-RU"/>
+              </w:rPr>
+            </w:r>
           </w:p>
         </w:tc>
         <w:tc>
@@ -12464,11 +12715,6 @@
       </w:r>
       <w:r>
         <w:rPr>
-          <w:rtl w:val="0"/>
-        </w:rPr>
-      </w:r>
-      <w:r>
-        <w:rPr>
           <w:i w:val="0"/>
           <w:iCs w:val="0"/>
           <w:smallCaps w:val="0"/>
@@ -12481,10 +12727,24 @@
           <w:vertAlign w:val="baseline"/>
         </w:rPr>
       </w:r>
+      <w:r>
+        <w:rPr>
+          <w:i w:val="0"/>
+          <w:iCs w:val="0"/>
+          <w:smallCaps w:val="0"/>
+          <w:strike w:val="0"/>
+          <w:color w:val="000000"/>
+          <w:sz w:val="24"/>
+          <w:szCs w:val="24"/>
+          <w:u w:val="none"/>
+          <w:shd w:val="clear" w:color="auto" w:fill="auto"/>
+          <w:vertAlign w:val="baseline"/>
+        </w:rPr>
+      </w:r>
     </w:p>
     <w:p>
       <w:pPr>
-        <w:pStyle w:val="960"/>
+        <w:pStyle w:val="1203"/>
         <w:numPr>
           <w:ilvl w:val="0"/>
           <w:numId w:val="2"/>
@@ -12509,7 +12769,6 @@
         </w:rPr>
         <w:t xml:space="preserve">СТАДИИ И ЭТАПЫ РАЗРАБОТКИ</w:t>
       </w:r>
-      <w:r/>
       <w:bookmarkEnd w:id="124"/>
       <w:r/>
       <w:r/>
@@ -12538,7 +12797,7 @@
     </w:p>
     <w:tbl>
       <w:tblPr>
-        <w:tblStyle w:val="968"/>
+        <w:tblStyle w:val="1211"/>
         <w:tblW w:w="10204" w:type="dxa"/>
         <w:tblBorders>
           <w:top w:val="single" w:color="000000" w:sz="4" w:space="0"/>
@@ -12640,6 +12899,20 @@
                 <w:vertAlign w:val="baseline"/>
               </w:rPr>
             </w:r>
+            <w:r>
+              <w:rPr>
+                <w:i w:val="0"/>
+                <w:iCs w:val="0"/>
+                <w:smallCaps w:val="0"/>
+                <w:strike w:val="0"/>
+                <w:color w:val="000000"/>
+                <w:sz w:val="24"/>
+                <w:szCs w:val="24"/>
+                <w:u w:val="none"/>
+                <w:shd w:val="clear" w:color="auto" w:fill="auto"/>
+                <w:vertAlign w:val="baseline"/>
+              </w:rPr>
+            </w:r>
           </w:p>
         </w:tc>
         <w:tc>
@@ -12711,6 +12984,20 @@
                 <w:vertAlign w:val="baseline"/>
               </w:rPr>
             </w:r>
+            <w:r>
+              <w:rPr>
+                <w:i w:val="0"/>
+                <w:iCs w:val="0"/>
+                <w:smallCaps w:val="0"/>
+                <w:strike w:val="0"/>
+                <w:color w:val="000000"/>
+                <w:sz w:val="24"/>
+                <w:szCs w:val="24"/>
+                <w:u w:val="none"/>
+                <w:shd w:val="clear" w:color="auto" w:fill="auto"/>
+                <w:vertAlign w:val="baseline"/>
+              </w:rPr>
+            </w:r>
           </w:p>
         </w:tc>
         <w:tc>
@@ -12782,6 +13069,20 @@
                 <w:vertAlign w:val="baseline"/>
               </w:rPr>
             </w:r>
+            <w:r>
+              <w:rPr>
+                <w:i w:val="0"/>
+                <w:iCs w:val="0"/>
+                <w:smallCaps w:val="0"/>
+                <w:strike w:val="0"/>
+                <w:color w:val="000000"/>
+                <w:sz w:val="24"/>
+                <w:szCs w:val="24"/>
+                <w:u w:val="none"/>
+                <w:shd w:val="clear" w:color="auto" w:fill="auto"/>
+                <w:vertAlign w:val="baseline"/>
+              </w:rPr>
+            </w:r>
           </w:p>
         </w:tc>
         <w:tc>
@@ -12831,7 +13132,16 @@
             </w:r>
             <w:r>
               <w:rPr>
-                <w:rtl w:val="0"/>
+                <w:i w:val="0"/>
+                <w:iCs w:val="0"/>
+                <w:smallCaps w:val="0"/>
+                <w:strike w:val="0"/>
+                <w:color w:val="000000"/>
+                <w:sz w:val="24"/>
+                <w:szCs w:val="24"/>
+                <w:u w:val="none"/>
+                <w:shd w:val="clear" w:color="auto" w:fill="auto"/>
+                <w:vertAlign w:val="baseline"/>
               </w:rPr>
             </w:r>
             <w:r>
@@ -12897,7 +13207,16 @@
             </w:r>
             <w:r>
               <w:rPr>
-                <w:rtl w:val="0"/>
+                <w:i w:val="0"/>
+                <w:iCs w:val="0"/>
+                <w:smallCaps w:val="0"/>
+                <w:strike w:val="0"/>
+                <w:color w:val="000000"/>
+                <w:sz w:val="24"/>
+                <w:szCs w:val="24"/>
+                <w:u w:val="none"/>
+                <w:shd w:val="clear" w:color="auto" w:fill="auto"/>
+                <w:vertAlign w:val="baseline"/>
               </w:rPr>
             </w:r>
             <w:r>
@@ -12992,6 +13311,20 @@
                 <w:vertAlign w:val="baseline"/>
               </w:rPr>
             </w:r>
+            <w:r>
+              <w:rPr>
+                <w:i w:val="0"/>
+                <w:iCs w:val="0"/>
+                <w:smallCaps w:val="0"/>
+                <w:strike w:val="0"/>
+                <w:color w:val="000000"/>
+                <w:sz w:val="24"/>
+                <w:szCs w:val="24"/>
+                <w:u w:val="none"/>
+                <w:shd w:val="clear" w:color="auto" w:fill="auto"/>
+                <w:vertAlign w:val="baseline"/>
+              </w:rPr>
+            </w:r>
           </w:p>
         </w:tc>
         <w:tc>
@@ -13049,6 +13382,20 @@
                 <w:rtl w:val="0"/>
               </w:rPr>
               <w:t xml:space="preserve">Обоснование необходимости разработки программы</w:t>
+            </w:r>
+            <w:r>
+              <w:rPr>
+                <w:i w:val="0"/>
+                <w:iCs w:val="0"/>
+                <w:smallCaps w:val="0"/>
+                <w:strike w:val="0"/>
+                <w:color w:val="000000"/>
+                <w:sz w:val="24"/>
+                <w:szCs w:val="24"/>
+                <w:u w:val="none"/>
+                <w:shd w:val="clear" w:color="auto" w:fill="auto"/>
+                <w:vertAlign w:val="baseline"/>
+              </w:rPr>
             </w:r>
             <w:r>
               <w:rPr>
@@ -13285,6 +13632,20 @@
                 <w:vertAlign w:val="baseline"/>
               </w:rPr>
             </w:r>
+            <w:r>
+              <w:rPr>
+                <w:i w:val="0"/>
+                <w:iCs w:val="0"/>
+                <w:smallCaps w:val="0"/>
+                <w:strike w:val="0"/>
+                <w:color w:val="000000"/>
+                <w:sz w:val="24"/>
+                <w:szCs w:val="24"/>
+                <w:u w:val="none"/>
+                <w:shd w:val="clear" w:color="auto" w:fill="auto"/>
+                <w:vertAlign w:val="baseline"/>
+              </w:rPr>
+            </w:r>
           </w:p>
         </w:tc>
         <w:tc>
@@ -13359,7 +13720,16 @@
             </w:r>
             <w:r>
               <w:rPr>
-                <w:rtl w:val="0"/>
+                <w:i w:val="0"/>
+                <w:iCs w:val="0"/>
+                <w:smallCaps w:val="0"/>
+                <w:strike w:val="0"/>
+                <w:color w:val="000000"/>
+                <w:sz w:val="24"/>
+                <w:szCs w:val="24"/>
+                <w:u w:val="none"/>
+                <w:shd w:val="clear" w:color="auto" w:fill="auto"/>
+                <w:vertAlign w:val="baseline"/>
               </w:rPr>
             </w:r>
             <w:r>
@@ -13440,6 +13810,20 @@
                 <w:vertAlign w:val="baseline"/>
               </w:rPr>
             </w:r>
+            <w:r>
+              <w:rPr>
+                <w:i w:val="0"/>
+                <w:iCs w:val="0"/>
+                <w:smallCaps w:val="0"/>
+                <w:strike w:val="0"/>
+                <w:color w:val="000000"/>
+                <w:sz w:val="24"/>
+                <w:szCs w:val="24"/>
+                <w:u w:val="none"/>
+                <w:shd w:val="clear" w:color="auto" w:fill="auto"/>
+                <w:vertAlign w:val="baseline"/>
+              </w:rPr>
+            </w:r>
           </w:p>
         </w:tc>
         <w:tc>
@@ -13497,6 +13881,20 @@
                 <w:rtl w:val="0"/>
               </w:rPr>
               <w:t xml:space="preserve">Научно-исследовательские работы</w:t>
+            </w:r>
+            <w:r>
+              <w:rPr>
+                <w:i w:val="0"/>
+                <w:iCs w:val="0"/>
+                <w:smallCaps w:val="0"/>
+                <w:strike w:val="0"/>
+                <w:color w:val="000000"/>
+                <w:sz w:val="24"/>
+                <w:szCs w:val="24"/>
+                <w:u w:val="none"/>
+                <w:shd w:val="clear" w:color="auto" w:fill="auto"/>
+                <w:vertAlign w:val="baseline"/>
+              </w:rPr>
             </w:r>
             <w:r>
               <w:rPr>
@@ -13734,6 +14132,20 @@
                 <w:vertAlign w:val="baseline"/>
               </w:rPr>
             </w:r>
+            <w:r>
+              <w:rPr>
+                <w:i w:val="0"/>
+                <w:iCs w:val="0"/>
+                <w:smallCaps w:val="0"/>
+                <w:strike w:val="0"/>
+                <w:color w:val="000000"/>
+                <w:sz w:val="24"/>
+                <w:szCs w:val="24"/>
+                <w:u w:val="none"/>
+                <w:shd w:val="clear" w:color="auto" w:fill="auto"/>
+                <w:vertAlign w:val="baseline"/>
+              </w:rPr>
+            </w:r>
           </w:p>
         </w:tc>
         <w:tc>
@@ -13849,6 +14261,20 @@
                 <w:vertAlign w:val="baseline"/>
               </w:rPr>
             </w:r>
+            <w:r>
+              <w:rPr>
+                <w:i w:val="0"/>
+                <w:iCs w:val="0"/>
+                <w:smallCaps w:val="0"/>
+                <w:strike w:val="0"/>
+                <w:color w:val="000000"/>
+                <w:sz w:val="24"/>
+                <w:szCs w:val="24"/>
+                <w:u w:val="none"/>
+                <w:shd w:val="clear" w:color="auto" w:fill="auto"/>
+                <w:vertAlign w:val="baseline"/>
+              </w:rPr>
+            </w:r>
           </w:p>
         </w:tc>
         <w:tc>
@@ -13891,6 +14317,20 @@
             <w:r>
               <w:rPr>
                 <w:rtl w:val="0"/>
+              </w:rPr>
+            </w:r>
+            <w:r>
+              <w:rPr>
+                <w:i w:val="0"/>
+                <w:iCs w:val="0"/>
+                <w:smallCaps w:val="0"/>
+                <w:strike w:val="0"/>
+                <w:color w:val="000000"/>
+                <w:sz w:val="24"/>
+                <w:szCs w:val="24"/>
+                <w:u w:val="none"/>
+                <w:shd w:val="clear" w:color="auto" w:fill="auto"/>
+                <w:vertAlign w:val="baseline"/>
               </w:rPr>
             </w:r>
             <w:r>
@@ -13963,6 +14403,20 @@
                 <w:rtl w:val="0"/>
               </w:rPr>
               <w:t xml:space="preserve">Обоснование принципиальной возможности решения поставленной задачи</w:t>
+            </w:r>
+            <w:r>
+              <w:rPr>
+                <w:i w:val="0"/>
+                <w:iCs w:val="0"/>
+                <w:smallCaps w:val="0"/>
+                <w:strike w:val="0"/>
+                <w:color w:val="000000"/>
+                <w:sz w:val="24"/>
+                <w:szCs w:val="24"/>
+                <w:u w:val="none"/>
+                <w:shd w:val="clear" w:color="auto" w:fill="auto"/>
+                <w:vertAlign w:val="baseline"/>
+              </w:rPr>
             </w:r>
             <w:r>
               <w:rPr>
@@ -14093,6 +14547,20 @@
                 <w:vertAlign w:val="baseline"/>
               </w:rPr>
             </w:r>
+            <w:r>
+              <w:rPr>
+                <w:i w:val="0"/>
+                <w:iCs w:val="0"/>
+                <w:smallCaps w:val="0"/>
+                <w:strike w:val="0"/>
+                <w:color w:val="000000"/>
+                <w:sz w:val="24"/>
+                <w:szCs w:val="24"/>
+                <w:u w:val="none"/>
+                <w:shd w:val="clear" w:color="auto" w:fill="auto"/>
+                <w:vertAlign w:val="baseline"/>
+              </w:rPr>
+            </w:r>
           </w:p>
         </w:tc>
         <w:tc>
@@ -14165,6 +14633,20 @@
                 <w:vertAlign w:val="baseline"/>
               </w:rPr>
             </w:r>
+            <w:r>
+              <w:rPr>
+                <w:i w:val="0"/>
+                <w:iCs w:val="0"/>
+                <w:smallCaps w:val="0"/>
+                <w:strike w:val="0"/>
+                <w:color w:val="000000"/>
+                <w:sz w:val="24"/>
+                <w:szCs w:val="24"/>
+                <w:u w:val="none"/>
+                <w:shd w:val="clear" w:color="auto" w:fill="auto"/>
+                <w:vertAlign w:val="baseline"/>
+              </w:rPr>
+            </w:r>
           </w:p>
         </w:tc>
         <w:tc>
@@ -14221,6 +14703,20 @@
                 <w:rtl w:val="0"/>
               </w:rPr>
               <w:t xml:space="preserve">Определение требований к программе.</w:t>
+            </w:r>
+            <w:r>
+              <w:rPr>
+                <w:i w:val="0"/>
+                <w:iCs w:val="0"/>
+                <w:smallCaps w:val="0"/>
+                <w:strike w:val="0"/>
+                <w:color w:val="000000"/>
+                <w:sz w:val="24"/>
+                <w:szCs w:val="24"/>
+                <w:u w:val="none"/>
+                <w:shd w:val="clear" w:color="auto" w:fill="auto"/>
+                <w:vertAlign w:val="baseline"/>
+              </w:rPr>
             </w:r>
             <w:r>
               <w:rPr>
@@ -14351,6 +14847,20 @@
                 <w:vertAlign w:val="baseline"/>
               </w:rPr>
             </w:r>
+            <w:r>
+              <w:rPr>
+                <w:i w:val="0"/>
+                <w:iCs w:val="0"/>
+                <w:smallCaps w:val="0"/>
+                <w:strike w:val="0"/>
+                <w:color w:val="000000"/>
+                <w:sz w:val="24"/>
+                <w:szCs w:val="24"/>
+                <w:u w:val="none"/>
+                <w:shd w:val="clear" w:color="auto" w:fill="auto"/>
+                <w:vertAlign w:val="baseline"/>
+              </w:rPr>
+            </w:r>
           </w:p>
         </w:tc>
         <w:tc>
@@ -14393,6 +14903,20 @@
             <w:r>
               <w:rPr>
                 <w:rtl w:val="0"/>
+              </w:rPr>
+            </w:r>
+            <w:r>
+              <w:rPr>
+                <w:i w:val="0"/>
+                <w:iCs w:val="0"/>
+                <w:smallCaps w:val="0"/>
+                <w:strike w:val="0"/>
+                <w:color w:val="000000"/>
+                <w:sz w:val="24"/>
+                <w:szCs w:val="24"/>
+                <w:u w:val="none"/>
+                <w:shd w:val="clear" w:color="auto" w:fill="auto"/>
+                <w:vertAlign w:val="baseline"/>
               </w:rPr>
             </w:r>
             <w:r>
@@ -14458,7 +14982,16 @@
             </w:r>
             <w:r>
               <w:rPr>
-                <w:rtl w:val="0"/>
+                <w:i w:val="0"/>
+                <w:iCs w:val="0"/>
+                <w:smallCaps w:val="0"/>
+                <w:strike w:val="0"/>
+                <w:color w:val="000000"/>
+                <w:sz w:val="24"/>
+                <w:szCs w:val="24"/>
+                <w:u w:val="none"/>
+                <w:shd w:val="clear" w:color="auto" w:fill="auto"/>
+                <w:vertAlign w:val="baseline"/>
               </w:rPr>
             </w:r>
             <w:r>
@@ -14590,6 +15123,20 @@
                 <w:vertAlign w:val="baseline"/>
               </w:rPr>
             </w:r>
+            <w:r>
+              <w:rPr>
+                <w:i w:val="0"/>
+                <w:iCs w:val="0"/>
+                <w:smallCaps w:val="0"/>
+                <w:strike w:val="0"/>
+                <w:color w:val="000000"/>
+                <w:sz w:val="24"/>
+                <w:szCs w:val="24"/>
+                <w:u w:val="none"/>
+                <w:shd w:val="clear" w:color="auto" w:fill="auto"/>
+                <w:vertAlign w:val="baseline"/>
+              </w:rPr>
+            </w:r>
           </w:p>
         </w:tc>
         <w:tc>
@@ -14632,6 +15179,20 @@
             <w:r>
               <w:rPr>
                 <w:rtl w:val="0"/>
+              </w:rPr>
+            </w:r>
+            <w:r>
+              <w:rPr>
+                <w:i w:val="0"/>
+                <w:iCs w:val="0"/>
+                <w:smallCaps w:val="0"/>
+                <w:strike w:val="0"/>
+                <w:color w:val="000000"/>
+                <w:sz w:val="24"/>
+                <w:szCs w:val="24"/>
+                <w:u w:val="none"/>
+                <w:shd w:val="clear" w:color="auto" w:fill="auto"/>
+                <w:vertAlign w:val="baseline"/>
               </w:rPr>
             </w:r>
             <w:r>
@@ -14697,7 +15258,16 @@
             </w:r>
             <w:r>
               <w:rPr>
-                <w:rtl w:val="0"/>
+                <w:i w:val="0"/>
+                <w:iCs w:val="0"/>
+                <w:smallCaps w:val="0"/>
+                <w:strike w:val="0"/>
+                <w:color w:val="000000"/>
+                <w:sz w:val="24"/>
+                <w:szCs w:val="24"/>
+                <w:u w:val="none"/>
+                <w:shd w:val="clear" w:color="auto" w:fill="auto"/>
+                <w:vertAlign w:val="baseline"/>
               </w:rPr>
             </w:r>
             <w:r>
@@ -14843,6 +15413,20 @@
                 <w:vertAlign w:val="baseline"/>
               </w:rPr>
             </w:r>
+            <w:r>
+              <w:rPr>
+                <w:i w:val="0"/>
+                <w:iCs w:val="0"/>
+                <w:smallCaps w:val="0"/>
+                <w:strike w:val="0"/>
+                <w:color w:val="000000"/>
+                <w:sz w:val="24"/>
+                <w:szCs w:val="24"/>
+                <w:u w:val="none"/>
+                <w:shd w:val="clear" w:color="auto" w:fill="auto"/>
+                <w:vertAlign w:val="baseline"/>
+              </w:rPr>
+            </w:r>
           </w:p>
         </w:tc>
         <w:tc>
@@ -14914,6 +15498,20 @@
                 <w:vertAlign w:val="baseline"/>
               </w:rPr>
             </w:r>
+            <w:r>
+              <w:rPr>
+                <w:i w:val="0"/>
+                <w:iCs w:val="0"/>
+                <w:smallCaps w:val="0"/>
+                <w:strike w:val="0"/>
+                <w:color w:val="000000"/>
+                <w:sz w:val="24"/>
+                <w:szCs w:val="24"/>
+                <w:u w:val="none"/>
+                <w:shd w:val="clear" w:color="auto" w:fill="auto"/>
+                <w:vertAlign w:val="baseline"/>
+              </w:rPr>
+            </w:r>
           </w:p>
         </w:tc>
         <w:tc>
@@ -14970,6 +15568,20 @@
                 <w:rtl w:val="0"/>
               </w:rPr>
               <w:t xml:space="preserve">Программирование и отладка программы.</w:t>
+            </w:r>
+            <w:r>
+              <w:rPr>
+                <w:i w:val="0"/>
+                <w:iCs w:val="0"/>
+                <w:smallCaps w:val="0"/>
+                <w:strike w:val="0"/>
+                <w:color w:val="000000"/>
+                <w:sz w:val="24"/>
+                <w:szCs w:val="24"/>
+                <w:u w:val="none"/>
+                <w:shd w:val="clear" w:color="auto" w:fill="auto"/>
+                <w:vertAlign w:val="baseline"/>
+              </w:rPr>
             </w:r>
             <w:r>
               <w:rPr>
@@ -15126,6 +15738,20 @@
                 <w:vertAlign w:val="baseline"/>
               </w:rPr>
             </w:r>
+            <w:r>
+              <w:rPr>
+                <w:i w:val="0"/>
+                <w:iCs w:val="0"/>
+                <w:smallCaps w:val="0"/>
+                <w:strike w:val="0"/>
+                <w:color w:val="000000"/>
+                <w:sz w:val="24"/>
+                <w:szCs w:val="24"/>
+                <w:u w:val="none"/>
+                <w:shd w:val="clear" w:color="auto" w:fill="auto"/>
+                <w:vertAlign w:val="baseline"/>
+              </w:rPr>
+            </w:r>
           </w:p>
         </w:tc>
         <w:tc>
@@ -15197,6 +15823,20 @@
                 <w:vertAlign w:val="baseline"/>
               </w:rPr>
             </w:r>
+            <w:r>
+              <w:rPr>
+                <w:i w:val="0"/>
+                <w:iCs w:val="0"/>
+                <w:smallCaps w:val="0"/>
+                <w:strike w:val="0"/>
+                <w:color w:val="000000"/>
+                <w:sz w:val="24"/>
+                <w:szCs w:val="24"/>
+                <w:u w:val="none"/>
+                <w:shd w:val="clear" w:color="auto" w:fill="auto"/>
+                <w:vertAlign w:val="baseline"/>
+              </w:rPr>
+            </w:r>
           </w:p>
         </w:tc>
         <w:tc>
@@ -15253,6 +15893,20 @@
                 <w:rtl w:val="0"/>
               </w:rPr>
               <w:t xml:space="preserve">Разработка программных документов в соответствии с требованиями ГОСТ 19.101-77 [1].</w:t>
+            </w:r>
+            <w:r>
+              <w:rPr>
+                <w:i w:val="0"/>
+                <w:iCs w:val="0"/>
+                <w:smallCaps w:val="0"/>
+                <w:strike w:val="0"/>
+                <w:color w:val="000000"/>
+                <w:sz w:val="24"/>
+                <w:szCs w:val="24"/>
+                <w:u w:val="none"/>
+                <w:shd w:val="clear" w:color="auto" w:fill="auto"/>
+                <w:vertAlign w:val="baseline"/>
+              </w:rPr>
             </w:r>
             <w:r>
               <w:rPr>
@@ -15388,7 +16042,16 @@
             </w:r>
             <w:r>
               <w:rPr>
-                <w:rtl w:val="0"/>
+                <w:i w:val="0"/>
+                <w:iCs w:val="0"/>
+                <w:smallCaps w:val="0"/>
+                <w:strike w:val="0"/>
+                <w:color w:val="000000"/>
+                <w:sz w:val="24"/>
+                <w:szCs w:val="24"/>
+                <w:u w:val="none"/>
+                <w:shd w:val="clear" w:color="auto" w:fill="auto"/>
+                <w:vertAlign w:val="baseline"/>
               </w:rPr>
             </w:r>
             <w:r>
@@ -15469,6 +16132,20 @@
                 <w:vertAlign w:val="baseline"/>
               </w:rPr>
             </w:r>
+            <w:r>
+              <w:rPr>
+                <w:i w:val="0"/>
+                <w:iCs w:val="0"/>
+                <w:smallCaps w:val="0"/>
+                <w:strike w:val="0"/>
+                <w:color w:val="000000"/>
+                <w:sz w:val="24"/>
+                <w:szCs w:val="24"/>
+                <w:u w:val="none"/>
+                <w:shd w:val="clear" w:color="auto" w:fill="auto"/>
+                <w:vertAlign w:val="baseline"/>
+              </w:rPr>
+            </w:r>
           </w:p>
         </w:tc>
         <w:tc>
@@ -15525,6 +16202,20 @@
                 <w:rtl w:val="0"/>
               </w:rPr>
               <w:t xml:space="preserve">Испытания программы</w:t>
+            </w:r>
+            <w:r>
+              <w:rPr>
+                <w:i w:val="0"/>
+                <w:iCs w:val="0"/>
+                <w:smallCaps w:val="0"/>
+                <w:strike w:val="0"/>
+                <w:color w:val="000000"/>
+                <w:sz w:val="24"/>
+                <w:szCs w:val="24"/>
+                <w:u w:val="none"/>
+                <w:shd w:val="clear" w:color="auto" w:fill="auto"/>
+                <w:vertAlign w:val="baseline"/>
+              </w:rPr>
             </w:r>
             <w:r>
               <w:rPr>
@@ -15741,6 +16432,20 @@
                 <w:vertAlign w:val="baseline"/>
               </w:rPr>
             </w:r>
+            <w:r>
+              <w:rPr>
+                <w:i w:val="0"/>
+                <w:iCs w:val="0"/>
+                <w:smallCaps w:val="0"/>
+                <w:strike w:val="0"/>
+                <w:color w:val="000000"/>
+                <w:sz w:val="24"/>
+                <w:szCs w:val="24"/>
+                <w:u w:val="none"/>
+                <w:shd w:val="clear" w:color="auto" w:fill="auto"/>
+                <w:vertAlign w:val="baseline"/>
+              </w:rPr>
+            </w:r>
           </w:p>
         </w:tc>
         <w:tc>
@@ -15798,6 +16503,20 @@
                 <w:rtl w:val="0"/>
               </w:rPr>
               <w:t xml:space="preserve">Подготовка и защита программного продукта. </w:t>
+            </w:r>
+            <w:r>
+              <w:rPr>
+                <w:i w:val="0"/>
+                <w:iCs w:val="0"/>
+                <w:smallCaps w:val="0"/>
+                <w:strike w:val="0"/>
+                <w:color w:val="000000"/>
+                <w:sz w:val="24"/>
+                <w:szCs w:val="24"/>
+                <w:u w:val="none"/>
+                <w:shd w:val="clear" w:color="auto" w:fill="auto"/>
+                <w:vertAlign w:val="baseline"/>
+              </w:rPr>
             </w:r>
             <w:r>
               <w:rPr>
@@ -16381,7 +17100,16 @@
             </w:r>
             <w:r>
               <w:rPr>
-                <w:rtl w:val="0"/>
+                <w:i w:val="0"/>
+                <w:iCs w:val="0"/>
+                <w:smallCaps w:val="0"/>
+                <w:strike w:val="0"/>
+                <w:color w:val="000000"/>
+                <w:sz w:val="24"/>
+                <w:szCs w:val="24"/>
+                <w:u w:val="none"/>
+                <w:shd w:val="clear" w:color="auto" w:fill="auto"/>
+                <w:vertAlign w:val="baseline"/>
               </w:rPr>
             </w:r>
             <w:r>
@@ -16485,11 +17213,6 @@
             </w:r>
             <w:r>
               <w:rPr>
-                <w:rtl w:val="0"/>
-              </w:rPr>
-            </w:r>
-            <w:r>
-              <w:rPr>
                 <w:i w:val="0"/>
                 <w:iCs w:val="0"/>
                 <w:smallCaps w:val="0"/>
@@ -16502,6 +17225,20 @@
                 <w:vertAlign w:val="baseline"/>
               </w:rPr>
             </w:r>
+            <w:r>
+              <w:rPr>
+                <w:i w:val="0"/>
+                <w:iCs w:val="0"/>
+                <w:smallCaps w:val="0"/>
+                <w:strike w:val="0"/>
+                <w:color w:val="000000"/>
+                <w:sz w:val="24"/>
+                <w:szCs w:val="24"/>
+                <w:u w:val="none"/>
+                <w:shd w:val="clear" w:color="auto" w:fill="auto"/>
+                <w:vertAlign w:val="baseline"/>
+              </w:rPr>
+            </w:r>
           </w:p>
         </w:tc>
       </w:tr>
@@ -16528,7 +17265,7 @@
     </w:p>
     <w:p>
       <w:pPr>
-        <w:pStyle w:val="960"/>
+        <w:pStyle w:val="1203"/>
         <w:numPr>
           <w:ilvl w:val="0"/>
           <w:numId w:val="2"/>
@@ -16553,14 +17290,13 @@
         </w:rPr>
         <w:t xml:space="preserve">ПОРЯДОК КОНТРОЛЯ И ПРИЕМКИ</w:t>
       </w:r>
-      <w:r/>
       <w:bookmarkEnd w:id="125"/>
       <w:r/>
       <w:r/>
     </w:p>
     <w:p>
       <w:pPr>
-        <w:pStyle w:val="961"/>
+        <w:pStyle w:val="1204"/>
         <w:numPr>
           <w:ilvl w:val="1"/>
           <w:numId w:val="2"/>
@@ -16585,7 +17321,6 @@
         </w:rPr>
         <w:t xml:space="preserve"> Виды испытаний</w:t>
       </w:r>
-      <w:r/>
       <w:bookmarkEnd w:id="126"/>
       <w:r/>
       <w:r/>
@@ -16633,7 +17368,7 @@
     </w:p>
     <w:p>
       <w:pPr>
-        <w:pStyle w:val="961"/>
+        <w:pStyle w:val="1204"/>
         <w:numPr>
           <w:ilvl w:val="1"/>
           <w:numId w:val="2"/>
@@ -16658,7 +17393,6 @@
         </w:rPr>
         <w:t xml:space="preserve"> Общие требования к приемке работы</w:t>
       </w:r>
-      <w:r/>
       <w:bookmarkEnd w:id="127"/>
       <w:r/>
       <w:r/>
@@ -16693,7 +17427,7 @@
     </w:p>
     <w:p>
       <w:pPr>
-        <w:pStyle w:val="960"/>
+        <w:pStyle w:val="1203"/>
         <w:pBdr/>
         <w:tabs>
           <w:tab w:val="left" w:leader="none" w:pos="0"/>
@@ -16718,7 +17452,6 @@
         </w:rPr>
         <w:t xml:space="preserve">ПРИЛОЖЕНИЕ 1</w:t>
       </w:r>
-      <w:r/>
       <w:bookmarkEnd w:id="128"/>
       <w:r/>
       <w:r/>
@@ -16796,6 +17529,22 @@
           <w:vertAlign w:val="baseline"/>
         </w:rPr>
       </w:r>
+      <w:r>
+        <w:rPr>
+          <w:b/>
+          <w:bCs/>
+          <w:i w:val="0"/>
+          <w:iCs w:val="0"/>
+          <w:smallCaps w:val="0"/>
+          <w:strike w:val="0"/>
+          <w:color w:val="000000"/>
+          <w:sz w:val="24"/>
+          <w:szCs w:val="24"/>
+          <w:u w:val="none"/>
+          <w:shd w:val="clear" w:color="auto" w:fill="auto"/>
+          <w:vertAlign w:val="baseline"/>
+        </w:rPr>
+      </w:r>
     </w:p>
     <w:p>
       <w:pPr>
@@ -16849,6 +17598,20 @@
           <w:vertAlign w:val="baseline"/>
         </w:rPr>
       </w:r>
+      <w:r>
+        <w:rPr>
+          <w:i w:val="0"/>
+          <w:iCs w:val="0"/>
+          <w:smallCaps w:val="0"/>
+          <w:strike w:val="0"/>
+          <w:color w:val="000000"/>
+          <w:sz w:val="24"/>
+          <w:szCs w:val="24"/>
+          <w:u w:val="none"/>
+          <w:shd w:val="clear" w:color="auto" w:fill="auto"/>
+          <w:vertAlign w:val="baseline"/>
+        </w:rPr>
+      </w:r>
     </w:p>
     <w:p>
       <w:pPr>
@@ -16888,7 +17651,7 @@
     </w:p>
     <w:tbl>
       <w:tblPr>
-        <w:tblStyle w:val="969"/>
+        <w:tblStyle w:val="1212"/>
         <w:tblW w:w="10200" w:type="dxa"/>
         <w:tblBorders>
           <w:top w:val="single" w:color="000000" w:sz="8" w:space="0"/>
@@ -18363,7 +19126,7 @@
     </w:tbl>
     <w:p>
       <w:pPr>
-        <w:pStyle w:val="960"/>
+        <w:pStyle w:val="1203"/>
         <w:pBdr/>
         <w:tabs>
           <w:tab w:val="left" w:leader="none" w:pos="0"/>
@@ -18385,7 +19148,6 @@
         </w:rPr>
         <w:t xml:space="preserve">ПРИЛОЖЕНИЕ 2</w:t>
       </w:r>
-      <w:r/>
       <w:bookmarkEnd w:id="129"/>
       <w:r/>
       <w:r/>
@@ -18463,6 +19225,22 @@
           <w:vertAlign w:val="baseline"/>
         </w:rPr>
       </w:r>
+      <w:r>
+        <w:rPr>
+          <w:b/>
+          <w:bCs/>
+          <w:i w:val="0"/>
+          <w:iCs w:val="0"/>
+          <w:smallCaps w:val="0"/>
+          <w:strike w:val="0"/>
+          <w:color w:val="000000"/>
+          <w:sz w:val="24"/>
+          <w:szCs w:val="24"/>
+          <w:u w:val="none"/>
+          <w:shd w:val="clear" w:color="auto" w:fill="auto"/>
+          <w:vertAlign w:val="baseline"/>
+        </w:rPr>
+      </w:r>
     </w:p>
     <w:p>
       <w:pPr>
@@ -18500,6 +19278,20 @@
       <w:r>
         <w:rPr>
           <w:rtl w:val="0"/>
+        </w:rPr>
+      </w:r>
+      <w:r>
+        <w:rPr>
+          <w:i w:val="0"/>
+          <w:iCs w:val="0"/>
+          <w:smallCaps w:val="0"/>
+          <w:strike w:val="0"/>
+          <w:color w:val="000000"/>
+          <w:sz w:val="24"/>
+          <w:szCs w:val="24"/>
+          <w:u w:val="none"/>
+          <w:shd w:val="clear" w:color="auto" w:fill="auto"/>
+          <w:vertAlign w:val="baseline"/>
         </w:rPr>
       </w:r>
       <w:r>
@@ -19844,7 +20636,7 @@
     </w:p>
     <w:tbl>
       <w:tblPr>
-        <w:tblStyle w:val="970"/>
+        <w:tblStyle w:val="1213"/>
         <w:tblInd w:w="108" w:type="dxa"/>
         <w:tblW w:w="10515" w:type="dxa"/>
         <w:tblBorders>
@@ -24992,7 +25784,6 @@
         <w:ind/>
         <w:rPr/>
       </w:pPr>
-      <w:r/>
       <w:r>
         <w:separator/>
       </w:r>
@@ -25007,7 +25798,6 @@
         <w:ind/>
         <w:rPr/>
       </w:pPr>
-      <w:r/>
       <w:r>
         <w:continuationSeparator/>
       </w:r>
@@ -25047,7 +25837,7 @@
   </w:p>
   <w:tbl>
     <w:tblPr>
-      <w:tblStyle w:val="971"/>
+      <w:tblStyle w:val="1214"/>
       <w:jc w:val="center"/>
       <w:tblW w:w="10185" w:type="dxa"/>
       <w:tblBorders>
@@ -25642,7 +26432,6 @@
         <w:ind/>
         <w:rPr/>
       </w:pPr>
-      <w:r/>
       <w:r>
         <w:separator/>
       </w:r>
@@ -25657,7 +26446,6 @@
         <w:ind/>
         <w:rPr/>
       </w:pPr>
-      <w:r/>
       <w:r>
         <w:continuationSeparator/>
       </w:r>
@@ -25688,6 +26476,12 @@
           <w:rtl w:val="0"/>
         </w:rPr>
         <w:t xml:space="preserve"> До 100 штук</w:t>
+      </w:r>
+      <w:r>
+        <w:rPr>
+          <w:sz w:val="20"/>
+          <w:szCs w:val="20"/>
+        </w:rPr>
       </w:r>
       <w:r>
         <w:rPr>
@@ -25762,7 +26556,19 @@
     </w:r>
     <w:r>
       <w:rPr>
-        <w:rtl w:val="0"/>
+        <w:rFonts w:ascii="Times New Roman" w:hAnsi="Times New Roman" w:eastAsia="Times New Roman" w:cs="Times New Roman"/>
+        <w:b/>
+        <w:bCs/>
+        <w:i w:val="0"/>
+        <w:iCs w:val="0"/>
+        <w:smallCaps w:val="0"/>
+        <w:strike w:val="0"/>
+        <w:color w:val="000000"/>
+        <w:sz w:val="24"/>
+        <w:szCs w:val="24"/>
+        <w:u w:val="none"/>
+        <w:shd w:val="clear" w:color="auto" w:fill="auto"/>
+        <w:vertAlign w:val="baseline"/>
       </w:rPr>
     </w:r>
     <w:r>
@@ -25910,6 +26716,23 @@
         <w:vertAlign w:val="baseline"/>
       </w:rPr>
     </w:r>
+    <w:r>
+      <w:rPr>
+        <w:rFonts w:ascii="Times New Roman" w:hAnsi="Times New Roman" w:eastAsia="Times New Roman" w:cs="Times New Roman"/>
+        <w:b/>
+        <w:bCs/>
+        <w:i w:val="0"/>
+        <w:iCs w:val="0"/>
+        <w:smallCaps w:val="0"/>
+        <w:strike w:val="0"/>
+        <w:color w:val="000000"/>
+        <w:sz w:val="24"/>
+        <w:szCs w:val="24"/>
+        <w:u w:val="none"/>
+        <w:shd w:val="clear" w:color="auto" w:fill="auto"/>
+        <w:vertAlign w:val="baseline"/>
+      </w:rPr>
+    </w:r>
   </w:p>
   <w:p>
     <w:pPr>
@@ -25951,6 +26774,23 @@
     <w:r>
       <w:rPr>
         <w:rtl w:val="0"/>
+      </w:rPr>
+    </w:r>
+    <w:r>
+      <w:rPr>
+        <w:rFonts w:ascii="Times New Roman" w:hAnsi="Times New Roman" w:eastAsia="Times New Roman" w:cs="Times New Roman"/>
+        <w:b w:val="0"/>
+        <w:bCs w:val="0"/>
+        <w:i w:val="0"/>
+        <w:iCs w:val="0"/>
+        <w:smallCaps w:val="0"/>
+        <w:strike w:val="0"/>
+        <w:color w:val="000000"/>
+        <w:sz w:val="24"/>
+        <w:szCs w:val="24"/>
+        <w:u w:val="none"/>
+        <w:shd w:val="clear" w:color="auto" w:fill="auto"/>
+        <w:vertAlign w:val="baseline"/>
       </w:rPr>
     </w:r>
     <w:r>
@@ -26036,7 +26876,19 @@
     </w:r>
     <w:r>
       <w:rPr>
-        <w:rtl w:val="0"/>
+        <w:rFonts w:ascii="Times New Roman" w:hAnsi="Times New Roman" w:eastAsia="Times New Roman" w:cs="Times New Roman"/>
+        <w:b w:val="0"/>
+        <w:bCs w:val="0"/>
+        <w:i w:val="0"/>
+        <w:iCs w:val="0"/>
+        <w:smallCaps w:val="0"/>
+        <w:strike w:val="0"/>
+        <w:color w:val="000000"/>
+        <w:sz w:val="24"/>
+        <w:szCs w:val="24"/>
+        <w:u w:val="none"/>
+        <w:shd w:val="clear" w:color="auto" w:fill="auto"/>
+        <w:vertAlign w:val="baseline"/>
       </w:rPr>
     </w:r>
     <w:r>
@@ -26116,6 +26968,23 @@
         <w:vertAlign w:val="baseline"/>
       </w:rPr>
     </w:r>
+    <w:r>
+      <w:rPr>
+        <w:rFonts w:ascii="Times New Roman" w:hAnsi="Times New Roman" w:eastAsia="Times New Roman" w:cs="Times New Roman"/>
+        <w:b w:val="0"/>
+        <w:bCs w:val="0"/>
+        <w:i w:val="0"/>
+        <w:iCs w:val="0"/>
+        <w:smallCaps w:val="0"/>
+        <w:strike w:val="0"/>
+        <w:color w:val="000000"/>
+        <w:sz w:val="24"/>
+        <w:szCs w:val="24"/>
+        <w:u w:val="none"/>
+        <w:shd w:val="clear" w:color="auto" w:fill="auto"/>
+        <w:vertAlign w:val="baseline"/>
+      </w:rPr>
+    </w:r>
   </w:p>
   <w:p>
     <w:pPr>
@@ -28547,6 +29416,290 @@
       <w:rPr>
         <w:rFonts w:hint="default" w:ascii="Wingdings" w:hAnsi="Wingdings" w:eastAsia="Wingdings" w:cs="Wingdings"/>
       </w:rPr>
+      <w:start w:val="1"/>
+      <w:suff w:val="tab"/>
+    </w:lvl>
+  </w:abstractNum>
+  <w:abstractNum w:abstractNumId="17">
+    <w:lvl w:ilvl="0">
+      <w:isLgl w:val="false"/>
+      <w:lvlJc w:val="left"/>
+      <w:lvlText w:val="%1."/>
+      <w:numFmt w:val="decimal"/>
+      <w:pPr>
+        <w:pBdr/>
+        <w:spacing/>
+        <w:ind w:hanging="360" w:left="1069"/>
+      </w:pPr>
+      <w:rPr>
+        <w:b/>
+        <w:bCs/>
+      </w:rPr>
+      <w:start w:val="1"/>
+      <w:suff w:val="tab"/>
+    </w:lvl>
+    <w:lvl w:ilvl="1">
+      <w:isLgl w:val="false"/>
+      <w:lvlJc w:val="left"/>
+      <w:lvlText w:val="%1.%2."/>
+      <w:numFmt w:val="decimal"/>
+      <w:pPr>
+        <w:pBdr/>
+        <w:spacing/>
+        <w:ind w:hanging="360" w:left="1069"/>
+      </w:pPr>
+      <w:rPr>
+        <w:b/>
+        <w:bCs/>
+      </w:rPr>
+      <w:start w:val="1"/>
+      <w:suff w:val="tab"/>
+    </w:lvl>
+    <w:lvl w:ilvl="2">
+      <w:isLgl w:val="false"/>
+      <w:lvlJc w:val="left"/>
+      <w:lvlText w:val="%1.%2.%3."/>
+      <w:numFmt w:val="decimal"/>
+      <w:pPr>
+        <w:pBdr/>
+        <w:spacing/>
+        <w:ind w:hanging="720" w:left="1429"/>
+      </w:pPr>
+      <w:rPr>
+        <w:rFonts w:ascii="Times New Roman" w:hAnsi="Times New Roman" w:eastAsia="Times New Roman" w:cs="Times New Roman"/>
+        <w:b w:val="0"/>
+        <w:bCs w:val="0"/>
+      </w:rPr>
+      <w:start w:val="1"/>
+      <w:suff w:val="tab"/>
+    </w:lvl>
+    <w:lvl w:ilvl="3">
+      <w:isLgl w:val="false"/>
+      <w:lvlJc w:val="left"/>
+      <w:lvlText w:val="%1.%2.%3.%4."/>
+      <w:numFmt w:val="decimal"/>
+      <w:pPr>
+        <w:pBdr/>
+        <w:spacing/>
+        <w:ind w:hanging="720" w:left="1429"/>
+      </w:pPr>
+      <w:rPr>
+        <w:rFonts w:ascii="Times New Roman" w:hAnsi="Times New Roman" w:eastAsia="Times New Roman" w:cs="Times New Roman"/>
+        <w:b w:val="0"/>
+        <w:bCs w:val="0"/>
+      </w:rPr>
+      <w:start w:val="1"/>
+      <w:suff w:val="tab"/>
+    </w:lvl>
+    <w:lvl w:ilvl="4">
+      <w:isLgl w:val="false"/>
+      <w:lvlJc w:val="left"/>
+      <w:lvlText w:val="%1.%2.%3.%4.%5."/>
+      <w:numFmt w:val="decimal"/>
+      <w:pPr>
+        <w:pBdr/>
+        <w:spacing/>
+        <w:ind w:hanging="1080" w:left="1789"/>
+      </w:pPr>
+      <w:rPr/>
+      <w:start w:val="1"/>
+      <w:suff w:val="tab"/>
+    </w:lvl>
+    <w:lvl w:ilvl="5">
+      <w:isLgl w:val="false"/>
+      <w:lvlJc w:val="left"/>
+      <w:lvlText w:val="%1.%2.%3.%4.%5.%6."/>
+      <w:numFmt w:val="decimal"/>
+      <w:pPr>
+        <w:pBdr/>
+        <w:spacing/>
+        <w:ind w:hanging="1080" w:left="1789"/>
+      </w:pPr>
+      <w:rPr/>
+      <w:start w:val="1"/>
+      <w:suff w:val="tab"/>
+    </w:lvl>
+    <w:lvl w:ilvl="6">
+      <w:isLgl w:val="false"/>
+      <w:lvlJc w:val="left"/>
+      <w:lvlText w:val="%1.%2.%3.%4.%5.%6.%7."/>
+      <w:numFmt w:val="decimal"/>
+      <w:pPr>
+        <w:pBdr/>
+        <w:spacing/>
+        <w:ind w:hanging="1440" w:left="2149"/>
+      </w:pPr>
+      <w:rPr/>
+      <w:start w:val="1"/>
+      <w:suff w:val="tab"/>
+    </w:lvl>
+    <w:lvl w:ilvl="7">
+      <w:isLgl w:val="false"/>
+      <w:lvlJc w:val="left"/>
+      <w:lvlText w:val="%1.%2.%3.%4.%5.%6.%7.%8."/>
+      <w:numFmt w:val="decimal"/>
+      <w:pPr>
+        <w:pBdr/>
+        <w:spacing/>
+        <w:ind w:hanging="1440" w:left="2149"/>
+      </w:pPr>
+      <w:rPr/>
+      <w:start w:val="1"/>
+      <w:suff w:val="tab"/>
+    </w:lvl>
+    <w:lvl w:ilvl="8">
+      <w:isLgl w:val="false"/>
+      <w:lvlJc w:val="left"/>
+      <w:lvlText w:val="%1.%2.%3.%4.%5.%6.%7.%8.%9."/>
+      <w:numFmt w:val="decimal"/>
+      <w:pPr>
+        <w:pBdr/>
+        <w:spacing/>
+        <w:ind w:hanging="1800" w:left="2509"/>
+      </w:pPr>
+      <w:rPr/>
+      <w:start w:val="1"/>
+      <w:suff w:val="tab"/>
+    </w:lvl>
+  </w:abstractNum>
+  <w:abstractNum w:abstractNumId="18">
+    <w:lvl w:ilvl="0">
+      <w:isLgl w:val="false"/>
+      <w:lvlJc w:val="left"/>
+      <w:lvlText w:val="%1."/>
+      <w:numFmt w:val="decimal"/>
+      <w:pPr>
+        <w:pBdr/>
+        <w:spacing/>
+        <w:ind w:hanging="360" w:left="1069"/>
+      </w:pPr>
+      <w:rPr>
+        <w:b/>
+        <w:bCs/>
+      </w:rPr>
+      <w:start w:val="1"/>
+      <w:suff w:val="tab"/>
+    </w:lvl>
+    <w:lvl w:ilvl="1">
+      <w:isLgl w:val="false"/>
+      <w:lvlJc w:val="left"/>
+      <w:lvlText w:val="%1.%2."/>
+      <w:numFmt w:val="decimal"/>
+      <w:pPr>
+        <w:pBdr/>
+        <w:spacing/>
+        <w:ind w:hanging="360" w:left="1069"/>
+      </w:pPr>
+      <w:rPr>
+        <w:b/>
+        <w:bCs/>
+      </w:rPr>
+      <w:start w:val="1"/>
+      <w:suff w:val="tab"/>
+    </w:lvl>
+    <w:lvl w:ilvl="2">
+      <w:isLgl w:val="false"/>
+      <w:lvlJc w:val="left"/>
+      <w:lvlText w:val="%1.%2.%3."/>
+      <w:numFmt w:val="decimal"/>
+      <w:pPr>
+        <w:pBdr/>
+        <w:spacing/>
+        <w:ind w:hanging="720" w:left="1429"/>
+      </w:pPr>
+      <w:rPr>
+        <w:rFonts w:ascii="Times New Roman" w:hAnsi="Times New Roman" w:eastAsia="Times New Roman" w:cs="Times New Roman"/>
+        <w:b w:val="0"/>
+        <w:bCs w:val="0"/>
+      </w:rPr>
+      <w:start w:val="1"/>
+      <w:suff w:val="tab"/>
+    </w:lvl>
+    <w:lvl w:ilvl="3">
+      <w:isLgl w:val="false"/>
+      <w:lvlJc w:val="left"/>
+      <w:lvlText w:val="%1.%2.%3.%4."/>
+      <w:numFmt w:val="decimal"/>
+      <w:pPr>
+        <w:pBdr/>
+        <w:spacing/>
+        <w:ind w:hanging="720" w:left="1429"/>
+      </w:pPr>
+      <w:rPr>
+        <w:rFonts w:ascii="Times New Roman" w:hAnsi="Times New Roman" w:eastAsia="Times New Roman" w:cs="Times New Roman"/>
+        <w:b w:val="0"/>
+        <w:bCs w:val="0"/>
+      </w:rPr>
+      <w:start w:val="1"/>
+      <w:suff w:val="tab"/>
+    </w:lvl>
+    <w:lvl w:ilvl="4">
+      <w:isLgl w:val="false"/>
+      <w:lvlJc w:val="left"/>
+      <w:lvlText w:val="%1.%2.%3.%4.%5."/>
+      <w:numFmt w:val="decimal"/>
+      <w:pPr>
+        <w:pBdr/>
+        <w:spacing/>
+        <w:ind w:hanging="1080" w:left="1789"/>
+      </w:pPr>
+      <w:rPr/>
+      <w:start w:val="1"/>
+      <w:suff w:val="tab"/>
+    </w:lvl>
+    <w:lvl w:ilvl="5">
+      <w:isLgl w:val="false"/>
+      <w:lvlJc w:val="left"/>
+      <w:lvlText w:val="%1.%2.%3.%4.%5.%6."/>
+      <w:numFmt w:val="decimal"/>
+      <w:pPr>
+        <w:pBdr/>
+        <w:spacing/>
+        <w:ind w:hanging="1080" w:left="1789"/>
+      </w:pPr>
+      <w:rPr/>
+      <w:start w:val="1"/>
+      <w:suff w:val="tab"/>
+    </w:lvl>
+    <w:lvl w:ilvl="6">
+      <w:isLgl w:val="false"/>
+      <w:lvlJc w:val="left"/>
+      <w:lvlText w:val="%1.%2.%3.%4.%5.%6.%7."/>
+      <w:numFmt w:val="decimal"/>
+      <w:pPr>
+        <w:pBdr/>
+        <w:spacing/>
+        <w:ind w:hanging="1440" w:left="2149"/>
+      </w:pPr>
+      <w:rPr/>
+      <w:start w:val="1"/>
+      <w:suff w:val="tab"/>
+    </w:lvl>
+    <w:lvl w:ilvl="7">
+      <w:isLgl w:val="false"/>
+      <w:lvlJc w:val="left"/>
+      <w:lvlText w:val="%1.%2.%3.%4.%5.%6.%7.%8."/>
+      <w:numFmt w:val="decimal"/>
+      <w:pPr>
+        <w:pBdr/>
+        <w:spacing/>
+        <w:ind w:hanging="1440" w:left="2149"/>
+      </w:pPr>
+      <w:rPr/>
+      <w:start w:val="1"/>
+      <w:suff w:val="tab"/>
+    </w:lvl>
+    <w:lvl w:ilvl="8">
+      <w:isLgl w:val="false"/>
+      <w:lvlJc w:val="left"/>
+      <w:lvlText w:val="%1.%2.%3.%4.%5.%6.%7.%8.%9."/>
+      <w:numFmt w:val="decimal"/>
+      <w:pPr>
+        <w:pBdr/>
+        <w:spacing/>
+        <w:ind w:hanging="1800" w:left="2509"/>
+      </w:pPr>
+      <w:rPr/>
       <w:start w:val="1"/>
       <w:suff w:val="tab"/>
     </w:lvl>
@@ -28601,6 +29754,12 @@
   </w:num>
   <w:num w:numId="17">
     <w:abstractNumId w:val="16"/>
+  </w:num>
+  <w:num w:numId="18">
+    <w:abstractNumId w:val="17"/>
+  </w:num>
+  <w:num w:numId="19">
+    <w:abstractNumId w:val="18"/>
   </w:num>
 </w:numbering>
 </file>
@@ -28766,7 +29925,7 @@
     <w:lsdException w:name="Bibliography" w:uiPriority="37"/>
     <w:lsdException w:name="TOC Heading" w:uiPriority="39" w:qFormat="1"/>
   </w:latentStyles>
-  <w:style w:type="table" w:styleId="11" w:default="1">
+  <w:style w:type="table" w:styleId="1020" w:default="1">
     <w:name w:val="Normal Table"/>
     <w:uiPriority w:val="99"/>
     <w:semiHidden/>
@@ -28959,9 +30118,9 @@
       </w:tcPr>
     </w:tblStylePr>
   </w:style>
-  <w:style w:type="table" w:styleId="12">
+  <w:style w:type="table" w:styleId="1021">
     <w:name w:val="Table Grid"/>
-    <w:basedOn w:val="11"/>
+    <w:basedOn w:val="1020"/>
     <w:uiPriority w:val="59"/>
     <w:pPr>
       <w:pBdr/>
@@ -29158,9 +30317,9 @@
       </w:tcPr>
     </w:tblStylePr>
   </w:style>
-  <w:style w:type="table" w:styleId="13">
+  <w:style w:type="table" w:styleId="1022">
     <w:name w:val="Table Grid Light"/>
-    <w:basedOn w:val="11"/>
+    <w:basedOn w:val="1020"/>
     <w:uiPriority w:val="59"/>
     <w:pPr>
       <w:pBdr/>
@@ -29357,9 +30516,9 @@
       </w:tcPr>
     </w:tblStylePr>
   </w:style>
-  <w:style w:type="table" w:styleId="14">
+  <w:style w:type="table" w:styleId="1023">
     <w:name w:val="Plain Table 1"/>
-    <w:basedOn w:val="11"/>
+    <w:basedOn w:val="1020"/>
     <w:uiPriority w:val="59"/>
     <w:pPr>
       <w:pBdr/>
@@ -29582,9 +30741,9 @@
       </w:tcPr>
     </w:tblStylePr>
   </w:style>
-  <w:style w:type="table" w:styleId="15">
+  <w:style w:type="table" w:styleId="1024">
     <w:name w:val="Plain Table 2"/>
-    <w:basedOn w:val="11"/>
+    <w:basedOn w:val="1020"/>
     <w:uiPriority w:val="59"/>
     <w:pPr>
       <w:pBdr/>
@@ -29815,9 +30974,9 @@
       </w:tcPr>
     </w:tblStylePr>
   </w:style>
-  <w:style w:type="table" w:styleId="16">
+  <w:style w:type="table" w:styleId="1025">
     <w:name w:val="Plain Table 3"/>
-    <w:basedOn w:val="11"/>
+    <w:basedOn w:val="1020"/>
     <w:uiPriority w:val="99"/>
     <w:pPr>
       <w:pBdr/>
@@ -30045,9 +31204,9 @@
       </w:tcPr>
     </w:tblStylePr>
   </w:style>
-  <w:style w:type="table" w:styleId="17">
+  <w:style w:type="table" w:styleId="1026">
     <w:name w:val="Plain Table 4"/>
-    <w:basedOn w:val="11"/>
+    <w:basedOn w:val="1020"/>
     <w:uiPriority w:val="99"/>
     <w:pPr>
       <w:pBdr/>
@@ -30261,9 +31420,9 @@
       </w:tcPr>
     </w:tblStylePr>
   </w:style>
-  <w:style w:type="table" w:styleId="18">
+  <w:style w:type="table" w:styleId="1027">
     <w:name w:val="Plain Table 5"/>
-    <w:basedOn w:val="11"/>
+    <w:basedOn w:val="1020"/>
     <w:uiPriority w:val="99"/>
     <w:pPr>
       <w:pBdr/>
@@ -30494,9 +31653,9 @@
       </w:tcPr>
     </w:tblStylePr>
   </w:style>
-  <w:style w:type="table" w:styleId="19">
+  <w:style w:type="table" w:styleId="1028">
     <w:name w:val="Grid Table 1 Light"/>
-    <w:basedOn w:val="11"/>
+    <w:basedOn w:val="1020"/>
     <w:uiPriority w:val="99"/>
     <w:pPr>
       <w:pBdr/>
@@ -30717,9 +31876,9 @@
       </w:tcPr>
     </w:tblStylePr>
   </w:style>
-  <w:style w:type="table" w:styleId="20">
+  <w:style w:type="table" w:styleId="1029">
     <w:name w:val="Grid Table 1 Light - Accent 1"/>
-    <w:basedOn w:val="11"/>
+    <w:basedOn w:val="1020"/>
     <w:uiPriority w:val="99"/>
     <w:pPr>
       <w:pBdr/>
@@ -30940,9 +32099,9 @@
       </w:tcPr>
     </w:tblStylePr>
   </w:style>
-  <w:style w:type="table" w:styleId="21">
+  <w:style w:type="table" w:styleId="1030">
     <w:name w:val="Grid Table 1 Light - Accent 2"/>
-    <w:basedOn w:val="11"/>
+    <w:basedOn w:val="1020"/>
     <w:uiPriority w:val="99"/>
     <w:pPr>
       <w:pBdr/>
@@ -31163,9 +32322,9 @@
       </w:tcPr>
     </w:tblStylePr>
   </w:style>
-  <w:style w:type="table" w:styleId="22">
+  <w:style w:type="table" w:styleId="1031">
     <w:name w:val="Grid Table 1 Light - Accent 3"/>
-    <w:basedOn w:val="11"/>
+    <w:basedOn w:val="1020"/>
     <w:uiPriority w:val="99"/>
     <w:pPr>
       <w:pBdr/>
@@ -31386,9 +32545,9 @@
       </w:tcPr>
     </w:tblStylePr>
   </w:style>
-  <w:style w:type="table" w:styleId="23">
+  <w:style w:type="table" w:styleId="1032">
     <w:name w:val="Grid Table 1 Light - Accent 4"/>
-    <w:basedOn w:val="11"/>
+    <w:basedOn w:val="1020"/>
     <w:uiPriority w:val="99"/>
     <w:pPr>
       <w:pBdr/>
@@ -31609,9 +32768,9 @@
       </w:tcPr>
     </w:tblStylePr>
   </w:style>
-  <w:style w:type="table" w:styleId="24">
+  <w:style w:type="table" w:styleId="1033">
     <w:name w:val="Grid Table 1 Light - Accent 5"/>
-    <w:basedOn w:val="11"/>
+    <w:basedOn w:val="1020"/>
     <w:uiPriority w:val="99"/>
     <w:pPr>
       <w:pBdr/>
@@ -31832,9 +32991,9 @@
       </w:tcPr>
     </w:tblStylePr>
   </w:style>
-  <w:style w:type="table" w:styleId="25">
+  <w:style w:type="table" w:styleId="1034">
     <w:name w:val="Grid Table 1 Light - Accent 6"/>
-    <w:basedOn w:val="11"/>
+    <w:basedOn w:val="1020"/>
     <w:uiPriority w:val="99"/>
     <w:pPr>
       <w:pBdr/>
@@ -32055,9 +33214,9 @@
       </w:tcPr>
     </w:tblStylePr>
   </w:style>
-  <w:style w:type="table" w:styleId="26">
+  <w:style w:type="table" w:styleId="1035">
     <w:name w:val="Grid Table 2"/>
-    <w:basedOn w:val="11"/>
+    <w:basedOn w:val="1020"/>
     <w:uiPriority w:val="99"/>
     <w:pPr>
       <w:pBdr/>
@@ -32287,9 +33446,9 @@
       </w:tcPr>
     </w:tblStylePr>
   </w:style>
-  <w:style w:type="table" w:styleId="27">
+  <w:style w:type="table" w:styleId="1036">
     <w:name w:val="Grid Table 2 - Accent 1"/>
-    <w:basedOn w:val="11"/>
+    <w:basedOn w:val="1020"/>
     <w:uiPriority w:val="99"/>
     <w:pPr>
       <w:pBdr/>
@@ -32519,9 +33678,9 @@
       </w:tcPr>
     </w:tblStylePr>
   </w:style>
-  <w:style w:type="table" w:styleId="28">
+  <w:style w:type="table" w:styleId="1037">
     <w:name w:val="Grid Table 2 - Accent 2"/>
-    <w:basedOn w:val="11"/>
+    <w:basedOn w:val="1020"/>
     <w:uiPriority w:val="99"/>
     <w:pPr>
       <w:pBdr/>
@@ -32751,9 +33910,9 @@
       </w:tcPr>
     </w:tblStylePr>
   </w:style>
-  <w:style w:type="table" w:styleId="29">
+  <w:style w:type="table" w:styleId="1038">
     <w:name w:val="Grid Table 2 - Accent 3"/>
-    <w:basedOn w:val="11"/>
+    <w:basedOn w:val="1020"/>
     <w:uiPriority w:val="99"/>
     <w:pPr>
       <w:pBdr/>
@@ -32983,9 +34142,9 @@
       </w:tcPr>
     </w:tblStylePr>
   </w:style>
-  <w:style w:type="table" w:styleId="30">
+  <w:style w:type="table" w:styleId="1039">
     <w:name w:val="Grid Table 2 - Accent 4"/>
-    <w:basedOn w:val="11"/>
+    <w:basedOn w:val="1020"/>
     <w:uiPriority w:val="99"/>
     <w:pPr>
       <w:pBdr/>
@@ -33215,9 +34374,9 @@
       </w:tcPr>
     </w:tblStylePr>
   </w:style>
-  <w:style w:type="table" w:styleId="31">
+  <w:style w:type="table" w:styleId="1040">
     <w:name w:val="Grid Table 2 - Accent 5"/>
-    <w:basedOn w:val="11"/>
+    <w:basedOn w:val="1020"/>
     <w:uiPriority w:val="99"/>
     <w:pPr>
       <w:pBdr/>
@@ -33447,9 +34606,9 @@
       </w:tcPr>
     </w:tblStylePr>
   </w:style>
-  <w:style w:type="table" w:styleId="32">
+  <w:style w:type="table" w:styleId="1041">
     <w:name w:val="Grid Table 2 - Accent 6"/>
-    <w:basedOn w:val="11"/>
+    <w:basedOn w:val="1020"/>
     <w:uiPriority w:val="99"/>
     <w:pPr>
       <w:pBdr/>
@@ -33679,9 +34838,9 @@
       </w:tcPr>
     </w:tblStylePr>
   </w:style>
-  <w:style w:type="table" w:styleId="33">
+  <w:style w:type="table" w:styleId="1042">
     <w:name w:val="Grid Table 3"/>
-    <w:basedOn w:val="11"/>
+    <w:basedOn w:val="1020"/>
     <w:uiPriority w:val="99"/>
     <w:pPr>
       <w:pBdr/>
@@ -33780,29 +34939,6 @@
         <w:tblBorders/>
       </w:tblPr>
       <w:tcPr>
-        <w:shd w:color="ffffff"/>
-        <w:tcBorders>
-          <w:top w:val="none" w:color="000000" w:sz="4" w:space="0"/>
-          <w:left w:val="none" w:color="000000" w:sz="4" w:space="0"/>
-          <w:bottom w:val="none" w:color="000000" w:sz="4" w:space="0"/>
-          <w:right w:val="none" w:color="000000" w:sz="4" w:space="0"/>
-        </w:tcBorders>
-      </w:tcPr>
-    </w:tblStylePr>
-    <w:tblStylePr w:type="firstRow">
-      <w:rPr>
-        <w:b/>
-        <w:color w:val="404040"/>
-      </w:rPr>
-      <w:pPr>
-        <w:pBdr/>
-        <w:spacing/>
-        <w:ind/>
-      </w:pPr>
-      <w:tblPr>
-        <w:tblBorders/>
-      </w:tblPr>
-      <w:tcPr>
         <w:shd w:val="clear" w:color="ffffff"/>
         <w:tcBorders>
           <w:top w:val="none" w:color="000000" w:sz="4" w:space="0"/>
@@ -33812,30 +34948,7 @@
         </w:tcBorders>
       </w:tcPr>
     </w:tblStylePr>
-    <w:tblStylePr w:type="lastCol">
-      <w:rPr>
-        <w:i/>
-        <w:color w:val="404040"/>
-      </w:rPr>
-      <w:pPr>
-        <w:pBdr/>
-        <w:spacing/>
-        <w:ind/>
-      </w:pPr>
-      <w:tblPr>
-        <w:tblBorders/>
-      </w:tblPr>
-      <w:tcPr>
-        <w:shd w:color="ffffff"/>
-        <w:tcBorders>
-          <w:top w:val="none" w:color="000000" w:sz="4" w:space="0"/>
-          <w:left w:val="none" w:color="000000" w:sz="4" w:space="0"/>
-          <w:bottom w:val="none" w:color="000000" w:sz="4" w:space="0"/>
-          <w:right w:val="none" w:color="000000" w:sz="4" w:space="0"/>
-        </w:tcBorders>
-      </w:tcPr>
-    </w:tblStylePr>
-    <w:tblStylePr w:type="lastRow">
+    <w:tblStylePr w:type="firstRow">
       <w:rPr>
         <w:b/>
         <w:color w:val="404040"/>
@@ -33858,6 +34971,52 @@
         </w:tcBorders>
       </w:tcPr>
     </w:tblStylePr>
+    <w:tblStylePr w:type="lastCol">
+      <w:rPr>
+        <w:i/>
+        <w:color w:val="404040"/>
+      </w:rPr>
+      <w:pPr>
+        <w:pBdr/>
+        <w:spacing/>
+        <w:ind/>
+      </w:pPr>
+      <w:tblPr>
+        <w:tblBorders/>
+      </w:tblPr>
+      <w:tcPr>
+        <w:shd w:val="clear" w:color="ffffff"/>
+        <w:tcBorders>
+          <w:top w:val="none" w:color="000000" w:sz="4" w:space="0"/>
+          <w:left w:val="none" w:color="000000" w:sz="4" w:space="0"/>
+          <w:bottom w:val="none" w:color="000000" w:sz="4" w:space="0"/>
+          <w:right w:val="none" w:color="000000" w:sz="4" w:space="0"/>
+        </w:tcBorders>
+      </w:tcPr>
+    </w:tblStylePr>
+    <w:tblStylePr w:type="lastRow">
+      <w:rPr>
+        <w:b/>
+        <w:color w:val="404040"/>
+      </w:rPr>
+      <w:pPr>
+        <w:pBdr/>
+        <w:spacing/>
+        <w:ind/>
+      </w:pPr>
+      <w:tblPr>
+        <w:tblBorders/>
+      </w:tblPr>
+      <w:tcPr>
+        <w:shd w:val="clear" w:color="ffffff"/>
+        <w:tcBorders>
+          <w:top w:val="none" w:color="000000" w:sz="4" w:space="0"/>
+          <w:left w:val="none" w:color="000000" w:sz="4" w:space="0"/>
+          <w:bottom w:val="none" w:color="000000" w:sz="4" w:space="0"/>
+          <w:right w:val="none" w:color="000000" w:sz="4" w:space="0"/>
+        </w:tcBorders>
+      </w:tcPr>
+    </w:tblStylePr>
     <w:tblStylePr w:type="nwCell">
       <w:pPr>
         <w:pBdr/>
@@ -33924,9 +35083,9 @@
       </w:tcPr>
     </w:tblStylePr>
   </w:style>
-  <w:style w:type="table" w:styleId="34">
+  <w:style w:type="table" w:styleId="1043">
     <w:name w:val="Grid Table 3 - Accent 1"/>
-    <w:basedOn w:val="11"/>
+    <w:basedOn w:val="1020"/>
     <w:uiPriority w:val="99"/>
     <w:pPr>
       <w:pBdr/>
@@ -34025,29 +35184,6 @@
         <w:tblBorders/>
       </w:tblPr>
       <w:tcPr>
-        <w:shd w:color="ffffff"/>
-        <w:tcBorders>
-          <w:top w:val="none" w:color="000000" w:sz="4" w:space="0"/>
-          <w:left w:val="none" w:color="000000" w:sz="4" w:space="0"/>
-          <w:bottom w:val="none" w:color="000000" w:sz="4" w:space="0"/>
-          <w:right w:val="none" w:color="000000" w:sz="4" w:space="0"/>
-        </w:tcBorders>
-      </w:tcPr>
-    </w:tblStylePr>
-    <w:tblStylePr w:type="firstRow">
-      <w:rPr>
-        <w:b/>
-        <w:color w:val="404040"/>
-      </w:rPr>
-      <w:pPr>
-        <w:pBdr/>
-        <w:spacing/>
-        <w:ind/>
-      </w:pPr>
-      <w:tblPr>
-        <w:tblBorders/>
-      </w:tblPr>
-      <w:tcPr>
         <w:shd w:val="clear" w:color="ffffff"/>
         <w:tcBorders>
           <w:top w:val="none" w:color="000000" w:sz="4" w:space="0"/>
@@ -34057,30 +35193,7 @@
         </w:tcBorders>
       </w:tcPr>
     </w:tblStylePr>
-    <w:tblStylePr w:type="lastCol">
-      <w:rPr>
-        <w:i/>
-        <w:color w:val="404040"/>
-      </w:rPr>
-      <w:pPr>
-        <w:pBdr/>
-        <w:spacing/>
-        <w:ind/>
-      </w:pPr>
-      <w:tblPr>
-        <w:tblBorders/>
-      </w:tblPr>
-      <w:tcPr>
-        <w:shd w:color="ffffff"/>
-        <w:tcBorders>
-          <w:top w:val="none" w:color="000000" w:sz="4" w:space="0"/>
-          <w:left w:val="none" w:color="000000" w:sz="4" w:space="0"/>
-          <w:bottom w:val="none" w:color="000000" w:sz="4" w:space="0"/>
-          <w:right w:val="none" w:color="000000" w:sz="4" w:space="0"/>
-        </w:tcBorders>
-      </w:tcPr>
-    </w:tblStylePr>
-    <w:tblStylePr w:type="lastRow">
+    <w:tblStylePr w:type="firstRow">
       <w:rPr>
         <w:b/>
         <w:color w:val="404040"/>
@@ -34103,6 +35216,52 @@
         </w:tcBorders>
       </w:tcPr>
     </w:tblStylePr>
+    <w:tblStylePr w:type="lastCol">
+      <w:rPr>
+        <w:i/>
+        <w:color w:val="404040"/>
+      </w:rPr>
+      <w:pPr>
+        <w:pBdr/>
+        <w:spacing/>
+        <w:ind/>
+      </w:pPr>
+      <w:tblPr>
+        <w:tblBorders/>
+      </w:tblPr>
+      <w:tcPr>
+        <w:shd w:val="clear" w:color="ffffff"/>
+        <w:tcBorders>
+          <w:top w:val="none" w:color="000000" w:sz="4" w:space="0"/>
+          <w:left w:val="none" w:color="000000" w:sz="4" w:space="0"/>
+          <w:bottom w:val="none" w:color="000000" w:sz="4" w:space="0"/>
+          <w:right w:val="none" w:color="000000" w:sz="4" w:space="0"/>
+        </w:tcBorders>
+      </w:tcPr>
+    </w:tblStylePr>
+    <w:tblStylePr w:type="lastRow">
+      <w:rPr>
+        <w:b/>
+        <w:color w:val="404040"/>
+      </w:rPr>
+      <w:pPr>
+        <w:pBdr/>
+        <w:spacing/>
+        <w:ind/>
+      </w:pPr>
+      <w:tblPr>
+        <w:tblBorders/>
+      </w:tblPr>
+      <w:tcPr>
+        <w:shd w:val="clear" w:color="ffffff"/>
+        <w:tcBorders>
+          <w:top w:val="none" w:color="000000" w:sz="4" w:space="0"/>
+          <w:left w:val="none" w:color="000000" w:sz="4" w:space="0"/>
+          <w:bottom w:val="none" w:color="000000" w:sz="4" w:space="0"/>
+          <w:right w:val="none" w:color="000000" w:sz="4" w:space="0"/>
+        </w:tcBorders>
+      </w:tcPr>
+    </w:tblStylePr>
     <w:tblStylePr w:type="nwCell">
       <w:pPr>
         <w:pBdr/>
@@ -34169,9 +35328,9 @@
       </w:tcPr>
     </w:tblStylePr>
   </w:style>
-  <w:style w:type="table" w:styleId="35">
+  <w:style w:type="table" w:styleId="1044">
     <w:name w:val="Grid Table 3 - Accent 2"/>
-    <w:basedOn w:val="11"/>
+    <w:basedOn w:val="1020"/>
     <w:uiPriority w:val="99"/>
     <w:pPr>
       <w:pBdr/>
@@ -34270,29 +35429,6 @@
         <w:tblBorders/>
       </w:tblPr>
       <w:tcPr>
-        <w:shd w:color="ffffff"/>
-        <w:tcBorders>
-          <w:top w:val="none" w:color="000000" w:sz="4" w:space="0"/>
-          <w:left w:val="none" w:color="000000" w:sz="4" w:space="0"/>
-          <w:bottom w:val="none" w:color="000000" w:sz="4" w:space="0"/>
-          <w:right w:val="none" w:color="000000" w:sz="4" w:space="0"/>
-        </w:tcBorders>
-      </w:tcPr>
-    </w:tblStylePr>
-    <w:tblStylePr w:type="firstRow">
-      <w:rPr>
-        <w:b/>
-        <w:color w:val="404040"/>
-      </w:rPr>
-      <w:pPr>
-        <w:pBdr/>
-        <w:spacing/>
-        <w:ind/>
-      </w:pPr>
-      <w:tblPr>
-        <w:tblBorders/>
-      </w:tblPr>
-      <w:tcPr>
         <w:shd w:val="clear" w:color="ffffff"/>
         <w:tcBorders>
           <w:top w:val="none" w:color="000000" w:sz="4" w:space="0"/>
@@ -34302,30 +35438,7 @@
         </w:tcBorders>
       </w:tcPr>
     </w:tblStylePr>
-    <w:tblStylePr w:type="lastCol">
-      <w:rPr>
-        <w:i/>
-        <w:color w:val="404040"/>
-      </w:rPr>
-      <w:pPr>
-        <w:pBdr/>
-        <w:spacing/>
-        <w:ind/>
-      </w:pPr>
-      <w:tblPr>
-        <w:tblBorders/>
-      </w:tblPr>
-      <w:tcPr>
-        <w:shd w:color="ffffff"/>
-        <w:tcBorders>
-          <w:top w:val="none" w:color="000000" w:sz="4" w:space="0"/>
-          <w:left w:val="none" w:color="000000" w:sz="4" w:space="0"/>
-          <w:bottom w:val="none" w:color="000000" w:sz="4" w:space="0"/>
-          <w:right w:val="none" w:color="000000" w:sz="4" w:space="0"/>
-        </w:tcBorders>
-      </w:tcPr>
-    </w:tblStylePr>
-    <w:tblStylePr w:type="lastRow">
+    <w:tblStylePr w:type="firstRow">
       <w:rPr>
         <w:b/>
         <w:color w:val="404040"/>
@@ -34348,6 +35461,52 @@
         </w:tcBorders>
       </w:tcPr>
     </w:tblStylePr>
+    <w:tblStylePr w:type="lastCol">
+      <w:rPr>
+        <w:i/>
+        <w:color w:val="404040"/>
+      </w:rPr>
+      <w:pPr>
+        <w:pBdr/>
+        <w:spacing/>
+        <w:ind/>
+      </w:pPr>
+      <w:tblPr>
+        <w:tblBorders/>
+      </w:tblPr>
+      <w:tcPr>
+        <w:shd w:val="clear" w:color="ffffff"/>
+        <w:tcBorders>
+          <w:top w:val="none" w:color="000000" w:sz="4" w:space="0"/>
+          <w:left w:val="none" w:color="000000" w:sz="4" w:space="0"/>
+          <w:bottom w:val="none" w:color="000000" w:sz="4" w:space="0"/>
+          <w:right w:val="none" w:color="000000" w:sz="4" w:space="0"/>
+        </w:tcBorders>
+      </w:tcPr>
+    </w:tblStylePr>
+    <w:tblStylePr w:type="lastRow">
+      <w:rPr>
+        <w:b/>
+        <w:color w:val="404040"/>
+      </w:rPr>
+      <w:pPr>
+        <w:pBdr/>
+        <w:spacing/>
+        <w:ind/>
+      </w:pPr>
+      <w:tblPr>
+        <w:tblBorders/>
+      </w:tblPr>
+      <w:tcPr>
+        <w:shd w:val="clear" w:color="ffffff"/>
+        <w:tcBorders>
+          <w:top w:val="none" w:color="000000" w:sz="4" w:space="0"/>
+          <w:left w:val="none" w:color="000000" w:sz="4" w:space="0"/>
+          <w:bottom w:val="none" w:color="000000" w:sz="4" w:space="0"/>
+          <w:right w:val="none" w:color="000000" w:sz="4" w:space="0"/>
+        </w:tcBorders>
+      </w:tcPr>
+    </w:tblStylePr>
     <w:tblStylePr w:type="nwCell">
       <w:pPr>
         <w:pBdr/>
@@ -34414,9 +35573,9 @@
       </w:tcPr>
     </w:tblStylePr>
   </w:style>
-  <w:style w:type="table" w:styleId="36">
+  <w:style w:type="table" w:styleId="1045">
     <w:name w:val="Grid Table 3 - Accent 3"/>
-    <w:basedOn w:val="11"/>
+    <w:basedOn w:val="1020"/>
     <w:uiPriority w:val="99"/>
     <w:pPr>
       <w:pBdr/>
@@ -34515,29 +35674,6 @@
         <w:tblBorders/>
       </w:tblPr>
       <w:tcPr>
-        <w:shd w:color="ffffff"/>
-        <w:tcBorders>
-          <w:top w:val="none" w:color="000000" w:sz="4" w:space="0"/>
-          <w:left w:val="none" w:color="000000" w:sz="4" w:space="0"/>
-          <w:bottom w:val="none" w:color="000000" w:sz="4" w:space="0"/>
-          <w:right w:val="none" w:color="000000" w:sz="4" w:space="0"/>
-        </w:tcBorders>
-      </w:tcPr>
-    </w:tblStylePr>
-    <w:tblStylePr w:type="firstRow">
-      <w:rPr>
-        <w:b/>
-        <w:color w:val="404040"/>
-      </w:rPr>
-      <w:pPr>
-        <w:pBdr/>
-        <w:spacing/>
-        <w:ind/>
-      </w:pPr>
-      <w:tblPr>
-        <w:tblBorders/>
-      </w:tblPr>
-      <w:tcPr>
         <w:shd w:val="clear" w:color="ffffff"/>
         <w:tcBorders>
           <w:top w:val="none" w:color="000000" w:sz="4" w:space="0"/>
@@ -34547,30 +35683,7 @@
         </w:tcBorders>
       </w:tcPr>
     </w:tblStylePr>
-    <w:tblStylePr w:type="lastCol">
-      <w:rPr>
-        <w:i/>
-        <w:color w:val="404040"/>
-      </w:rPr>
-      <w:pPr>
-        <w:pBdr/>
-        <w:spacing/>
-        <w:ind/>
-      </w:pPr>
-      <w:tblPr>
-        <w:tblBorders/>
-      </w:tblPr>
-      <w:tcPr>
-        <w:shd w:color="ffffff"/>
-        <w:tcBorders>
-          <w:top w:val="none" w:color="000000" w:sz="4" w:space="0"/>
-          <w:left w:val="none" w:color="000000" w:sz="4" w:space="0"/>
-          <w:bottom w:val="none" w:color="000000" w:sz="4" w:space="0"/>
-          <w:right w:val="none" w:color="000000" w:sz="4" w:space="0"/>
-        </w:tcBorders>
-      </w:tcPr>
-    </w:tblStylePr>
-    <w:tblStylePr w:type="lastRow">
+    <w:tblStylePr w:type="firstRow">
       <w:rPr>
         <w:b/>
         <w:color w:val="404040"/>
@@ -34593,6 +35706,52 @@
         </w:tcBorders>
       </w:tcPr>
     </w:tblStylePr>
+    <w:tblStylePr w:type="lastCol">
+      <w:rPr>
+        <w:i/>
+        <w:color w:val="404040"/>
+      </w:rPr>
+      <w:pPr>
+        <w:pBdr/>
+        <w:spacing/>
+        <w:ind/>
+      </w:pPr>
+      <w:tblPr>
+        <w:tblBorders/>
+      </w:tblPr>
+      <w:tcPr>
+        <w:shd w:val="clear" w:color="ffffff"/>
+        <w:tcBorders>
+          <w:top w:val="none" w:color="000000" w:sz="4" w:space="0"/>
+          <w:left w:val="none" w:color="000000" w:sz="4" w:space="0"/>
+          <w:bottom w:val="none" w:color="000000" w:sz="4" w:space="0"/>
+          <w:right w:val="none" w:color="000000" w:sz="4" w:space="0"/>
+        </w:tcBorders>
+      </w:tcPr>
+    </w:tblStylePr>
+    <w:tblStylePr w:type="lastRow">
+      <w:rPr>
+        <w:b/>
+        <w:color w:val="404040"/>
+      </w:rPr>
+      <w:pPr>
+        <w:pBdr/>
+        <w:spacing/>
+        <w:ind/>
+      </w:pPr>
+      <w:tblPr>
+        <w:tblBorders/>
+      </w:tblPr>
+      <w:tcPr>
+        <w:shd w:val="clear" w:color="ffffff"/>
+        <w:tcBorders>
+          <w:top w:val="none" w:color="000000" w:sz="4" w:space="0"/>
+          <w:left w:val="none" w:color="000000" w:sz="4" w:space="0"/>
+          <w:bottom w:val="none" w:color="000000" w:sz="4" w:space="0"/>
+          <w:right w:val="none" w:color="000000" w:sz="4" w:space="0"/>
+        </w:tcBorders>
+      </w:tcPr>
+    </w:tblStylePr>
     <w:tblStylePr w:type="nwCell">
       <w:pPr>
         <w:pBdr/>
@@ -34659,9 +35818,9 @@
       </w:tcPr>
     </w:tblStylePr>
   </w:style>
-  <w:style w:type="table" w:styleId="37">
+  <w:style w:type="table" w:styleId="1046">
     <w:name w:val="Grid Table 3 - Accent 4"/>
-    <w:basedOn w:val="11"/>
+    <w:basedOn w:val="1020"/>
     <w:uiPriority w:val="99"/>
     <w:pPr>
       <w:pBdr/>
@@ -34760,29 +35919,6 @@
         <w:tblBorders/>
       </w:tblPr>
       <w:tcPr>
-        <w:shd w:color="ffffff"/>
-        <w:tcBorders>
-          <w:top w:val="none" w:color="000000" w:sz="4" w:space="0"/>
-          <w:left w:val="none" w:color="000000" w:sz="4" w:space="0"/>
-          <w:bottom w:val="none" w:color="000000" w:sz="4" w:space="0"/>
-          <w:right w:val="none" w:color="000000" w:sz="4" w:space="0"/>
-        </w:tcBorders>
-      </w:tcPr>
-    </w:tblStylePr>
-    <w:tblStylePr w:type="firstRow">
-      <w:rPr>
-        <w:b/>
-        <w:color w:val="404040"/>
-      </w:rPr>
-      <w:pPr>
-        <w:pBdr/>
-        <w:spacing/>
-        <w:ind/>
-      </w:pPr>
-      <w:tblPr>
-        <w:tblBorders/>
-      </w:tblPr>
-      <w:tcPr>
         <w:shd w:val="clear" w:color="ffffff"/>
         <w:tcBorders>
           <w:top w:val="none" w:color="000000" w:sz="4" w:space="0"/>
@@ -34792,30 +35928,7 @@
         </w:tcBorders>
       </w:tcPr>
     </w:tblStylePr>
-    <w:tblStylePr w:type="lastCol">
-      <w:rPr>
-        <w:i/>
-        <w:color w:val="404040"/>
-      </w:rPr>
-      <w:pPr>
-        <w:pBdr/>
-        <w:spacing/>
-        <w:ind/>
-      </w:pPr>
-      <w:tblPr>
-        <w:tblBorders/>
-      </w:tblPr>
-      <w:tcPr>
-        <w:shd w:color="ffffff"/>
-        <w:tcBorders>
-          <w:top w:val="none" w:color="000000" w:sz="4" w:space="0"/>
-          <w:left w:val="none" w:color="000000" w:sz="4" w:space="0"/>
-          <w:bottom w:val="none" w:color="000000" w:sz="4" w:space="0"/>
-          <w:right w:val="none" w:color="000000" w:sz="4" w:space="0"/>
-        </w:tcBorders>
-      </w:tcPr>
-    </w:tblStylePr>
-    <w:tblStylePr w:type="lastRow">
+    <w:tblStylePr w:type="firstRow">
       <w:rPr>
         <w:b/>
         <w:color w:val="404040"/>
@@ -34838,6 +35951,52 @@
         </w:tcBorders>
       </w:tcPr>
     </w:tblStylePr>
+    <w:tblStylePr w:type="lastCol">
+      <w:rPr>
+        <w:i/>
+        <w:color w:val="404040"/>
+      </w:rPr>
+      <w:pPr>
+        <w:pBdr/>
+        <w:spacing/>
+        <w:ind/>
+      </w:pPr>
+      <w:tblPr>
+        <w:tblBorders/>
+      </w:tblPr>
+      <w:tcPr>
+        <w:shd w:val="clear" w:color="ffffff"/>
+        <w:tcBorders>
+          <w:top w:val="none" w:color="000000" w:sz="4" w:space="0"/>
+          <w:left w:val="none" w:color="000000" w:sz="4" w:space="0"/>
+          <w:bottom w:val="none" w:color="000000" w:sz="4" w:space="0"/>
+          <w:right w:val="none" w:color="000000" w:sz="4" w:space="0"/>
+        </w:tcBorders>
+      </w:tcPr>
+    </w:tblStylePr>
+    <w:tblStylePr w:type="lastRow">
+      <w:rPr>
+        <w:b/>
+        <w:color w:val="404040"/>
+      </w:rPr>
+      <w:pPr>
+        <w:pBdr/>
+        <w:spacing/>
+        <w:ind/>
+      </w:pPr>
+      <w:tblPr>
+        <w:tblBorders/>
+      </w:tblPr>
+      <w:tcPr>
+        <w:shd w:val="clear" w:color="ffffff"/>
+        <w:tcBorders>
+          <w:top w:val="none" w:color="000000" w:sz="4" w:space="0"/>
+          <w:left w:val="none" w:color="000000" w:sz="4" w:space="0"/>
+          <w:bottom w:val="none" w:color="000000" w:sz="4" w:space="0"/>
+          <w:right w:val="none" w:color="000000" w:sz="4" w:space="0"/>
+        </w:tcBorders>
+      </w:tcPr>
+    </w:tblStylePr>
     <w:tblStylePr w:type="nwCell">
       <w:pPr>
         <w:pBdr/>
@@ -34904,9 +36063,9 @@
       </w:tcPr>
     </w:tblStylePr>
   </w:style>
-  <w:style w:type="table" w:styleId="38">
+  <w:style w:type="table" w:styleId="1047">
     <w:name w:val="Grid Table 3 - Accent 5"/>
-    <w:basedOn w:val="11"/>
+    <w:basedOn w:val="1020"/>
     <w:uiPriority w:val="99"/>
     <w:pPr>
       <w:pBdr/>
@@ -35005,29 +36164,6 @@
         <w:tblBorders/>
       </w:tblPr>
       <w:tcPr>
-        <w:shd w:color="ffffff"/>
-        <w:tcBorders>
-          <w:top w:val="none" w:color="000000" w:sz="4" w:space="0"/>
-          <w:left w:val="none" w:color="000000" w:sz="4" w:space="0"/>
-          <w:bottom w:val="none" w:color="000000" w:sz="4" w:space="0"/>
-          <w:right w:val="none" w:color="000000" w:sz="4" w:space="0"/>
-        </w:tcBorders>
-      </w:tcPr>
-    </w:tblStylePr>
-    <w:tblStylePr w:type="firstRow">
-      <w:rPr>
-        <w:b/>
-        <w:color w:val="404040"/>
-      </w:rPr>
-      <w:pPr>
-        <w:pBdr/>
-        <w:spacing/>
-        <w:ind/>
-      </w:pPr>
-      <w:tblPr>
-        <w:tblBorders/>
-      </w:tblPr>
-      <w:tcPr>
         <w:shd w:val="clear" w:color="ffffff"/>
         <w:tcBorders>
           <w:top w:val="none" w:color="000000" w:sz="4" w:space="0"/>
@@ -35037,30 +36173,7 @@
         </w:tcBorders>
       </w:tcPr>
     </w:tblStylePr>
-    <w:tblStylePr w:type="lastCol">
-      <w:rPr>
-        <w:i/>
-        <w:color w:val="404040"/>
-      </w:rPr>
-      <w:pPr>
-        <w:pBdr/>
-        <w:spacing/>
-        <w:ind/>
-      </w:pPr>
-      <w:tblPr>
-        <w:tblBorders/>
-      </w:tblPr>
-      <w:tcPr>
-        <w:shd w:color="ffffff"/>
-        <w:tcBorders>
-          <w:top w:val="none" w:color="000000" w:sz="4" w:space="0"/>
-          <w:left w:val="none" w:color="000000" w:sz="4" w:space="0"/>
-          <w:bottom w:val="none" w:color="000000" w:sz="4" w:space="0"/>
-          <w:right w:val="none" w:color="000000" w:sz="4" w:space="0"/>
-        </w:tcBorders>
-      </w:tcPr>
-    </w:tblStylePr>
-    <w:tblStylePr w:type="lastRow">
+    <w:tblStylePr w:type="firstRow">
       <w:rPr>
         <w:b/>
         <w:color w:val="404040"/>
@@ -35083,6 +36196,52 @@
         </w:tcBorders>
       </w:tcPr>
     </w:tblStylePr>
+    <w:tblStylePr w:type="lastCol">
+      <w:rPr>
+        <w:i/>
+        <w:color w:val="404040"/>
+      </w:rPr>
+      <w:pPr>
+        <w:pBdr/>
+        <w:spacing/>
+        <w:ind/>
+      </w:pPr>
+      <w:tblPr>
+        <w:tblBorders/>
+      </w:tblPr>
+      <w:tcPr>
+        <w:shd w:val="clear" w:color="ffffff"/>
+        <w:tcBorders>
+          <w:top w:val="none" w:color="000000" w:sz="4" w:space="0"/>
+          <w:left w:val="none" w:color="000000" w:sz="4" w:space="0"/>
+          <w:bottom w:val="none" w:color="000000" w:sz="4" w:space="0"/>
+          <w:right w:val="none" w:color="000000" w:sz="4" w:space="0"/>
+        </w:tcBorders>
+      </w:tcPr>
+    </w:tblStylePr>
+    <w:tblStylePr w:type="lastRow">
+      <w:rPr>
+        <w:b/>
+        <w:color w:val="404040"/>
+      </w:rPr>
+      <w:pPr>
+        <w:pBdr/>
+        <w:spacing/>
+        <w:ind/>
+      </w:pPr>
+      <w:tblPr>
+        <w:tblBorders/>
+      </w:tblPr>
+      <w:tcPr>
+        <w:shd w:val="clear" w:color="ffffff"/>
+        <w:tcBorders>
+          <w:top w:val="none" w:color="000000" w:sz="4" w:space="0"/>
+          <w:left w:val="none" w:color="000000" w:sz="4" w:space="0"/>
+          <w:bottom w:val="none" w:color="000000" w:sz="4" w:space="0"/>
+          <w:right w:val="none" w:color="000000" w:sz="4" w:space="0"/>
+        </w:tcBorders>
+      </w:tcPr>
+    </w:tblStylePr>
     <w:tblStylePr w:type="nwCell">
       <w:pPr>
         <w:pBdr/>
@@ -35149,9 +36308,9 @@
       </w:tcPr>
     </w:tblStylePr>
   </w:style>
-  <w:style w:type="table" w:styleId="39">
+  <w:style w:type="table" w:styleId="1048">
     <w:name w:val="Grid Table 3 - Accent 6"/>
-    <w:basedOn w:val="11"/>
+    <w:basedOn w:val="1020"/>
     <w:uiPriority w:val="99"/>
     <w:pPr>
       <w:pBdr/>
@@ -35250,29 +36409,6 @@
         <w:tblBorders/>
       </w:tblPr>
       <w:tcPr>
-        <w:shd w:color="ffffff"/>
-        <w:tcBorders>
-          <w:top w:val="none" w:color="000000" w:sz="4" w:space="0"/>
-          <w:left w:val="none" w:color="000000" w:sz="4" w:space="0"/>
-          <w:bottom w:val="none" w:color="000000" w:sz="4" w:space="0"/>
-          <w:right w:val="none" w:color="000000" w:sz="4" w:space="0"/>
-        </w:tcBorders>
-      </w:tcPr>
-    </w:tblStylePr>
-    <w:tblStylePr w:type="firstRow">
-      <w:rPr>
-        <w:b/>
-        <w:color w:val="404040"/>
-      </w:rPr>
-      <w:pPr>
-        <w:pBdr/>
-        <w:spacing/>
-        <w:ind/>
-      </w:pPr>
-      <w:tblPr>
-        <w:tblBorders/>
-      </w:tblPr>
-      <w:tcPr>
         <w:shd w:val="clear" w:color="ffffff"/>
         <w:tcBorders>
           <w:top w:val="none" w:color="000000" w:sz="4" w:space="0"/>
@@ -35282,30 +36418,7 @@
         </w:tcBorders>
       </w:tcPr>
     </w:tblStylePr>
-    <w:tblStylePr w:type="lastCol">
-      <w:rPr>
-        <w:i/>
-        <w:color w:val="404040"/>
-      </w:rPr>
-      <w:pPr>
-        <w:pBdr/>
-        <w:spacing/>
-        <w:ind/>
-      </w:pPr>
-      <w:tblPr>
-        <w:tblBorders/>
-      </w:tblPr>
-      <w:tcPr>
-        <w:shd w:color="ffffff"/>
-        <w:tcBorders>
-          <w:top w:val="none" w:color="000000" w:sz="4" w:space="0"/>
-          <w:left w:val="none" w:color="000000" w:sz="4" w:space="0"/>
-          <w:bottom w:val="none" w:color="000000" w:sz="4" w:space="0"/>
-          <w:right w:val="none" w:color="000000" w:sz="4" w:space="0"/>
-        </w:tcBorders>
-      </w:tcPr>
-    </w:tblStylePr>
-    <w:tblStylePr w:type="lastRow">
+    <w:tblStylePr w:type="firstRow">
       <w:rPr>
         <w:b/>
         <w:color w:val="404040"/>
@@ -35328,6 +36441,52 @@
         </w:tcBorders>
       </w:tcPr>
     </w:tblStylePr>
+    <w:tblStylePr w:type="lastCol">
+      <w:rPr>
+        <w:i/>
+        <w:color w:val="404040"/>
+      </w:rPr>
+      <w:pPr>
+        <w:pBdr/>
+        <w:spacing/>
+        <w:ind/>
+      </w:pPr>
+      <w:tblPr>
+        <w:tblBorders/>
+      </w:tblPr>
+      <w:tcPr>
+        <w:shd w:val="clear" w:color="ffffff"/>
+        <w:tcBorders>
+          <w:top w:val="none" w:color="000000" w:sz="4" w:space="0"/>
+          <w:left w:val="none" w:color="000000" w:sz="4" w:space="0"/>
+          <w:bottom w:val="none" w:color="000000" w:sz="4" w:space="0"/>
+          <w:right w:val="none" w:color="000000" w:sz="4" w:space="0"/>
+        </w:tcBorders>
+      </w:tcPr>
+    </w:tblStylePr>
+    <w:tblStylePr w:type="lastRow">
+      <w:rPr>
+        <w:b/>
+        <w:color w:val="404040"/>
+      </w:rPr>
+      <w:pPr>
+        <w:pBdr/>
+        <w:spacing/>
+        <w:ind/>
+      </w:pPr>
+      <w:tblPr>
+        <w:tblBorders/>
+      </w:tblPr>
+      <w:tcPr>
+        <w:shd w:val="clear" w:color="ffffff"/>
+        <w:tcBorders>
+          <w:top w:val="none" w:color="000000" w:sz="4" w:space="0"/>
+          <w:left w:val="none" w:color="000000" w:sz="4" w:space="0"/>
+          <w:bottom w:val="none" w:color="000000" w:sz="4" w:space="0"/>
+          <w:right w:val="none" w:color="000000" w:sz="4" w:space="0"/>
+        </w:tcBorders>
+      </w:tcPr>
+    </w:tblStylePr>
     <w:tblStylePr w:type="nwCell">
       <w:pPr>
         <w:pBdr/>
@@ -35394,9 +36553,9 @@
       </w:tcPr>
     </w:tblStylePr>
   </w:style>
-  <w:style w:type="table" w:styleId="40">
+  <w:style w:type="table" w:styleId="1049">
     <w:name w:val="Grid Table 4"/>
-    <w:basedOn w:val="11"/>
+    <w:basedOn w:val="1020"/>
     <w:uiPriority w:val="59"/>
     <w:pPr>
       <w:pBdr/>
@@ -35627,9 +36786,9 @@
       </w:tcPr>
     </w:tblStylePr>
   </w:style>
-  <w:style w:type="table" w:styleId="41">
+  <w:style w:type="table" w:styleId="1050">
     <w:name w:val="Grid Table 4 - Accent 1"/>
-    <w:basedOn w:val="11"/>
+    <w:basedOn w:val="1020"/>
     <w:uiPriority w:val="59"/>
     <w:pPr>
       <w:pBdr/>
@@ -35860,9 +37019,9 @@
       </w:tcPr>
     </w:tblStylePr>
   </w:style>
-  <w:style w:type="table" w:styleId="42">
+  <w:style w:type="table" w:styleId="1051">
     <w:name w:val="Grid Table 4 - Accent 2"/>
-    <w:basedOn w:val="11"/>
+    <w:basedOn w:val="1020"/>
     <w:uiPriority w:val="59"/>
     <w:pPr>
       <w:pBdr/>
@@ -36093,9 +37252,9 @@
       </w:tcPr>
     </w:tblStylePr>
   </w:style>
-  <w:style w:type="table" w:styleId="43">
+  <w:style w:type="table" w:styleId="1052">
     <w:name w:val="Grid Table 4 - Accent 3"/>
-    <w:basedOn w:val="11"/>
+    <w:basedOn w:val="1020"/>
     <w:uiPriority w:val="59"/>
     <w:pPr>
       <w:pBdr/>
@@ -36326,9 +37485,9 @@
       </w:tcPr>
     </w:tblStylePr>
   </w:style>
-  <w:style w:type="table" w:styleId="44">
+  <w:style w:type="table" w:styleId="1053">
     <w:name w:val="Grid Table 4 - Accent 4"/>
-    <w:basedOn w:val="11"/>
+    <w:basedOn w:val="1020"/>
     <w:uiPriority w:val="59"/>
     <w:pPr>
       <w:pBdr/>
@@ -36559,9 +37718,9 @@
       </w:tcPr>
     </w:tblStylePr>
   </w:style>
-  <w:style w:type="table" w:styleId="45">
+  <w:style w:type="table" w:styleId="1054">
     <w:name w:val="Grid Table 4 - Accent 5"/>
-    <w:basedOn w:val="11"/>
+    <w:basedOn w:val="1020"/>
     <w:uiPriority w:val="59"/>
     <w:pPr>
       <w:pBdr/>
@@ -36792,9 +37951,9 @@
       </w:tcPr>
     </w:tblStylePr>
   </w:style>
-  <w:style w:type="table" w:styleId="46">
+  <w:style w:type="table" w:styleId="1055">
     <w:name w:val="Grid Table 4 - Accent 6"/>
-    <w:basedOn w:val="11"/>
+    <w:basedOn w:val="1020"/>
     <w:uiPriority w:val="59"/>
     <w:pPr>
       <w:pBdr/>
@@ -37025,9 +38184,9 @@
       </w:tcPr>
     </w:tblStylePr>
   </w:style>
-  <w:style w:type="table" w:styleId="47">
+  <w:style w:type="table" w:styleId="1056">
     <w:name w:val="Grid Table 5 Dark"/>
-    <w:basedOn w:val="11"/>
+    <w:basedOn w:val="1020"/>
     <w:uiPriority w:val="99"/>
     <w:pPr>
       <w:pBdr/>
@@ -37253,9 +38412,9 @@
       </w:tcPr>
     </w:tblStylePr>
   </w:style>
-  <w:style w:type="table" w:styleId="48">
+  <w:style w:type="table" w:styleId="1057">
     <w:name w:val="Grid Table 5 Dark- Accent 1"/>
-    <w:basedOn w:val="11"/>
+    <w:basedOn w:val="1020"/>
     <w:uiPriority w:val="99"/>
     <w:pPr>
       <w:pBdr/>
@@ -37481,9 +38640,9 @@
       </w:tcPr>
     </w:tblStylePr>
   </w:style>
-  <w:style w:type="table" w:styleId="49">
+  <w:style w:type="table" w:styleId="1058">
     <w:name w:val="Grid Table 5 Dark - Accent 2"/>
-    <w:basedOn w:val="11"/>
+    <w:basedOn w:val="1020"/>
     <w:uiPriority w:val="99"/>
     <w:pPr>
       <w:pBdr/>
@@ -37709,9 +38868,9 @@
       </w:tcPr>
     </w:tblStylePr>
   </w:style>
-  <w:style w:type="table" w:styleId="50">
+  <w:style w:type="table" w:styleId="1059">
     <w:name w:val="Grid Table 5 Dark - Accent 3"/>
-    <w:basedOn w:val="11"/>
+    <w:basedOn w:val="1020"/>
     <w:uiPriority w:val="99"/>
     <w:pPr>
       <w:pBdr/>
@@ -37937,9 +39096,9 @@
       </w:tcPr>
     </w:tblStylePr>
   </w:style>
-  <w:style w:type="table" w:styleId="51">
+  <w:style w:type="table" w:styleId="1060">
     <w:name w:val="Grid Table 5 Dark- Accent 4"/>
-    <w:basedOn w:val="11"/>
+    <w:basedOn w:val="1020"/>
     <w:uiPriority w:val="99"/>
     <w:pPr>
       <w:pBdr/>
@@ -38165,9 +39324,9 @@
       </w:tcPr>
     </w:tblStylePr>
   </w:style>
-  <w:style w:type="table" w:styleId="52">
+  <w:style w:type="table" w:styleId="1061">
     <w:name w:val="Grid Table 5 Dark - Accent 5"/>
-    <w:basedOn w:val="11"/>
+    <w:basedOn w:val="1020"/>
     <w:uiPriority w:val="99"/>
     <w:pPr>
       <w:pBdr/>
@@ -38393,9 +39552,9 @@
       </w:tcPr>
     </w:tblStylePr>
   </w:style>
-  <w:style w:type="table" w:styleId="53">
+  <w:style w:type="table" w:styleId="1062">
     <w:name w:val="Grid Table 5 Dark - Accent 6"/>
-    <w:basedOn w:val="11"/>
+    <w:basedOn w:val="1020"/>
     <w:uiPriority w:val="99"/>
     <w:pPr>
       <w:pBdr/>
@@ -38621,9 +39780,9 @@
       </w:tcPr>
     </w:tblStylePr>
   </w:style>
-  <w:style w:type="table" w:styleId="54">
+  <w:style w:type="table" w:styleId="1063">
     <w:name w:val="Grid Table 6 Colorful"/>
-    <w:basedOn w:val="11"/>
+    <w:basedOn w:val="1020"/>
     <w:uiPriority w:val="99"/>
     <w:pPr>
       <w:pBdr/>
@@ -38851,9 +40010,9 @@
       </w:tcPr>
     </w:tblStylePr>
   </w:style>
-  <w:style w:type="table" w:styleId="55">
+  <w:style w:type="table" w:styleId="1064">
     <w:name w:val="Grid Table 6 Colorful - Accent 1"/>
-    <w:basedOn w:val="11"/>
+    <w:basedOn w:val="1020"/>
     <w:uiPriority w:val="99"/>
     <w:pPr>
       <w:pBdr/>
@@ -39081,9 +40240,9 @@
       </w:tcPr>
     </w:tblStylePr>
   </w:style>
-  <w:style w:type="table" w:styleId="56">
+  <w:style w:type="table" w:styleId="1065">
     <w:name w:val="Grid Table 6 Colorful - Accent 2"/>
-    <w:basedOn w:val="11"/>
+    <w:basedOn w:val="1020"/>
     <w:uiPriority w:val="99"/>
     <w:pPr>
       <w:pBdr/>
@@ -39311,9 +40470,9 @@
       </w:tcPr>
     </w:tblStylePr>
   </w:style>
-  <w:style w:type="table" w:styleId="57">
+  <w:style w:type="table" w:styleId="1066">
     <w:name w:val="Grid Table 6 Colorful - Accent 3"/>
-    <w:basedOn w:val="11"/>
+    <w:basedOn w:val="1020"/>
     <w:uiPriority w:val="99"/>
     <w:pPr>
       <w:pBdr/>
@@ -39541,9 +40700,9 @@
       </w:tcPr>
     </w:tblStylePr>
   </w:style>
-  <w:style w:type="table" w:styleId="58">
+  <w:style w:type="table" w:styleId="1067">
     <w:name w:val="Grid Table 6 Colorful - Accent 4"/>
-    <w:basedOn w:val="11"/>
+    <w:basedOn w:val="1020"/>
     <w:uiPriority w:val="99"/>
     <w:pPr>
       <w:pBdr/>
@@ -39771,9 +40930,9 @@
       </w:tcPr>
     </w:tblStylePr>
   </w:style>
-  <w:style w:type="table" w:styleId="59">
+  <w:style w:type="table" w:styleId="1068">
     <w:name w:val="Grid Table 6 Colorful - Accent 5"/>
-    <w:basedOn w:val="11"/>
+    <w:basedOn w:val="1020"/>
     <w:uiPriority w:val="99"/>
     <w:pPr>
       <w:pBdr/>
@@ -40001,9 +41160,9 @@
       </w:tcPr>
     </w:tblStylePr>
   </w:style>
-  <w:style w:type="table" w:styleId="60">
+  <w:style w:type="table" w:styleId="1069">
     <w:name w:val="Grid Table 6 Colorful - Accent 6"/>
-    <w:basedOn w:val="11"/>
+    <w:basedOn w:val="1020"/>
     <w:uiPriority w:val="99"/>
     <w:pPr>
       <w:pBdr/>
@@ -40231,9 +41390,9 @@
       </w:tcPr>
     </w:tblStylePr>
   </w:style>
-  <w:style w:type="table" w:styleId="61">
+  <w:style w:type="table" w:styleId="1070">
     <w:name w:val="Grid Table 7 Colorful"/>
-    <w:basedOn w:val="11"/>
+    <w:basedOn w:val="1020"/>
     <w:uiPriority w:val="99"/>
     <w:pPr>
       <w:pBdr/>
@@ -40335,11 +41494,11 @@
         <w:tblBorders/>
       </w:tblPr>
       <w:tcPr>
-        <w:shd w:color="ffffff"/>
+        <w:shd w:val="clear" w:color="ffffff"/>
         <w:tcBorders>
-          <w:top w:val="none"/>
-          <w:left w:val="none"/>
-          <w:bottom w:val="none"/>
+          <w:top w:val="none" w:color="000000" w:sz="4" w:space="0"/>
+          <w:left w:val="none" w:color="000000" w:sz="4" w:space="0"/>
+          <w:bottom w:val="none" w:color="000000" w:sz="4" w:space="0"/>
           <w:right w:val="single" w:color="000000" w:themeColor="text1" w:themeTint="80" w:sz="4" w:space="0"/>
         </w:tcBorders>
       </w:tcPr>
@@ -40362,10 +41521,10 @@
       <w:tcPr>
         <w:shd w:val="clear" w:color="ffffff" w:themeColor="light1" w:fill="ffffff" w:themeFill="light1"/>
         <w:tcBorders>
-          <w:top w:val="none"/>
-          <w:left w:val="none"/>
+          <w:top w:val="none" w:color="000000" w:sz="4" w:space="0"/>
+          <w:left w:val="none" w:color="000000" w:sz="4" w:space="0"/>
           <w:bottom w:val="single" w:color="000000" w:themeColor="text1" w:themeTint="80" w:sz="4" w:space="0"/>
-          <w:right w:val="none"/>
+          <w:right w:val="none" w:color="000000" w:sz="4" w:space="0"/>
         </w:tcBorders>
       </w:tcPr>
     </w:tblStylePr>
@@ -40385,12 +41544,12 @@
         <w:tblBorders/>
       </w:tblPr>
       <w:tcPr>
-        <w:shd w:color="ffffff"/>
+        <w:shd w:val="clear" w:color="ffffff"/>
         <w:tcBorders>
-          <w:top w:val="none"/>
+          <w:top w:val="none" w:color="000000" w:sz="4" w:space="0"/>
           <w:left w:val="single" w:color="000000" w:themeColor="text1" w:themeTint="80" w:sz="4" w:space="0"/>
-          <w:bottom w:val="none"/>
-          <w:right w:val="none"/>
+          <w:bottom w:val="none" w:color="000000" w:sz="4" w:space="0"/>
+          <w:right w:val="none" w:color="000000" w:sz="4" w:space="0"/>
         </w:tcBorders>
       </w:tcPr>
     </w:tblStylePr>
@@ -40413,9 +41572,9 @@
         <w:shd w:val="clear" w:color="ffffff" w:themeColor="light1" w:fill="ffffff" w:themeFill="light1"/>
         <w:tcBorders>
           <w:top w:val="single" w:color="000000" w:themeColor="text1" w:themeTint="80" w:sz="4" w:space="0"/>
-          <w:left w:val="none"/>
-          <w:bottom w:val="none"/>
-          <w:right w:val="none"/>
+          <w:left w:val="none" w:color="000000" w:sz="4" w:space="0"/>
+          <w:bottom w:val="none" w:color="000000" w:sz="4" w:space="0"/>
+          <w:right w:val="none" w:color="000000" w:sz="4" w:space="0"/>
         </w:tcBorders>
       </w:tcPr>
     </w:tblStylePr>
@@ -40485,9 +41644,9 @@
       </w:tcPr>
     </w:tblStylePr>
   </w:style>
-  <w:style w:type="table" w:styleId="62">
+  <w:style w:type="table" w:styleId="1071">
     <w:name w:val="Grid Table 7 Colorful - Accent 1"/>
-    <w:basedOn w:val="11"/>
+    <w:basedOn w:val="1020"/>
     <w:uiPriority w:val="99"/>
     <w:pPr>
       <w:pBdr/>
@@ -40589,11 +41748,11 @@
         <w:tblBorders/>
       </w:tblPr>
       <w:tcPr>
-        <w:shd w:color="ffffff"/>
+        <w:shd w:val="clear" w:color="ffffff"/>
         <w:tcBorders>
-          <w:top w:val="none"/>
-          <w:left w:val="none"/>
-          <w:bottom w:val="none"/>
+          <w:top w:val="none" w:color="000000" w:sz="4" w:space="0"/>
+          <w:left w:val="none" w:color="000000" w:sz="4" w:space="0"/>
+          <w:bottom w:val="none" w:color="000000" w:sz="4" w:space="0"/>
           <w:right w:val="single" w:color="000000" w:themeColor="accent1" w:themeTint="80" w:sz="4" w:space="0"/>
         </w:tcBorders>
       </w:tcPr>
@@ -40616,10 +41775,10 @@
       <w:tcPr>
         <w:shd w:val="clear" w:color="ffffff" w:themeColor="light1" w:fill="ffffff" w:themeFill="light1"/>
         <w:tcBorders>
-          <w:top w:val="none"/>
-          <w:left w:val="none"/>
+          <w:top w:val="none" w:color="000000" w:sz="4" w:space="0"/>
+          <w:left w:val="none" w:color="000000" w:sz="4" w:space="0"/>
           <w:bottom w:val="single" w:color="000000" w:themeColor="accent1" w:themeTint="80" w:sz="4" w:space="0"/>
-          <w:right w:val="none"/>
+          <w:right w:val="none" w:color="000000" w:sz="4" w:space="0"/>
         </w:tcBorders>
       </w:tcPr>
     </w:tblStylePr>
@@ -40639,12 +41798,12 @@
         <w:tblBorders/>
       </w:tblPr>
       <w:tcPr>
-        <w:shd w:color="ffffff"/>
+        <w:shd w:val="clear" w:color="ffffff"/>
         <w:tcBorders>
-          <w:top w:val="none"/>
+          <w:top w:val="none" w:color="000000" w:sz="4" w:space="0"/>
           <w:left w:val="single" w:color="000000" w:themeColor="accent1" w:themeTint="80" w:sz="4" w:space="0"/>
-          <w:bottom w:val="none"/>
-          <w:right w:val="none"/>
+          <w:bottom w:val="none" w:color="000000" w:sz="4" w:space="0"/>
+          <w:right w:val="none" w:color="000000" w:sz="4" w:space="0"/>
         </w:tcBorders>
       </w:tcPr>
     </w:tblStylePr>
@@ -40667,9 +41826,9 @@
         <w:shd w:val="clear" w:color="ffffff" w:themeColor="light1" w:fill="ffffff" w:themeFill="light1"/>
         <w:tcBorders>
           <w:top w:val="single" w:color="000000" w:themeColor="accent1" w:themeTint="80" w:sz="4" w:space="0"/>
-          <w:left w:val="none"/>
-          <w:bottom w:val="none"/>
-          <w:right w:val="none"/>
+          <w:left w:val="none" w:color="000000" w:sz="4" w:space="0"/>
+          <w:bottom w:val="none" w:color="000000" w:sz="4" w:space="0"/>
+          <w:right w:val="none" w:color="000000" w:sz="4" w:space="0"/>
         </w:tcBorders>
       </w:tcPr>
     </w:tblStylePr>
@@ -40739,9 +41898,9 @@
       </w:tcPr>
     </w:tblStylePr>
   </w:style>
-  <w:style w:type="table" w:styleId="63">
+  <w:style w:type="table" w:styleId="1072">
     <w:name w:val="Grid Table 7 Colorful - Accent 2"/>
-    <w:basedOn w:val="11"/>
+    <w:basedOn w:val="1020"/>
     <w:uiPriority w:val="99"/>
     <w:pPr>
       <w:pBdr/>
@@ -40843,11 +42002,11 @@
         <w:tblBorders/>
       </w:tblPr>
       <w:tcPr>
-        <w:shd w:color="ffffff"/>
+        <w:shd w:val="clear" w:color="ffffff"/>
         <w:tcBorders>
-          <w:top w:val="none"/>
-          <w:left w:val="none"/>
-          <w:bottom w:val="none"/>
+          <w:top w:val="none" w:color="000000" w:sz="4" w:space="0"/>
+          <w:left w:val="none" w:color="000000" w:sz="4" w:space="0"/>
+          <w:bottom w:val="none" w:color="000000" w:sz="4" w:space="0"/>
           <w:right w:val="single" w:color="000000" w:themeColor="accent2" w:themeTint="97" w:sz="4" w:space="0"/>
         </w:tcBorders>
       </w:tcPr>
@@ -40870,10 +42029,10 @@
       <w:tcPr>
         <w:shd w:val="clear" w:color="ffffff" w:themeColor="light1" w:fill="ffffff" w:themeFill="light1"/>
         <w:tcBorders>
-          <w:top w:val="none"/>
-          <w:left w:val="none"/>
+          <w:top w:val="none" w:color="000000" w:sz="4" w:space="0"/>
+          <w:left w:val="none" w:color="000000" w:sz="4" w:space="0"/>
           <w:bottom w:val="single" w:color="000000" w:themeColor="accent2" w:themeTint="97" w:sz="4" w:space="0"/>
-          <w:right w:val="none"/>
+          <w:right w:val="none" w:color="000000" w:sz="4" w:space="0"/>
         </w:tcBorders>
       </w:tcPr>
     </w:tblStylePr>
@@ -40893,12 +42052,12 @@
         <w:tblBorders/>
       </w:tblPr>
       <w:tcPr>
-        <w:shd w:color="ffffff"/>
+        <w:shd w:val="clear" w:color="ffffff"/>
         <w:tcBorders>
-          <w:top w:val="none"/>
+          <w:top w:val="none" w:color="000000" w:sz="4" w:space="0"/>
           <w:left w:val="single" w:color="000000" w:themeColor="accent2" w:themeTint="97" w:sz="4" w:space="0"/>
-          <w:bottom w:val="none"/>
-          <w:right w:val="none"/>
+          <w:bottom w:val="none" w:color="000000" w:sz="4" w:space="0"/>
+          <w:right w:val="none" w:color="000000" w:sz="4" w:space="0"/>
         </w:tcBorders>
       </w:tcPr>
     </w:tblStylePr>
@@ -40921,9 +42080,9 @@
         <w:shd w:val="clear" w:color="ffffff" w:themeColor="light1" w:fill="ffffff" w:themeFill="light1"/>
         <w:tcBorders>
           <w:top w:val="single" w:color="000000" w:themeColor="accent2" w:themeTint="97" w:sz="4" w:space="0"/>
-          <w:left w:val="none"/>
-          <w:bottom w:val="none"/>
-          <w:right w:val="none"/>
+          <w:left w:val="none" w:color="000000" w:sz="4" w:space="0"/>
+          <w:bottom w:val="none" w:color="000000" w:sz="4" w:space="0"/>
+          <w:right w:val="none" w:color="000000" w:sz="4" w:space="0"/>
         </w:tcBorders>
       </w:tcPr>
     </w:tblStylePr>
@@ -40993,9 +42152,9 @@
       </w:tcPr>
     </w:tblStylePr>
   </w:style>
-  <w:style w:type="table" w:styleId="64">
+  <w:style w:type="table" w:styleId="1073">
     <w:name w:val="Grid Table 7 Colorful - Accent 3"/>
-    <w:basedOn w:val="11"/>
+    <w:basedOn w:val="1020"/>
     <w:uiPriority w:val="99"/>
     <w:pPr>
       <w:pBdr/>
@@ -41097,11 +42256,11 @@
         <w:tblBorders/>
       </w:tblPr>
       <w:tcPr>
-        <w:shd w:color="ffffff"/>
+        <w:shd w:val="clear" w:color="ffffff"/>
         <w:tcBorders>
-          <w:top w:val="none"/>
-          <w:left w:val="none"/>
-          <w:bottom w:val="none"/>
+          <w:top w:val="none" w:color="000000" w:sz="4" w:space="0"/>
+          <w:left w:val="none" w:color="000000" w:sz="4" w:space="0"/>
+          <w:bottom w:val="none" w:color="000000" w:sz="4" w:space="0"/>
           <w:right w:val="single" w:color="000000" w:themeColor="accent3" w:themeTint="FE" w:sz="4" w:space="0"/>
         </w:tcBorders>
       </w:tcPr>
@@ -41124,10 +42283,10 @@
       <w:tcPr>
         <w:shd w:val="clear" w:color="ffffff" w:themeColor="light1" w:fill="ffffff" w:themeFill="light1"/>
         <w:tcBorders>
-          <w:top w:val="none"/>
-          <w:left w:val="none"/>
+          <w:top w:val="none" w:color="000000" w:sz="4" w:space="0"/>
+          <w:left w:val="none" w:color="000000" w:sz="4" w:space="0"/>
           <w:bottom w:val="single" w:color="000000" w:themeColor="accent3" w:themeTint="FE" w:sz="4" w:space="0"/>
-          <w:right w:val="none"/>
+          <w:right w:val="none" w:color="000000" w:sz="4" w:space="0"/>
         </w:tcBorders>
       </w:tcPr>
     </w:tblStylePr>
@@ -41147,12 +42306,12 @@
         <w:tblBorders/>
       </w:tblPr>
       <w:tcPr>
-        <w:shd w:color="ffffff"/>
+        <w:shd w:val="clear" w:color="ffffff"/>
         <w:tcBorders>
-          <w:top w:val="none"/>
+          <w:top w:val="none" w:color="000000" w:sz="4" w:space="0"/>
           <w:left w:val="single" w:color="000000" w:themeColor="accent3" w:themeTint="FE" w:sz="4" w:space="0"/>
-          <w:bottom w:val="none"/>
-          <w:right w:val="none"/>
+          <w:bottom w:val="none" w:color="000000" w:sz="4" w:space="0"/>
+          <w:right w:val="none" w:color="000000" w:sz="4" w:space="0"/>
         </w:tcBorders>
       </w:tcPr>
     </w:tblStylePr>
@@ -41175,9 +42334,9 @@
         <w:shd w:val="clear" w:color="ffffff" w:themeColor="light1" w:fill="ffffff" w:themeFill="light1"/>
         <w:tcBorders>
           <w:top w:val="single" w:color="000000" w:themeColor="accent3" w:themeTint="FE" w:sz="4" w:space="0"/>
-          <w:left w:val="none"/>
-          <w:bottom w:val="none"/>
-          <w:right w:val="none"/>
+          <w:left w:val="none" w:color="000000" w:sz="4" w:space="0"/>
+          <w:bottom w:val="none" w:color="000000" w:sz="4" w:space="0"/>
+          <w:right w:val="none" w:color="000000" w:sz="4" w:space="0"/>
         </w:tcBorders>
       </w:tcPr>
     </w:tblStylePr>
@@ -41247,9 +42406,9 @@
       </w:tcPr>
     </w:tblStylePr>
   </w:style>
-  <w:style w:type="table" w:styleId="65">
+  <w:style w:type="table" w:styleId="1074">
     <w:name w:val="Grid Table 7 Colorful - Accent 4"/>
-    <w:basedOn w:val="11"/>
+    <w:basedOn w:val="1020"/>
     <w:uiPriority w:val="99"/>
     <w:pPr>
       <w:pBdr/>
@@ -41351,11 +42510,11 @@
         <w:tblBorders/>
       </w:tblPr>
       <w:tcPr>
-        <w:shd w:color="ffffff"/>
+        <w:shd w:val="clear" w:color="ffffff"/>
         <w:tcBorders>
-          <w:top w:val="none"/>
-          <w:left w:val="none"/>
-          <w:bottom w:val="none"/>
+          <w:top w:val="none" w:color="000000" w:sz="4" w:space="0"/>
+          <w:left w:val="none" w:color="000000" w:sz="4" w:space="0"/>
+          <w:bottom w:val="none" w:color="000000" w:sz="4" w:space="0"/>
           <w:right w:val="single" w:color="000000" w:themeColor="accent4" w:themeTint="9A" w:sz="4" w:space="0"/>
         </w:tcBorders>
       </w:tcPr>
@@ -41378,10 +42537,10 @@
       <w:tcPr>
         <w:shd w:val="clear" w:color="ffffff" w:themeColor="light1" w:fill="ffffff" w:themeFill="light1"/>
         <w:tcBorders>
-          <w:top w:val="none"/>
-          <w:left w:val="none"/>
+          <w:top w:val="none" w:color="000000" w:sz="4" w:space="0"/>
+          <w:left w:val="none" w:color="000000" w:sz="4" w:space="0"/>
           <w:bottom w:val="single" w:color="000000" w:themeColor="accent4" w:themeTint="9A" w:sz="4" w:space="0"/>
-          <w:right w:val="none"/>
+          <w:right w:val="none" w:color="000000" w:sz="4" w:space="0"/>
         </w:tcBorders>
       </w:tcPr>
     </w:tblStylePr>
@@ -41401,12 +42560,12 @@
         <w:tblBorders/>
       </w:tblPr>
       <w:tcPr>
-        <w:shd w:color="ffffff"/>
+        <w:shd w:val="clear" w:color="ffffff"/>
         <w:tcBorders>
-          <w:top w:val="none"/>
+          <w:top w:val="none" w:color="000000" w:sz="4" w:space="0"/>
           <w:left w:val="single" w:color="000000" w:themeColor="accent4" w:themeTint="9A" w:sz="4" w:space="0"/>
-          <w:bottom w:val="none"/>
-          <w:right w:val="none"/>
+          <w:bottom w:val="none" w:color="000000" w:sz="4" w:space="0"/>
+          <w:right w:val="none" w:color="000000" w:sz="4" w:space="0"/>
         </w:tcBorders>
       </w:tcPr>
     </w:tblStylePr>
@@ -41429,9 +42588,9 @@
         <w:shd w:val="clear" w:color="ffffff" w:themeColor="light1" w:fill="ffffff" w:themeFill="light1"/>
         <w:tcBorders>
           <w:top w:val="single" w:color="000000" w:themeColor="accent4" w:themeTint="9A" w:sz="4" w:space="0"/>
-          <w:left w:val="none"/>
-          <w:bottom w:val="none"/>
-          <w:right w:val="none"/>
+          <w:left w:val="none" w:color="000000" w:sz="4" w:space="0"/>
+          <w:bottom w:val="none" w:color="000000" w:sz="4" w:space="0"/>
+          <w:right w:val="none" w:color="000000" w:sz="4" w:space="0"/>
         </w:tcBorders>
       </w:tcPr>
     </w:tblStylePr>
@@ -41501,9 +42660,9 @@
       </w:tcPr>
     </w:tblStylePr>
   </w:style>
-  <w:style w:type="table" w:styleId="66">
+  <w:style w:type="table" w:styleId="1075">
     <w:name w:val="Grid Table 7 Colorful - Accent 5"/>
-    <w:basedOn w:val="11"/>
+    <w:basedOn w:val="1020"/>
     <w:uiPriority w:val="99"/>
     <w:pPr>
       <w:pBdr/>
@@ -41605,11 +42764,11 @@
         <w:tblBorders/>
       </w:tblPr>
       <w:tcPr>
-        <w:shd w:color="ffffff"/>
+        <w:shd w:val="clear" w:color="ffffff"/>
         <w:tcBorders>
-          <w:top w:val="none"/>
-          <w:left w:val="none"/>
-          <w:bottom w:val="none"/>
+          <w:top w:val="none" w:color="000000" w:sz="4" w:space="0"/>
+          <w:left w:val="none" w:color="000000" w:sz="4" w:space="0"/>
+          <w:bottom w:val="none" w:color="000000" w:sz="4" w:space="0"/>
           <w:right w:val="single" w:color="000000" w:themeColor="accent5" w:themeTint="90" w:sz="4" w:space="0"/>
         </w:tcBorders>
       </w:tcPr>
@@ -41632,10 +42791,10 @@
       <w:tcPr>
         <w:shd w:val="clear" w:color="ffffff" w:themeColor="light1" w:fill="ffffff" w:themeFill="light1"/>
         <w:tcBorders>
-          <w:top w:val="none"/>
-          <w:left w:val="none"/>
+          <w:top w:val="none" w:color="000000" w:sz="4" w:space="0"/>
+          <w:left w:val="none" w:color="000000" w:sz="4" w:space="0"/>
           <w:bottom w:val="single" w:color="000000" w:themeColor="accent5" w:themeTint="90" w:sz="4" w:space="0"/>
-          <w:right w:val="none"/>
+          <w:right w:val="none" w:color="000000" w:sz="4" w:space="0"/>
         </w:tcBorders>
       </w:tcPr>
     </w:tblStylePr>
@@ -41655,12 +42814,12 @@
         <w:tblBorders/>
       </w:tblPr>
       <w:tcPr>
-        <w:shd w:color="ffffff"/>
+        <w:shd w:val="clear" w:color="ffffff"/>
         <w:tcBorders>
-          <w:top w:val="none"/>
+          <w:top w:val="none" w:color="000000" w:sz="4" w:space="0"/>
           <w:left w:val="single" w:color="000000" w:themeColor="accent5" w:themeTint="90" w:sz="4" w:space="0"/>
-          <w:bottom w:val="none"/>
-          <w:right w:val="none"/>
+          <w:bottom w:val="none" w:color="000000" w:sz="4" w:space="0"/>
+          <w:right w:val="none" w:color="000000" w:sz="4" w:space="0"/>
         </w:tcBorders>
       </w:tcPr>
     </w:tblStylePr>
@@ -41683,9 +42842,9 @@
         <w:shd w:val="clear" w:color="ffffff" w:themeColor="light1" w:fill="ffffff" w:themeFill="light1"/>
         <w:tcBorders>
           <w:top w:val="single" w:color="000000" w:themeColor="accent5" w:themeTint="90" w:sz="4" w:space="0"/>
-          <w:left w:val="none"/>
-          <w:bottom w:val="none"/>
-          <w:right w:val="none"/>
+          <w:left w:val="none" w:color="000000" w:sz="4" w:space="0"/>
+          <w:bottom w:val="none" w:color="000000" w:sz="4" w:space="0"/>
+          <w:right w:val="none" w:color="000000" w:sz="4" w:space="0"/>
         </w:tcBorders>
       </w:tcPr>
     </w:tblStylePr>
@@ -41755,9 +42914,9 @@
       </w:tcPr>
     </w:tblStylePr>
   </w:style>
-  <w:style w:type="table" w:styleId="67">
+  <w:style w:type="table" w:styleId="1076">
     <w:name w:val="Grid Table 7 Colorful - Accent 6"/>
-    <w:basedOn w:val="11"/>
+    <w:basedOn w:val="1020"/>
     <w:uiPriority w:val="99"/>
     <w:pPr>
       <w:pBdr/>
@@ -41859,11 +43018,11 @@
         <w:tblBorders/>
       </w:tblPr>
       <w:tcPr>
-        <w:shd w:color="ffffff"/>
+        <w:shd w:val="clear" w:color="ffffff"/>
         <w:tcBorders>
-          <w:top w:val="none"/>
-          <w:left w:val="none"/>
-          <w:bottom w:val="none"/>
+          <w:top w:val="none" w:color="000000" w:sz="4" w:space="0"/>
+          <w:left w:val="none" w:color="000000" w:sz="4" w:space="0"/>
+          <w:bottom w:val="none" w:color="000000" w:sz="4" w:space="0"/>
           <w:right w:val="single" w:color="000000" w:themeColor="accent6" w:themeTint="90" w:sz="4" w:space="0"/>
         </w:tcBorders>
       </w:tcPr>
@@ -41886,10 +43045,10 @@
       <w:tcPr>
         <w:shd w:val="clear" w:color="ffffff" w:themeColor="light1" w:fill="ffffff" w:themeFill="light1"/>
         <w:tcBorders>
-          <w:top w:val="none"/>
-          <w:left w:val="none"/>
+          <w:top w:val="none" w:color="000000" w:sz="4" w:space="0"/>
+          <w:left w:val="none" w:color="000000" w:sz="4" w:space="0"/>
           <w:bottom w:val="single" w:color="000000" w:themeColor="accent6" w:themeTint="90" w:sz="4" w:space="0"/>
-          <w:right w:val="none"/>
+          <w:right w:val="none" w:color="000000" w:sz="4" w:space="0"/>
         </w:tcBorders>
       </w:tcPr>
     </w:tblStylePr>
@@ -41909,12 +43068,12 @@
         <w:tblBorders/>
       </w:tblPr>
       <w:tcPr>
-        <w:shd w:color="ffffff"/>
+        <w:shd w:val="clear" w:color="ffffff"/>
         <w:tcBorders>
-          <w:top w:val="none"/>
+          <w:top w:val="none" w:color="000000" w:sz="4" w:space="0"/>
           <w:left w:val="single" w:color="000000" w:themeColor="accent6" w:themeTint="90" w:sz="4" w:space="0"/>
-          <w:bottom w:val="none"/>
-          <w:right w:val="none"/>
+          <w:bottom w:val="none" w:color="000000" w:sz="4" w:space="0"/>
+          <w:right w:val="none" w:color="000000" w:sz="4" w:space="0"/>
         </w:tcBorders>
       </w:tcPr>
     </w:tblStylePr>
@@ -41937,9 +43096,9 @@
         <w:shd w:val="clear" w:color="ffffff" w:themeColor="light1" w:fill="ffffff" w:themeFill="light1"/>
         <w:tcBorders>
           <w:top w:val="single" w:color="000000" w:themeColor="accent6" w:themeTint="90" w:sz="4" w:space="0"/>
-          <w:left w:val="none"/>
-          <w:bottom w:val="none"/>
-          <w:right w:val="none"/>
+          <w:left w:val="none" w:color="000000" w:sz="4" w:space="0"/>
+          <w:bottom w:val="none" w:color="000000" w:sz="4" w:space="0"/>
+          <w:right w:val="none" w:color="000000" w:sz="4" w:space="0"/>
         </w:tcBorders>
       </w:tcPr>
     </w:tblStylePr>
@@ -42009,9 +43168,9 @@
       </w:tcPr>
     </w:tblStylePr>
   </w:style>
-  <w:style w:type="table" w:styleId="68">
+  <w:style w:type="table" w:styleId="1077">
     <w:name w:val="List Table 1 Light"/>
-    <w:basedOn w:val="11"/>
+    <w:basedOn w:val="1020"/>
     <w:uiPriority w:val="99"/>
     <w:pPr>
       <w:pBdr/>
@@ -42225,9 +43384,9 @@
       </w:tcPr>
     </w:tblStylePr>
   </w:style>
-  <w:style w:type="table" w:styleId="69">
+  <w:style w:type="table" w:styleId="1078">
     <w:name w:val="List Table 1 Light - Accent 1"/>
-    <w:basedOn w:val="11"/>
+    <w:basedOn w:val="1020"/>
     <w:uiPriority w:val="99"/>
     <w:pPr>
       <w:pBdr/>
@@ -42441,9 +43600,9 @@
       </w:tcPr>
     </w:tblStylePr>
   </w:style>
-  <w:style w:type="table" w:styleId="70">
+  <w:style w:type="table" w:styleId="1079">
     <w:name w:val="List Table 1 Light - Accent 2"/>
-    <w:basedOn w:val="11"/>
+    <w:basedOn w:val="1020"/>
     <w:uiPriority w:val="99"/>
     <w:pPr>
       <w:pBdr/>
@@ -42657,9 +43816,9 @@
       </w:tcPr>
     </w:tblStylePr>
   </w:style>
-  <w:style w:type="table" w:styleId="71">
+  <w:style w:type="table" w:styleId="1080">
     <w:name w:val="List Table 1 Light - Accent 3"/>
-    <w:basedOn w:val="11"/>
+    <w:basedOn w:val="1020"/>
     <w:uiPriority w:val="99"/>
     <w:pPr>
       <w:pBdr/>
@@ -42873,9 +44032,9 @@
       </w:tcPr>
     </w:tblStylePr>
   </w:style>
-  <w:style w:type="table" w:styleId="72">
+  <w:style w:type="table" w:styleId="1081">
     <w:name w:val="List Table 1 Light - Accent 4"/>
-    <w:basedOn w:val="11"/>
+    <w:basedOn w:val="1020"/>
     <w:uiPriority w:val="99"/>
     <w:pPr>
       <w:pBdr/>
@@ -43089,9 +44248,9 @@
       </w:tcPr>
     </w:tblStylePr>
   </w:style>
-  <w:style w:type="table" w:styleId="73">
+  <w:style w:type="table" w:styleId="1082">
     <w:name w:val="List Table 1 Light - Accent 5"/>
-    <w:basedOn w:val="11"/>
+    <w:basedOn w:val="1020"/>
     <w:uiPriority w:val="99"/>
     <w:pPr>
       <w:pBdr/>
@@ -43305,9 +44464,9 @@
       </w:tcPr>
     </w:tblStylePr>
   </w:style>
-  <w:style w:type="table" w:styleId="74">
+  <w:style w:type="table" w:styleId="1083">
     <w:name w:val="List Table 1 Light - Accent 6"/>
-    <w:basedOn w:val="11"/>
+    <w:basedOn w:val="1020"/>
     <w:uiPriority w:val="99"/>
     <w:pPr>
       <w:pBdr/>
@@ -43521,9 +44680,9 @@
       </w:tcPr>
     </w:tblStylePr>
   </w:style>
-  <w:style w:type="table" w:styleId="75">
+  <w:style w:type="table" w:styleId="1084">
     <w:name w:val="List Table 2"/>
-    <w:basedOn w:val="11"/>
+    <w:basedOn w:val="1020"/>
     <w:uiPriority w:val="99"/>
     <w:pPr>
       <w:pBdr/>
@@ -43759,9 +44918,9 @@
       </w:tcPr>
     </w:tblStylePr>
   </w:style>
-  <w:style w:type="table" w:styleId="76">
+  <w:style w:type="table" w:styleId="1085">
     <w:name w:val="List Table 2 - Accent 1"/>
-    <w:basedOn w:val="11"/>
+    <w:basedOn w:val="1020"/>
     <w:uiPriority w:val="99"/>
     <w:pPr>
       <w:pBdr/>
@@ -43997,9 +45156,9 @@
       </w:tcPr>
     </w:tblStylePr>
   </w:style>
-  <w:style w:type="table" w:styleId="77">
+  <w:style w:type="table" w:styleId="1086">
     <w:name w:val="List Table 2 - Accent 2"/>
-    <w:basedOn w:val="11"/>
+    <w:basedOn w:val="1020"/>
     <w:uiPriority w:val="99"/>
     <w:pPr>
       <w:pBdr/>
@@ -44235,9 +45394,9 @@
       </w:tcPr>
     </w:tblStylePr>
   </w:style>
-  <w:style w:type="table" w:styleId="78">
+  <w:style w:type="table" w:styleId="1087">
     <w:name w:val="List Table 2 - Accent 3"/>
-    <w:basedOn w:val="11"/>
+    <w:basedOn w:val="1020"/>
     <w:uiPriority w:val="99"/>
     <w:pPr>
       <w:pBdr/>
@@ -44473,9 +45632,9 @@
       </w:tcPr>
     </w:tblStylePr>
   </w:style>
-  <w:style w:type="table" w:styleId="79">
+  <w:style w:type="table" w:styleId="1088">
     <w:name w:val="List Table 2 - Accent 4"/>
-    <w:basedOn w:val="11"/>
+    <w:basedOn w:val="1020"/>
     <w:uiPriority w:val="99"/>
     <w:pPr>
       <w:pBdr/>
@@ -44711,9 +45870,9 @@
       </w:tcPr>
     </w:tblStylePr>
   </w:style>
-  <w:style w:type="table" w:styleId="80">
+  <w:style w:type="table" w:styleId="1089">
     <w:name w:val="List Table 2 - Accent 5"/>
-    <w:basedOn w:val="11"/>
+    <w:basedOn w:val="1020"/>
     <w:uiPriority w:val="99"/>
     <w:pPr>
       <w:pBdr/>
@@ -44949,9 +46108,9 @@
       </w:tcPr>
     </w:tblStylePr>
   </w:style>
-  <w:style w:type="table" w:styleId="81">
+  <w:style w:type="table" w:styleId="1090">
     <w:name w:val="List Table 2 - Accent 6"/>
-    <w:basedOn w:val="11"/>
+    <w:basedOn w:val="1020"/>
     <w:uiPriority w:val="99"/>
     <w:pPr>
       <w:pBdr/>
@@ -45187,9 +46346,9 @@
       </w:tcPr>
     </w:tblStylePr>
   </w:style>
-  <w:style w:type="table" w:styleId="82">
+  <w:style w:type="table" w:styleId="1091">
     <w:name w:val="List Table 3"/>
-    <w:basedOn w:val="11"/>
+    <w:basedOn w:val="1020"/>
     <w:uiPriority w:val="99"/>
     <w:pPr>
       <w:pBdr/>
@@ -45415,9 +46574,9 @@
       </w:tcPr>
     </w:tblStylePr>
   </w:style>
-  <w:style w:type="table" w:styleId="83">
+  <w:style w:type="table" w:styleId="1092">
     <w:name w:val="List Table 3 - Accent 1"/>
-    <w:basedOn w:val="11"/>
+    <w:basedOn w:val="1020"/>
     <w:uiPriority w:val="99"/>
     <w:pPr>
       <w:pBdr/>
@@ -45643,9 +46802,9 @@
       </w:tcPr>
     </w:tblStylePr>
   </w:style>
-  <w:style w:type="table" w:styleId="84">
+  <w:style w:type="table" w:styleId="1093">
     <w:name w:val="List Table 3 - Accent 2"/>
-    <w:basedOn w:val="11"/>
+    <w:basedOn w:val="1020"/>
     <w:uiPriority w:val="99"/>
     <w:pPr>
       <w:pBdr/>
@@ -45871,9 +47030,9 @@
       </w:tcPr>
     </w:tblStylePr>
   </w:style>
-  <w:style w:type="table" w:styleId="85">
+  <w:style w:type="table" w:styleId="1094">
     <w:name w:val="List Table 3 - Accent 3"/>
-    <w:basedOn w:val="11"/>
+    <w:basedOn w:val="1020"/>
     <w:uiPriority w:val="99"/>
     <w:pPr>
       <w:pBdr/>
@@ -46099,9 +47258,9 @@
       </w:tcPr>
     </w:tblStylePr>
   </w:style>
-  <w:style w:type="table" w:styleId="86">
+  <w:style w:type="table" w:styleId="1095">
     <w:name w:val="List Table 3 - Accent 4"/>
-    <w:basedOn w:val="11"/>
+    <w:basedOn w:val="1020"/>
     <w:uiPriority w:val="99"/>
     <w:pPr>
       <w:pBdr/>
@@ -46327,9 +47486,9 @@
       </w:tcPr>
     </w:tblStylePr>
   </w:style>
-  <w:style w:type="table" w:styleId="87">
+  <w:style w:type="table" w:styleId="1096">
     <w:name w:val="List Table 3 - Accent 5"/>
-    <w:basedOn w:val="11"/>
+    <w:basedOn w:val="1020"/>
     <w:uiPriority w:val="99"/>
     <w:pPr>
       <w:pBdr/>
@@ -46555,9 +47714,9 @@
       </w:tcPr>
     </w:tblStylePr>
   </w:style>
-  <w:style w:type="table" w:styleId="88">
+  <w:style w:type="table" w:styleId="1097">
     <w:name w:val="List Table 3 - Accent 6"/>
-    <w:basedOn w:val="11"/>
+    <w:basedOn w:val="1020"/>
     <w:uiPriority w:val="99"/>
     <w:pPr>
       <w:pBdr/>
@@ -46783,9 +47942,9 @@
       </w:tcPr>
     </w:tblStylePr>
   </w:style>
-  <w:style w:type="table" w:styleId="89">
+  <w:style w:type="table" w:styleId="1098">
     <w:name w:val="List Table 4"/>
-    <w:basedOn w:val="11"/>
+    <w:basedOn w:val="1020"/>
     <w:uiPriority w:val="99"/>
     <w:pPr>
       <w:pBdr/>
@@ -47008,9 +48167,9 @@
       </w:tcPr>
     </w:tblStylePr>
   </w:style>
-  <w:style w:type="table" w:styleId="90">
+  <w:style w:type="table" w:styleId="1099">
     <w:name w:val="List Table 4 - Accent 1"/>
-    <w:basedOn w:val="11"/>
+    <w:basedOn w:val="1020"/>
     <w:uiPriority w:val="99"/>
     <w:pPr>
       <w:pBdr/>
@@ -47233,9 +48392,9 @@
       </w:tcPr>
     </w:tblStylePr>
   </w:style>
-  <w:style w:type="table" w:styleId="91">
+  <w:style w:type="table" w:styleId="1100">
     <w:name w:val="List Table 4 - Accent 2"/>
-    <w:basedOn w:val="11"/>
+    <w:basedOn w:val="1020"/>
     <w:uiPriority w:val="99"/>
     <w:pPr>
       <w:pBdr/>
@@ -47458,9 +48617,9 @@
       </w:tcPr>
     </w:tblStylePr>
   </w:style>
-  <w:style w:type="table" w:styleId="92">
+  <w:style w:type="table" w:styleId="1101">
     <w:name w:val="List Table 4 - Accent 3"/>
-    <w:basedOn w:val="11"/>
+    <w:basedOn w:val="1020"/>
     <w:uiPriority w:val="99"/>
     <w:pPr>
       <w:pBdr/>
@@ -47683,9 +48842,9 @@
       </w:tcPr>
     </w:tblStylePr>
   </w:style>
-  <w:style w:type="table" w:styleId="93">
+  <w:style w:type="table" w:styleId="1102">
     <w:name w:val="List Table 4 - Accent 4"/>
-    <w:basedOn w:val="11"/>
+    <w:basedOn w:val="1020"/>
     <w:uiPriority w:val="99"/>
     <w:pPr>
       <w:pBdr/>
@@ -47908,9 +49067,9 @@
       </w:tcPr>
     </w:tblStylePr>
   </w:style>
-  <w:style w:type="table" w:styleId="94">
+  <w:style w:type="table" w:styleId="1103">
     <w:name w:val="List Table 4 - Accent 5"/>
-    <w:basedOn w:val="11"/>
+    <w:basedOn w:val="1020"/>
     <w:uiPriority w:val="99"/>
     <w:pPr>
       <w:pBdr/>
@@ -48133,9 +49292,9 @@
       </w:tcPr>
     </w:tblStylePr>
   </w:style>
-  <w:style w:type="table" w:styleId="95">
+  <w:style w:type="table" w:styleId="1104">
     <w:name w:val="List Table 4 - Accent 6"/>
-    <w:basedOn w:val="11"/>
+    <w:basedOn w:val="1020"/>
     <w:uiPriority w:val="99"/>
     <w:pPr>
       <w:pBdr/>
@@ -48358,9 +49517,9 @@
       </w:tcPr>
     </w:tblStylePr>
   </w:style>
-  <w:style w:type="table" w:styleId="96">
+  <w:style w:type="table" w:styleId="1105">
     <w:name w:val="List Table 5 Dark"/>
-    <w:basedOn w:val="11"/>
+    <w:basedOn w:val="1020"/>
     <w:uiPriority w:val="99"/>
     <w:pPr>
       <w:pBdr/>
@@ -48600,9 +49759,9 @@
       </w:tcPr>
     </w:tblStylePr>
   </w:style>
-  <w:style w:type="table" w:styleId="97">
+  <w:style w:type="table" w:styleId="1106">
     <w:name w:val="List Table 5 Dark - Accent 1"/>
-    <w:basedOn w:val="11"/>
+    <w:basedOn w:val="1020"/>
     <w:uiPriority w:val="99"/>
     <w:pPr>
       <w:pBdr/>
@@ -48842,9 +50001,9 @@
       </w:tcPr>
     </w:tblStylePr>
   </w:style>
-  <w:style w:type="table" w:styleId="98">
+  <w:style w:type="table" w:styleId="1107">
     <w:name w:val="List Table 5 Dark - Accent 2"/>
-    <w:basedOn w:val="11"/>
+    <w:basedOn w:val="1020"/>
     <w:uiPriority w:val="99"/>
     <w:pPr>
       <w:pBdr/>
@@ -49084,9 +50243,9 @@
       </w:tcPr>
     </w:tblStylePr>
   </w:style>
-  <w:style w:type="table" w:styleId="99">
+  <w:style w:type="table" w:styleId="1108">
     <w:name w:val="List Table 5 Dark - Accent 3"/>
-    <w:basedOn w:val="11"/>
+    <w:basedOn w:val="1020"/>
     <w:uiPriority w:val="99"/>
     <w:pPr>
       <w:pBdr/>
@@ -49326,9 +50485,9 @@
       </w:tcPr>
     </w:tblStylePr>
   </w:style>
-  <w:style w:type="table" w:styleId="100">
+  <w:style w:type="table" w:styleId="1109">
     <w:name w:val="List Table 5 Dark - Accent 4"/>
-    <w:basedOn w:val="11"/>
+    <w:basedOn w:val="1020"/>
     <w:uiPriority w:val="99"/>
     <w:pPr>
       <w:pBdr/>
@@ -49568,9 +50727,9 @@
       </w:tcPr>
     </w:tblStylePr>
   </w:style>
-  <w:style w:type="table" w:styleId="101">
+  <w:style w:type="table" w:styleId="1110">
     <w:name w:val="List Table 5 Dark - Accent 5"/>
-    <w:basedOn w:val="11"/>
+    <w:basedOn w:val="1020"/>
     <w:uiPriority w:val="99"/>
     <w:pPr>
       <w:pBdr/>
@@ -49810,9 +50969,9 @@
       </w:tcPr>
     </w:tblStylePr>
   </w:style>
-  <w:style w:type="table" w:styleId="102">
+  <w:style w:type="table" w:styleId="1111">
     <w:name w:val="List Table 5 Dark - Accent 6"/>
-    <w:basedOn w:val="11"/>
+    <w:basedOn w:val="1020"/>
     <w:uiPriority w:val="99"/>
     <w:pPr>
       <w:pBdr/>
@@ -50052,9 +51211,9 @@
       </w:tcPr>
     </w:tblStylePr>
   </w:style>
-  <w:style w:type="table" w:styleId="103">
+  <w:style w:type="table" w:styleId="1112">
     <w:name w:val="List Table 6 Colorful"/>
-    <w:basedOn w:val="11"/>
+    <w:basedOn w:val="1020"/>
     <w:uiPriority w:val="99"/>
     <w:pPr>
       <w:pBdr/>
@@ -50275,9 +51434,9 @@
       </w:tcPr>
     </w:tblStylePr>
   </w:style>
-  <w:style w:type="table" w:styleId="104">
+  <w:style w:type="table" w:styleId="1113">
     <w:name w:val="List Table 6 Colorful - Accent 1"/>
-    <w:basedOn w:val="11"/>
+    <w:basedOn w:val="1020"/>
     <w:uiPriority w:val="99"/>
     <w:pPr>
       <w:pBdr/>
@@ -50498,9 +51657,9 @@
       </w:tcPr>
     </w:tblStylePr>
   </w:style>
-  <w:style w:type="table" w:styleId="105">
+  <w:style w:type="table" w:styleId="1114">
     <w:name w:val="List Table 6 Colorful - Accent 2"/>
-    <w:basedOn w:val="11"/>
+    <w:basedOn w:val="1020"/>
     <w:uiPriority w:val="99"/>
     <w:pPr>
       <w:pBdr/>
@@ -50721,9 +51880,9 @@
       </w:tcPr>
     </w:tblStylePr>
   </w:style>
-  <w:style w:type="table" w:styleId="106">
+  <w:style w:type="table" w:styleId="1115">
     <w:name w:val="List Table 6 Colorful - Accent 3"/>
-    <w:basedOn w:val="11"/>
+    <w:basedOn w:val="1020"/>
     <w:uiPriority w:val="99"/>
     <w:pPr>
       <w:pBdr/>
@@ -50944,9 +52103,9 @@
       </w:tcPr>
     </w:tblStylePr>
   </w:style>
-  <w:style w:type="table" w:styleId="107">
+  <w:style w:type="table" w:styleId="1116">
     <w:name w:val="List Table 6 Colorful - Accent 4"/>
-    <w:basedOn w:val="11"/>
+    <w:basedOn w:val="1020"/>
     <w:uiPriority w:val="99"/>
     <w:pPr>
       <w:pBdr/>
@@ -51167,9 +52326,9 @@
       </w:tcPr>
     </w:tblStylePr>
   </w:style>
-  <w:style w:type="table" w:styleId="108">
+  <w:style w:type="table" w:styleId="1117">
     <w:name w:val="List Table 6 Colorful - Accent 5"/>
-    <w:basedOn w:val="11"/>
+    <w:basedOn w:val="1020"/>
     <w:uiPriority w:val="99"/>
     <w:pPr>
       <w:pBdr/>
@@ -51390,9 +52549,9 @@
       </w:tcPr>
     </w:tblStylePr>
   </w:style>
-  <w:style w:type="table" w:styleId="109">
+  <w:style w:type="table" w:styleId="1118">
     <w:name w:val="List Table 6 Colorful - Accent 6"/>
-    <w:basedOn w:val="11"/>
+    <w:basedOn w:val="1020"/>
     <w:uiPriority w:val="99"/>
     <w:pPr>
       <w:pBdr/>
@@ -51613,9 +52772,9 @@
       </w:tcPr>
     </w:tblStylePr>
   </w:style>
-  <w:style w:type="table" w:styleId="110">
+  <w:style w:type="table" w:styleId="1119">
     <w:name w:val="List Table 7 Colorful"/>
-    <w:basedOn w:val="11"/>
+    <w:basedOn w:val="1020"/>
     <w:uiPriority w:val="99"/>
     <w:pPr>
       <w:pBdr/>
@@ -51714,11 +52873,11 @@
         <w:tblBorders/>
       </w:tblPr>
       <w:tcPr>
-        <w:shd w:color="ffffff"/>
+        <w:shd w:val="clear" w:color="ffffff"/>
         <w:tcBorders>
-          <w:top w:val="none"/>
-          <w:left w:val="none"/>
-          <w:bottom w:val="none"/>
+          <w:top w:val="none" w:color="000000" w:sz="4" w:space="0"/>
+          <w:left w:val="none" w:color="000000" w:sz="4" w:space="0"/>
+          <w:bottom w:val="none" w:color="000000" w:sz="4" w:space="0"/>
           <w:right w:val="single" w:color="000000" w:themeColor="text1" w:themeTint="80" w:sz="4" w:space="0"/>
         </w:tcBorders>
       </w:tcPr>
@@ -51741,10 +52900,10 @@
       <w:tcPr>
         <w:shd w:val="clear" w:color="ffffff" w:themeColor="light1" w:fill="ffffff" w:themeFill="light1"/>
         <w:tcBorders>
-          <w:top w:val="none"/>
-          <w:left w:val="none"/>
+          <w:top w:val="none" w:color="000000" w:sz="4" w:space="0"/>
+          <w:left w:val="none" w:color="000000" w:sz="4" w:space="0"/>
           <w:bottom w:val="single" w:color="000000" w:themeColor="text1" w:themeTint="80" w:sz="4" w:space="0"/>
-          <w:right w:val="none"/>
+          <w:right w:val="none" w:color="000000" w:sz="4" w:space="0"/>
         </w:tcBorders>
       </w:tcPr>
     </w:tblStylePr>
@@ -51764,12 +52923,12 @@
         <w:tblBorders/>
       </w:tblPr>
       <w:tcPr>
-        <w:shd w:color="ffffff"/>
+        <w:shd w:val="clear" w:color="ffffff"/>
         <w:tcBorders>
-          <w:top w:val="none"/>
+          <w:top w:val="none" w:color="000000" w:sz="4" w:space="0"/>
           <w:left w:val="single" w:color="000000" w:themeColor="text1" w:themeTint="80" w:sz="4" w:space="0"/>
-          <w:bottom w:val="none"/>
-          <w:right w:val="none"/>
+          <w:bottom w:val="none" w:color="000000" w:sz="4" w:space="0"/>
+          <w:right w:val="none" w:color="000000" w:sz="4" w:space="0"/>
         </w:tcBorders>
       </w:tcPr>
     </w:tblStylePr>
@@ -51792,9 +52951,9 @@
         <w:shd w:val="clear" w:color="ffffff" w:themeColor="light1" w:fill="ffffff" w:themeFill="light1"/>
         <w:tcBorders>
           <w:top w:val="single" w:color="000000" w:themeColor="text1" w:themeTint="80" w:sz="4" w:space="0"/>
-          <w:left w:val="none"/>
-          <w:bottom w:val="none"/>
-          <w:right w:val="none"/>
+          <w:left w:val="none" w:color="000000" w:sz="4" w:space="0"/>
+          <w:bottom w:val="none" w:color="000000" w:sz="4" w:space="0"/>
+          <w:right w:val="none" w:color="000000" w:sz="4" w:space="0"/>
         </w:tcBorders>
       </w:tcPr>
     </w:tblStylePr>
@@ -51869,9 +53028,9 @@
       </w:tcPr>
     </w:tblStylePr>
   </w:style>
-  <w:style w:type="table" w:styleId="111">
+  <w:style w:type="table" w:styleId="1120">
     <w:name w:val="List Table 7 Colorful - Accent 1"/>
-    <w:basedOn w:val="11"/>
+    <w:basedOn w:val="1020"/>
     <w:uiPriority w:val="99"/>
     <w:pPr>
       <w:pBdr/>
@@ -51970,11 +53129,11 @@
         <w:tblBorders/>
       </w:tblPr>
       <w:tcPr>
-        <w:shd w:color="ffffff"/>
+        <w:shd w:val="clear" w:color="ffffff"/>
         <w:tcBorders>
-          <w:top w:val="none"/>
-          <w:left w:val="none"/>
-          <w:bottom w:val="none"/>
+          <w:top w:val="none" w:color="000000" w:sz="4" w:space="0"/>
+          <w:left w:val="none" w:color="000000" w:sz="4" w:space="0"/>
+          <w:bottom w:val="none" w:color="000000" w:sz="4" w:space="0"/>
           <w:right w:val="single" w:color="000000" w:themeColor="accent1" w:sz="4" w:space="0"/>
         </w:tcBorders>
       </w:tcPr>
@@ -51997,10 +53156,10 @@
       <w:tcPr>
         <w:shd w:val="clear" w:color="ffffff" w:themeColor="light1" w:fill="ffffff" w:themeFill="light1"/>
         <w:tcBorders>
-          <w:top w:val="none"/>
-          <w:left w:val="none"/>
+          <w:top w:val="none" w:color="000000" w:sz="4" w:space="0"/>
+          <w:left w:val="none" w:color="000000" w:sz="4" w:space="0"/>
           <w:bottom w:val="single" w:color="000000" w:themeColor="accent1" w:sz="4" w:space="0"/>
-          <w:right w:val="none"/>
+          <w:right w:val="none" w:color="000000" w:sz="4" w:space="0"/>
         </w:tcBorders>
       </w:tcPr>
     </w:tblStylePr>
@@ -52020,12 +53179,12 @@
         <w:tblBorders/>
       </w:tblPr>
       <w:tcPr>
-        <w:shd w:color="ffffff"/>
+        <w:shd w:val="clear" w:color="ffffff"/>
         <w:tcBorders>
-          <w:top w:val="none"/>
+          <w:top w:val="none" w:color="000000" w:sz="4" w:space="0"/>
           <w:left w:val="single" w:color="000000" w:themeColor="accent1" w:sz="4" w:space="0"/>
-          <w:bottom w:val="none"/>
-          <w:right w:val="none"/>
+          <w:bottom w:val="none" w:color="000000" w:sz="4" w:space="0"/>
+          <w:right w:val="none" w:color="000000" w:sz="4" w:space="0"/>
         </w:tcBorders>
       </w:tcPr>
     </w:tblStylePr>
@@ -52048,9 +53207,9 @@
         <w:shd w:val="clear" w:color="ffffff" w:themeColor="light1" w:fill="ffffff" w:themeFill="light1"/>
         <w:tcBorders>
           <w:top w:val="single" w:color="000000" w:themeColor="accent1" w:sz="4" w:space="0"/>
-          <w:left w:val="none"/>
-          <w:bottom w:val="none"/>
-          <w:right w:val="none"/>
+          <w:left w:val="none" w:color="000000" w:sz="4" w:space="0"/>
+          <w:bottom w:val="none" w:color="000000" w:sz="4" w:space="0"/>
+          <w:right w:val="none" w:color="000000" w:sz="4" w:space="0"/>
         </w:tcBorders>
       </w:tcPr>
     </w:tblStylePr>
@@ -52125,9 +53284,9 @@
       </w:tcPr>
     </w:tblStylePr>
   </w:style>
-  <w:style w:type="table" w:styleId="112">
+  <w:style w:type="table" w:styleId="1121">
     <w:name w:val="List Table 7 Colorful - Accent 2"/>
-    <w:basedOn w:val="11"/>
+    <w:basedOn w:val="1020"/>
     <w:uiPriority w:val="99"/>
     <w:pPr>
       <w:pBdr/>
@@ -52226,11 +53385,11 @@
         <w:tblBorders/>
       </w:tblPr>
       <w:tcPr>
-        <w:shd w:color="ffffff"/>
+        <w:shd w:val="clear" w:color="ffffff"/>
         <w:tcBorders>
-          <w:top w:val="none"/>
-          <w:left w:val="none"/>
-          <w:bottom w:val="none"/>
+          <w:top w:val="none" w:color="000000" w:sz="4" w:space="0"/>
+          <w:left w:val="none" w:color="000000" w:sz="4" w:space="0"/>
+          <w:bottom w:val="none" w:color="000000" w:sz="4" w:space="0"/>
           <w:right w:val="single" w:color="000000" w:themeColor="accent2" w:themeTint="97" w:sz="4" w:space="0"/>
         </w:tcBorders>
       </w:tcPr>
@@ -52253,10 +53412,10 @@
       <w:tcPr>
         <w:shd w:val="clear" w:color="ffffff" w:themeColor="light1" w:fill="ffffff" w:themeFill="light1"/>
         <w:tcBorders>
-          <w:top w:val="none"/>
-          <w:left w:val="none"/>
+          <w:top w:val="none" w:color="000000" w:sz="4" w:space="0"/>
+          <w:left w:val="none" w:color="000000" w:sz="4" w:space="0"/>
           <w:bottom w:val="single" w:color="000000" w:themeColor="accent2" w:themeTint="97" w:sz="4" w:space="0"/>
-          <w:right w:val="none"/>
+          <w:right w:val="none" w:color="000000" w:sz="4" w:space="0"/>
         </w:tcBorders>
       </w:tcPr>
     </w:tblStylePr>
@@ -52276,12 +53435,12 @@
         <w:tblBorders/>
       </w:tblPr>
       <w:tcPr>
-        <w:shd w:color="ffffff"/>
+        <w:shd w:val="clear" w:color="ffffff"/>
         <w:tcBorders>
-          <w:top w:val="none"/>
+          <w:top w:val="none" w:color="000000" w:sz="4" w:space="0"/>
           <w:left w:val="single" w:color="000000" w:themeColor="accent2" w:themeTint="97" w:sz="4" w:space="0"/>
-          <w:bottom w:val="none"/>
-          <w:right w:val="none"/>
+          <w:bottom w:val="none" w:color="000000" w:sz="4" w:space="0"/>
+          <w:right w:val="none" w:color="000000" w:sz="4" w:space="0"/>
         </w:tcBorders>
       </w:tcPr>
     </w:tblStylePr>
@@ -52304,9 +53463,9 @@
         <w:shd w:val="clear" w:color="ffffff" w:themeColor="light1" w:fill="ffffff" w:themeFill="light1"/>
         <w:tcBorders>
           <w:top w:val="single" w:color="000000" w:themeColor="accent2" w:themeTint="97" w:sz="4" w:space="0"/>
-          <w:left w:val="none"/>
-          <w:bottom w:val="none"/>
-          <w:right w:val="none"/>
+          <w:left w:val="none" w:color="000000" w:sz="4" w:space="0"/>
+          <w:bottom w:val="none" w:color="000000" w:sz="4" w:space="0"/>
+          <w:right w:val="none" w:color="000000" w:sz="4" w:space="0"/>
         </w:tcBorders>
       </w:tcPr>
     </w:tblStylePr>
@@ -52381,9 +53540,9 @@
       </w:tcPr>
     </w:tblStylePr>
   </w:style>
-  <w:style w:type="table" w:styleId="113">
+  <w:style w:type="table" w:styleId="1122">
     <w:name w:val="List Table 7 Colorful - Accent 3"/>
-    <w:basedOn w:val="11"/>
+    <w:basedOn w:val="1020"/>
     <w:uiPriority w:val="99"/>
     <w:pPr>
       <w:pBdr/>
@@ -52482,11 +53641,11 @@
         <w:tblBorders/>
       </w:tblPr>
       <w:tcPr>
-        <w:shd w:color="ffffff"/>
+        <w:shd w:val="clear" w:color="ffffff"/>
         <w:tcBorders>
-          <w:top w:val="none"/>
-          <w:left w:val="none"/>
-          <w:bottom w:val="none"/>
+          <w:top w:val="none" w:color="000000" w:sz="4" w:space="0"/>
+          <w:left w:val="none" w:color="000000" w:sz="4" w:space="0"/>
+          <w:bottom w:val="none" w:color="000000" w:sz="4" w:space="0"/>
           <w:right w:val="single" w:color="000000" w:themeColor="accent3" w:themeTint="98" w:sz="4" w:space="0"/>
         </w:tcBorders>
       </w:tcPr>
@@ -52509,10 +53668,10 @@
       <w:tcPr>
         <w:shd w:val="clear" w:color="ffffff" w:themeColor="light1" w:fill="ffffff" w:themeFill="light1"/>
         <w:tcBorders>
-          <w:top w:val="none"/>
-          <w:left w:val="none"/>
+          <w:top w:val="none" w:color="000000" w:sz="4" w:space="0"/>
+          <w:left w:val="none" w:color="000000" w:sz="4" w:space="0"/>
           <w:bottom w:val="single" w:color="000000" w:themeColor="accent3" w:themeTint="98" w:sz="4" w:space="0"/>
-          <w:right w:val="none"/>
+          <w:right w:val="none" w:color="000000" w:sz="4" w:space="0"/>
         </w:tcBorders>
       </w:tcPr>
     </w:tblStylePr>
@@ -52532,12 +53691,12 @@
         <w:tblBorders/>
       </w:tblPr>
       <w:tcPr>
-        <w:shd w:color="ffffff"/>
+        <w:shd w:val="clear" w:color="ffffff"/>
         <w:tcBorders>
-          <w:top w:val="none"/>
+          <w:top w:val="none" w:color="000000" w:sz="4" w:space="0"/>
           <w:left w:val="single" w:color="000000" w:themeColor="accent3" w:themeTint="98" w:sz="4" w:space="0"/>
-          <w:bottom w:val="none"/>
-          <w:right w:val="none"/>
+          <w:bottom w:val="none" w:color="000000" w:sz="4" w:space="0"/>
+          <w:right w:val="none" w:color="000000" w:sz="4" w:space="0"/>
         </w:tcBorders>
       </w:tcPr>
     </w:tblStylePr>
@@ -52560,9 +53719,9 @@
         <w:shd w:val="clear" w:color="ffffff" w:themeColor="light1" w:fill="ffffff" w:themeFill="light1"/>
         <w:tcBorders>
           <w:top w:val="single" w:color="000000" w:themeColor="accent3" w:themeTint="98" w:sz="4" w:space="0"/>
-          <w:left w:val="none"/>
-          <w:bottom w:val="none"/>
-          <w:right w:val="none"/>
+          <w:left w:val="none" w:color="000000" w:sz="4" w:space="0"/>
+          <w:bottom w:val="none" w:color="000000" w:sz="4" w:space="0"/>
+          <w:right w:val="none" w:color="000000" w:sz="4" w:space="0"/>
         </w:tcBorders>
       </w:tcPr>
     </w:tblStylePr>
@@ -52637,9 +53796,9 @@
       </w:tcPr>
     </w:tblStylePr>
   </w:style>
-  <w:style w:type="table" w:styleId="114">
+  <w:style w:type="table" w:styleId="1123">
     <w:name w:val="List Table 7 Colorful - Accent 4"/>
-    <w:basedOn w:val="11"/>
+    <w:basedOn w:val="1020"/>
     <w:uiPriority w:val="99"/>
     <w:pPr>
       <w:pBdr/>
@@ -52738,11 +53897,11 @@
         <w:tblBorders/>
       </w:tblPr>
       <w:tcPr>
-        <w:shd w:color="ffffff"/>
+        <w:shd w:val="clear" w:color="ffffff"/>
         <w:tcBorders>
-          <w:top w:val="none"/>
-          <w:left w:val="none"/>
-          <w:bottom w:val="none"/>
+          <w:top w:val="none" w:color="000000" w:sz="4" w:space="0"/>
+          <w:left w:val="none" w:color="000000" w:sz="4" w:space="0"/>
+          <w:bottom w:val="none" w:color="000000" w:sz="4" w:space="0"/>
           <w:right w:val="single" w:color="000000" w:themeColor="accent4" w:themeTint="9A" w:sz="4" w:space="0"/>
         </w:tcBorders>
       </w:tcPr>
@@ -52765,10 +53924,10 @@
       <w:tcPr>
         <w:shd w:val="clear" w:color="ffffff" w:themeColor="light1" w:fill="ffffff" w:themeFill="light1"/>
         <w:tcBorders>
-          <w:top w:val="none"/>
-          <w:left w:val="none"/>
+          <w:top w:val="none" w:color="000000" w:sz="4" w:space="0"/>
+          <w:left w:val="none" w:color="000000" w:sz="4" w:space="0"/>
           <w:bottom w:val="single" w:color="000000" w:themeColor="accent4" w:themeTint="9A" w:sz="4" w:space="0"/>
-          <w:right w:val="none"/>
+          <w:right w:val="none" w:color="000000" w:sz="4" w:space="0"/>
         </w:tcBorders>
       </w:tcPr>
     </w:tblStylePr>
@@ -52788,12 +53947,12 @@
         <w:tblBorders/>
       </w:tblPr>
       <w:tcPr>
-        <w:shd w:color="ffffff"/>
+        <w:shd w:val="clear" w:color="ffffff"/>
         <w:tcBorders>
-          <w:top w:val="none"/>
+          <w:top w:val="none" w:color="000000" w:sz="4" w:space="0"/>
           <w:left w:val="single" w:color="000000" w:themeColor="accent4" w:themeTint="9A" w:sz="4" w:space="0"/>
-          <w:bottom w:val="none"/>
-          <w:right w:val="none"/>
+          <w:bottom w:val="none" w:color="000000" w:sz="4" w:space="0"/>
+          <w:right w:val="none" w:color="000000" w:sz="4" w:space="0"/>
         </w:tcBorders>
       </w:tcPr>
     </w:tblStylePr>
@@ -52816,9 +53975,9 @@
         <w:shd w:val="clear" w:color="ffffff" w:themeColor="light1" w:fill="ffffff" w:themeFill="light1"/>
         <w:tcBorders>
           <w:top w:val="single" w:color="000000" w:themeColor="accent4" w:themeTint="9A" w:sz="4" w:space="0"/>
-          <w:left w:val="none"/>
-          <w:bottom w:val="none"/>
-          <w:right w:val="none"/>
+          <w:left w:val="none" w:color="000000" w:sz="4" w:space="0"/>
+          <w:bottom w:val="none" w:color="000000" w:sz="4" w:space="0"/>
+          <w:right w:val="none" w:color="000000" w:sz="4" w:space="0"/>
         </w:tcBorders>
       </w:tcPr>
     </w:tblStylePr>
@@ -52893,9 +54052,9 @@
       </w:tcPr>
     </w:tblStylePr>
   </w:style>
-  <w:style w:type="table" w:styleId="115">
+  <w:style w:type="table" w:styleId="1124">
     <w:name w:val="List Table 7 Colorful - Accent 5"/>
-    <w:basedOn w:val="11"/>
+    <w:basedOn w:val="1020"/>
     <w:uiPriority w:val="99"/>
     <w:pPr>
       <w:pBdr/>
@@ -52994,11 +54153,11 @@
         <w:tblBorders/>
       </w:tblPr>
       <w:tcPr>
-        <w:shd w:color="ffffff"/>
+        <w:shd w:val="clear" w:color="ffffff"/>
         <w:tcBorders>
-          <w:top w:val="none"/>
-          <w:left w:val="none"/>
-          <w:bottom w:val="none"/>
+          <w:top w:val="none" w:color="000000" w:sz="4" w:space="0"/>
+          <w:left w:val="none" w:color="000000" w:sz="4" w:space="0"/>
+          <w:bottom w:val="none" w:color="000000" w:sz="4" w:space="0"/>
           <w:right w:val="single" w:color="000000" w:themeColor="accent5" w:themeTint="9A" w:sz="4" w:space="0"/>
         </w:tcBorders>
       </w:tcPr>
@@ -53021,10 +54180,10 @@
       <w:tcPr>
         <w:shd w:val="clear" w:color="ffffff" w:themeColor="light1" w:fill="ffffff" w:themeFill="light1"/>
         <w:tcBorders>
-          <w:top w:val="none"/>
-          <w:left w:val="none"/>
+          <w:top w:val="none" w:color="000000" w:sz="4" w:space="0"/>
+          <w:left w:val="none" w:color="000000" w:sz="4" w:space="0"/>
           <w:bottom w:val="single" w:color="000000" w:themeColor="accent5" w:themeTint="9A" w:sz="4" w:space="0"/>
-          <w:right w:val="none"/>
+          <w:right w:val="none" w:color="000000" w:sz="4" w:space="0"/>
         </w:tcBorders>
       </w:tcPr>
     </w:tblStylePr>
@@ -53044,12 +54203,12 @@
         <w:tblBorders/>
       </w:tblPr>
       <w:tcPr>
-        <w:shd w:color="ffffff"/>
+        <w:shd w:val="clear" w:color="ffffff"/>
         <w:tcBorders>
-          <w:top w:val="none"/>
+          <w:top w:val="none" w:color="000000" w:sz="4" w:space="0"/>
           <w:left w:val="single" w:color="000000" w:themeColor="accent5" w:themeTint="9A" w:sz="4" w:space="0"/>
-          <w:bottom w:val="none"/>
-          <w:right w:val="none"/>
+          <w:bottom w:val="none" w:color="000000" w:sz="4" w:space="0"/>
+          <w:right w:val="none" w:color="000000" w:sz="4" w:space="0"/>
         </w:tcBorders>
       </w:tcPr>
     </w:tblStylePr>
@@ -53072,9 +54231,9 @@
         <w:shd w:val="clear" w:color="ffffff" w:themeColor="light1" w:fill="ffffff" w:themeFill="light1"/>
         <w:tcBorders>
           <w:top w:val="single" w:color="000000" w:themeColor="accent5" w:themeTint="9A" w:sz="4" w:space="0"/>
-          <w:left w:val="none"/>
-          <w:bottom w:val="none"/>
-          <w:right w:val="none"/>
+          <w:left w:val="none" w:color="000000" w:sz="4" w:space="0"/>
+          <w:bottom w:val="none" w:color="000000" w:sz="4" w:space="0"/>
+          <w:right w:val="none" w:color="000000" w:sz="4" w:space="0"/>
         </w:tcBorders>
       </w:tcPr>
     </w:tblStylePr>
@@ -53149,9 +54308,9 @@
       </w:tcPr>
     </w:tblStylePr>
   </w:style>
-  <w:style w:type="table" w:styleId="116">
+  <w:style w:type="table" w:styleId="1125">
     <w:name w:val="List Table 7 Colorful - Accent 6"/>
-    <w:basedOn w:val="11"/>
+    <w:basedOn w:val="1020"/>
     <w:uiPriority w:val="99"/>
     <w:pPr>
       <w:pBdr/>
@@ -53250,11 +54409,11 @@
         <w:tblBorders/>
       </w:tblPr>
       <w:tcPr>
-        <w:shd w:color="ffffff"/>
+        <w:shd w:val="clear" w:color="ffffff"/>
         <w:tcBorders>
-          <w:top w:val="none"/>
-          <w:left w:val="none"/>
-          <w:bottom w:val="none"/>
+          <w:top w:val="none" w:color="000000" w:sz="4" w:space="0"/>
+          <w:left w:val="none" w:color="000000" w:sz="4" w:space="0"/>
+          <w:bottom w:val="none" w:color="000000" w:sz="4" w:space="0"/>
           <w:right w:val="single" w:color="000000" w:themeColor="accent6" w:themeTint="98" w:sz="4" w:space="0"/>
         </w:tcBorders>
       </w:tcPr>
@@ -53277,10 +54436,10 @@
       <w:tcPr>
         <w:shd w:val="clear" w:color="ffffff" w:themeColor="light1" w:fill="ffffff" w:themeFill="light1"/>
         <w:tcBorders>
-          <w:top w:val="none"/>
-          <w:left w:val="none"/>
+          <w:top w:val="none" w:color="000000" w:sz="4" w:space="0"/>
+          <w:left w:val="none" w:color="000000" w:sz="4" w:space="0"/>
           <w:bottom w:val="single" w:color="000000" w:themeColor="accent6" w:themeTint="98" w:sz="4" w:space="0"/>
-          <w:right w:val="none"/>
+          <w:right w:val="none" w:color="000000" w:sz="4" w:space="0"/>
         </w:tcBorders>
       </w:tcPr>
     </w:tblStylePr>
@@ -53300,12 +54459,12 @@
         <w:tblBorders/>
       </w:tblPr>
       <w:tcPr>
-        <w:shd w:color="ffffff"/>
+        <w:shd w:val="clear" w:color="ffffff"/>
         <w:tcBorders>
-          <w:top w:val="none"/>
+          <w:top w:val="none" w:color="000000" w:sz="4" w:space="0"/>
           <w:left w:val="single" w:color="000000" w:themeColor="accent6" w:themeTint="98" w:sz="4" w:space="0"/>
-          <w:bottom w:val="none"/>
-          <w:right w:val="none"/>
+          <w:bottom w:val="none" w:color="000000" w:sz="4" w:space="0"/>
+          <w:right w:val="none" w:color="000000" w:sz="4" w:space="0"/>
         </w:tcBorders>
       </w:tcPr>
     </w:tblStylePr>
@@ -53328,9 +54487,9 @@
         <w:shd w:val="clear" w:color="ffffff" w:themeColor="light1" w:fill="ffffff" w:themeFill="light1"/>
         <w:tcBorders>
           <w:top w:val="single" w:color="000000" w:themeColor="accent6" w:themeTint="98" w:sz="4" w:space="0"/>
-          <w:left w:val="none"/>
-          <w:bottom w:val="none"/>
-          <w:right w:val="none"/>
+          <w:left w:val="none" w:color="000000" w:sz="4" w:space="0"/>
+          <w:bottom w:val="none" w:color="000000" w:sz="4" w:space="0"/>
+          <w:right w:val="none" w:color="000000" w:sz="4" w:space="0"/>
         </w:tcBorders>
       </w:tcPr>
     </w:tblStylePr>
@@ -53405,9 +54564,9 @@
       </w:tcPr>
     </w:tblStylePr>
   </w:style>
-  <w:style w:type="table" w:styleId="117">
+  <w:style w:type="table" w:styleId="1126">
     <w:name w:val="Lined - Accent"/>
-    <w:basedOn w:val="11"/>
+    <w:basedOn w:val="1020"/>
     <w:uiPriority w:val="99"/>
     <w:pPr>
       <w:pBdr/>
@@ -53642,9 +54801,9 @@
       </w:tcPr>
     </w:tblStylePr>
   </w:style>
-  <w:style w:type="table" w:styleId="118">
+  <w:style w:type="table" w:styleId="1127">
     <w:name w:val="Lined - Accent 1"/>
-    <w:basedOn w:val="11"/>
+    <w:basedOn w:val="1020"/>
     <w:uiPriority w:val="99"/>
     <w:pPr>
       <w:pBdr/>
@@ -53879,9 +55038,9 @@
       </w:tcPr>
     </w:tblStylePr>
   </w:style>
-  <w:style w:type="table" w:styleId="119">
+  <w:style w:type="table" w:styleId="1128">
     <w:name w:val="Lined - Accent 2"/>
-    <w:basedOn w:val="11"/>
+    <w:basedOn w:val="1020"/>
     <w:uiPriority w:val="99"/>
     <w:pPr>
       <w:pBdr/>
@@ -54116,9 +55275,9 @@
       </w:tcPr>
     </w:tblStylePr>
   </w:style>
-  <w:style w:type="table" w:styleId="120">
+  <w:style w:type="table" w:styleId="1129">
     <w:name w:val="Lined - Accent 3"/>
-    <w:basedOn w:val="11"/>
+    <w:basedOn w:val="1020"/>
     <w:uiPriority w:val="99"/>
     <w:pPr>
       <w:pBdr/>
@@ -54353,9 +55512,9 @@
       </w:tcPr>
     </w:tblStylePr>
   </w:style>
-  <w:style w:type="table" w:styleId="121">
+  <w:style w:type="table" w:styleId="1130">
     <w:name w:val="Lined - Accent 4"/>
-    <w:basedOn w:val="11"/>
+    <w:basedOn w:val="1020"/>
     <w:uiPriority w:val="99"/>
     <w:pPr>
       <w:pBdr/>
@@ -54590,9 +55749,9 @@
       </w:tcPr>
     </w:tblStylePr>
   </w:style>
-  <w:style w:type="table" w:styleId="122">
+  <w:style w:type="table" w:styleId="1131">
     <w:name w:val="Lined - Accent 5"/>
-    <w:basedOn w:val="11"/>
+    <w:basedOn w:val="1020"/>
     <w:uiPriority w:val="99"/>
     <w:pPr>
       <w:pBdr/>
@@ -54827,9 +55986,9 @@
       </w:tcPr>
     </w:tblStylePr>
   </w:style>
-  <w:style w:type="table" w:styleId="123">
+  <w:style w:type="table" w:styleId="1132">
     <w:name w:val="Lined - Accent 6"/>
-    <w:basedOn w:val="11"/>
+    <w:basedOn w:val="1020"/>
     <w:uiPriority w:val="99"/>
     <w:pPr>
       <w:pBdr/>
@@ -55064,9 +56223,9 @@
       </w:tcPr>
     </w:tblStylePr>
   </w:style>
-  <w:style w:type="table" w:styleId="124">
+  <w:style w:type="table" w:styleId="1133">
     <w:name w:val="Bordered &amp; Lined - Accent"/>
-    <w:basedOn w:val="11"/>
+    <w:basedOn w:val="1020"/>
     <w:uiPriority w:val="99"/>
     <w:pPr>
       <w:pBdr/>
@@ -55308,9 +56467,9 @@
       </w:tcPr>
     </w:tblStylePr>
   </w:style>
-  <w:style w:type="table" w:styleId="125">
+  <w:style w:type="table" w:styleId="1134">
     <w:name w:val="Bordered &amp; Lined - Accent 1"/>
-    <w:basedOn w:val="11"/>
+    <w:basedOn w:val="1020"/>
     <w:uiPriority w:val="99"/>
     <w:pPr>
       <w:pBdr/>
@@ -55552,9 +56711,9 @@
       </w:tcPr>
     </w:tblStylePr>
   </w:style>
-  <w:style w:type="table" w:styleId="126">
+  <w:style w:type="table" w:styleId="1135">
     <w:name w:val="Bordered &amp; Lined - Accent 2"/>
-    <w:basedOn w:val="11"/>
+    <w:basedOn w:val="1020"/>
     <w:uiPriority w:val="99"/>
     <w:pPr>
       <w:pBdr/>
@@ -55796,9 +56955,9 @@
       </w:tcPr>
     </w:tblStylePr>
   </w:style>
-  <w:style w:type="table" w:styleId="127">
+  <w:style w:type="table" w:styleId="1136">
     <w:name w:val="Bordered &amp; Lined - Accent 3"/>
-    <w:basedOn w:val="11"/>
+    <w:basedOn w:val="1020"/>
     <w:uiPriority w:val="99"/>
     <w:pPr>
       <w:pBdr/>
@@ -56040,9 +57199,9 @@
       </w:tcPr>
     </w:tblStylePr>
   </w:style>
-  <w:style w:type="table" w:styleId="128">
+  <w:style w:type="table" w:styleId="1137">
     <w:name w:val="Bordered &amp; Lined - Accent 4"/>
-    <w:basedOn w:val="11"/>
+    <w:basedOn w:val="1020"/>
     <w:uiPriority w:val="99"/>
     <w:pPr>
       <w:pBdr/>
@@ -56284,9 +57443,9 @@
       </w:tcPr>
     </w:tblStylePr>
   </w:style>
-  <w:style w:type="table" w:styleId="129">
+  <w:style w:type="table" w:styleId="1138">
     <w:name w:val="Bordered &amp; Lined - Accent 5"/>
-    <w:basedOn w:val="11"/>
+    <w:basedOn w:val="1020"/>
     <w:uiPriority w:val="99"/>
     <w:pPr>
       <w:pBdr/>
@@ -56528,9 +57687,9 @@
       </w:tcPr>
     </w:tblStylePr>
   </w:style>
-  <w:style w:type="table" w:styleId="130">
+  <w:style w:type="table" w:styleId="1139">
     <w:name w:val="Bordered &amp; Lined - Accent 6"/>
-    <w:basedOn w:val="11"/>
+    <w:basedOn w:val="1020"/>
     <w:uiPriority w:val="99"/>
     <w:pPr>
       <w:pBdr/>
@@ -56772,9 +57931,9 @@
       </w:tcPr>
     </w:tblStylePr>
   </w:style>
-  <w:style w:type="table" w:styleId="131">
+  <w:style w:type="table" w:styleId="1140">
     <w:name w:val="Bordered"/>
-    <w:basedOn w:val="11"/>
+    <w:basedOn w:val="1020"/>
     <w:uiPriority w:val="99"/>
     <w:pPr>
       <w:pBdr/>
@@ -57003,9 +58162,9 @@
       </w:tcPr>
     </w:tblStylePr>
   </w:style>
-  <w:style w:type="table" w:styleId="132">
+  <w:style w:type="table" w:styleId="1141">
     <w:name w:val="Bordered - Accent 1"/>
-    <w:basedOn w:val="11"/>
+    <w:basedOn w:val="1020"/>
     <w:uiPriority w:val="99"/>
     <w:pPr>
       <w:pBdr/>
@@ -57234,9 +58393,9 @@
       </w:tcPr>
     </w:tblStylePr>
   </w:style>
-  <w:style w:type="table" w:styleId="133">
+  <w:style w:type="table" w:styleId="1142">
     <w:name w:val="Bordered - Accent 2"/>
-    <w:basedOn w:val="11"/>
+    <w:basedOn w:val="1020"/>
     <w:uiPriority w:val="99"/>
     <w:pPr>
       <w:pBdr/>
@@ -57465,9 +58624,9 @@
       </w:tcPr>
     </w:tblStylePr>
   </w:style>
-  <w:style w:type="table" w:styleId="134">
+  <w:style w:type="table" w:styleId="1143">
     <w:name w:val="Bordered - Accent 3"/>
-    <w:basedOn w:val="11"/>
+    <w:basedOn w:val="1020"/>
     <w:uiPriority w:val="99"/>
     <w:pPr>
       <w:pBdr/>
@@ -57696,9 +58855,9 @@
       </w:tcPr>
     </w:tblStylePr>
   </w:style>
-  <w:style w:type="table" w:styleId="135">
+  <w:style w:type="table" w:styleId="1144">
     <w:name w:val="Bordered - Accent 4"/>
-    <w:basedOn w:val="11"/>
+    <w:basedOn w:val="1020"/>
     <w:uiPriority w:val="99"/>
     <w:pPr>
       <w:pBdr/>
@@ -57927,9 +59086,9 @@
       </w:tcPr>
     </w:tblStylePr>
   </w:style>
-  <w:style w:type="table" w:styleId="136">
+  <w:style w:type="table" w:styleId="1145">
     <w:name w:val="Bordered - Accent 5"/>
-    <w:basedOn w:val="11"/>
+    <w:basedOn w:val="1020"/>
     <w:uiPriority w:val="99"/>
     <w:pPr>
       <w:pBdr/>
@@ -58158,9 +59317,9 @@
       </w:tcPr>
     </w:tblStylePr>
   </w:style>
-  <w:style w:type="table" w:styleId="137">
+  <w:style w:type="table" w:styleId="1146">
     <w:name w:val="Bordered - Accent 6"/>
-    <w:basedOn w:val="11"/>
+    <w:basedOn w:val="1020"/>
     <w:uiPriority w:val="99"/>
     <w:pPr>
       <w:pBdr/>
@@ -58389,11 +59548,11 @@
       </w:tcPr>
     </w:tblStylePr>
   </w:style>
-  <w:style w:type="paragraph" w:styleId="145">
+  <w:style w:type="paragraph" w:styleId="1147">
     <w:name w:val="Heading 7"/>
-    <w:basedOn w:val="959"/>
-    <w:next w:val="959"/>
-    <w:link w:val="156"/>
+    <w:basedOn w:val="1202"/>
+    <w:next w:val="1202"/>
+    <w:link w:val="1158"/>
     <w:uiPriority w:val="9"/>
     <w:unhideWhenUsed/>
     <w:qFormat/>
@@ -58410,11 +59569,11 @@
       <w:color w:val="595959" w:themeColor="text1" w:themeTint="A6"/>
     </w:rPr>
   </w:style>
-  <w:style w:type="paragraph" w:styleId="146">
+  <w:style w:type="paragraph" w:styleId="1148">
     <w:name w:val="Heading 8"/>
-    <w:basedOn w:val="959"/>
-    <w:next w:val="959"/>
-    <w:link w:val="157"/>
+    <w:basedOn w:val="1202"/>
+    <w:next w:val="1202"/>
+    <w:link w:val="1159"/>
     <w:uiPriority w:val="9"/>
     <w:unhideWhenUsed/>
     <w:qFormat/>
@@ -58433,11 +59592,11 @@
       <w:color w:val="272727" w:themeColor="text1" w:themeTint="D8"/>
     </w:rPr>
   </w:style>
-  <w:style w:type="paragraph" w:styleId="147">
+  <w:style w:type="paragraph" w:styleId="1149">
     <w:name w:val="Heading 9"/>
-    <w:basedOn w:val="959"/>
-    <w:next w:val="959"/>
-    <w:link w:val="158"/>
+    <w:basedOn w:val="1202"/>
+    <w:next w:val="1202"/>
+    <w:link w:val="1160"/>
     <w:uiPriority w:val="9"/>
     <w:unhideWhenUsed/>
     <w:qFormat/>
@@ -58456,7 +59615,7 @@
       <w:color w:val="272727" w:themeColor="text1" w:themeTint="D8"/>
     </w:rPr>
   </w:style>
-  <w:style w:type="character" w:styleId="148" w:default="1">
+  <w:style w:type="character" w:styleId="1150" w:default="1">
     <w:name w:val="Default Paragraph Font"/>
     <w:uiPriority w:val="1"/>
     <w:semiHidden/>
@@ -58467,7 +59626,7 @@
       <w:ind/>
     </w:pPr>
   </w:style>
-  <w:style w:type="numbering" w:styleId="149" w:default="1">
+  <w:style w:type="numbering" w:styleId="1151" w:default="1">
     <w:name w:val="No List"/>
     <w:uiPriority w:val="99"/>
     <w:semiHidden/>
@@ -58478,10 +59637,10 @@
       <w:ind/>
     </w:pPr>
   </w:style>
-  <w:style w:type="character" w:styleId="150">
+  <w:style w:type="character" w:styleId="1152">
     <w:name w:val="Heading 1 Char"/>
-    <w:basedOn w:val="148"/>
-    <w:link w:val="960"/>
+    <w:basedOn w:val="1150"/>
+    <w:link w:val="1203"/>
     <w:uiPriority w:val="9"/>
     <w:pPr>
       <w:pBdr/>
@@ -58495,10 +59654,10 @@
       <w:szCs w:val="40"/>
     </w:rPr>
   </w:style>
-  <w:style w:type="character" w:styleId="151">
+  <w:style w:type="character" w:styleId="1153">
     <w:name w:val="Heading 2 Char"/>
-    <w:basedOn w:val="148"/>
-    <w:link w:val="961"/>
+    <w:basedOn w:val="1150"/>
+    <w:link w:val="1204"/>
     <w:uiPriority w:val="9"/>
     <w:pPr>
       <w:pBdr/>
@@ -58512,10 +59671,10 @@
       <w:szCs w:val="32"/>
     </w:rPr>
   </w:style>
-  <w:style w:type="character" w:styleId="152">
+  <w:style w:type="character" w:styleId="1154">
     <w:name w:val="Heading 3 Char"/>
-    <w:basedOn w:val="148"/>
-    <w:link w:val="962"/>
+    <w:basedOn w:val="1150"/>
+    <w:link w:val="1205"/>
     <w:uiPriority w:val="9"/>
     <w:pPr>
       <w:pBdr/>
@@ -58529,10 +59688,10 @@
       <w:szCs w:val="28"/>
     </w:rPr>
   </w:style>
-  <w:style w:type="character" w:styleId="153">
+  <w:style w:type="character" w:styleId="1155">
     <w:name w:val="Heading 4 Char"/>
-    <w:basedOn w:val="148"/>
-    <w:link w:val="963"/>
+    <w:basedOn w:val="1150"/>
+    <w:link w:val="1206"/>
     <w:uiPriority w:val="9"/>
     <w:pPr>
       <w:pBdr/>
@@ -58546,10 +59705,10 @@
       <w:color w:val="0f4761" w:themeColor="accent1" w:themeShade="BF"/>
     </w:rPr>
   </w:style>
-  <w:style w:type="character" w:styleId="154">
+  <w:style w:type="character" w:styleId="1156">
     <w:name w:val="Heading 5 Char"/>
-    <w:basedOn w:val="148"/>
-    <w:link w:val="964"/>
+    <w:basedOn w:val="1150"/>
+    <w:link w:val="1207"/>
     <w:uiPriority w:val="9"/>
     <w:pPr>
       <w:pBdr/>
@@ -58561,10 +59720,10 @@
       <w:color w:val="0f4761" w:themeColor="accent1" w:themeShade="BF"/>
     </w:rPr>
   </w:style>
-  <w:style w:type="character" w:styleId="155">
+  <w:style w:type="character" w:styleId="1157">
     <w:name w:val="Heading 6 Char"/>
-    <w:basedOn w:val="148"/>
-    <w:link w:val="965"/>
+    <w:basedOn w:val="1150"/>
+    <w:link w:val="1208"/>
     <w:uiPriority w:val="9"/>
     <w:pPr>
       <w:pBdr/>
@@ -58578,10 +59737,10 @@
       <w:color w:val="595959" w:themeColor="text1" w:themeTint="A6"/>
     </w:rPr>
   </w:style>
-  <w:style w:type="character" w:styleId="156">
+  <w:style w:type="character" w:styleId="1158">
     <w:name w:val="Heading 7 Char"/>
-    <w:basedOn w:val="148"/>
-    <w:link w:val="145"/>
+    <w:basedOn w:val="1150"/>
+    <w:link w:val="1147"/>
     <w:uiPriority w:val="9"/>
     <w:pPr>
       <w:pBdr/>
@@ -58593,10 +59752,10 @@
       <w:color w:val="595959" w:themeColor="text1" w:themeTint="A6"/>
     </w:rPr>
   </w:style>
-  <w:style w:type="character" w:styleId="157">
+  <w:style w:type="character" w:styleId="1159">
     <w:name w:val="Heading 8 Char"/>
-    <w:basedOn w:val="148"/>
-    <w:link w:val="146"/>
+    <w:basedOn w:val="1150"/>
+    <w:link w:val="1148"/>
     <w:uiPriority w:val="9"/>
     <w:pPr>
       <w:pBdr/>
@@ -58610,10 +59769,10 @@
       <w:color w:val="272727" w:themeColor="text1" w:themeTint="D8"/>
     </w:rPr>
   </w:style>
-  <w:style w:type="character" w:styleId="158">
+  <w:style w:type="character" w:styleId="1160">
     <w:name w:val="Heading 9 Char"/>
-    <w:basedOn w:val="148"/>
-    <w:link w:val="147"/>
+    <w:basedOn w:val="1150"/>
+    <w:link w:val="1149"/>
     <w:uiPriority w:val="9"/>
     <w:pPr>
       <w:pBdr/>
@@ -58627,10 +59786,10 @@
       <w:color w:val="272727" w:themeColor="text1" w:themeTint="D8"/>
     </w:rPr>
   </w:style>
-  <w:style w:type="character" w:styleId="160">
+  <w:style w:type="character" w:styleId="1161">
     <w:name w:val="Title Char"/>
-    <w:basedOn w:val="148"/>
-    <w:link w:val="966"/>
+    <w:basedOn w:val="1150"/>
+    <w:link w:val="1209"/>
     <w:uiPriority w:val="10"/>
     <w:pPr>
       <w:pBdr/>
@@ -58644,10 +59803,10 @@
       <w:szCs w:val="56"/>
     </w:rPr>
   </w:style>
-  <w:style w:type="character" w:styleId="162">
+  <w:style w:type="character" w:styleId="1162">
     <w:name w:val="Subtitle Char"/>
-    <w:basedOn w:val="148"/>
-    <w:link w:val="967"/>
+    <w:basedOn w:val="1150"/>
+    <w:link w:val="1210"/>
     <w:uiPriority w:val="11"/>
     <w:pPr>
       <w:pBdr/>
@@ -58661,11 +59820,11 @@
       <w:szCs w:val="28"/>
     </w:rPr>
   </w:style>
-  <w:style w:type="paragraph" w:styleId="163">
+  <w:style w:type="paragraph" w:styleId="1163">
     <w:name w:val="Quote"/>
-    <w:basedOn w:val="959"/>
-    <w:next w:val="959"/>
-    <w:link w:val="164"/>
+    <w:basedOn w:val="1202"/>
+    <w:next w:val="1202"/>
+    <w:link w:val="1164"/>
     <w:uiPriority w:val="29"/>
     <w:qFormat/>
     <w:pPr>
@@ -58680,10 +59839,10 @@
       <w:color w:val="404040" w:themeColor="text1" w:themeTint="BF"/>
     </w:rPr>
   </w:style>
-  <w:style w:type="character" w:styleId="164">
+  <w:style w:type="character" w:styleId="1164">
     <w:name w:val="Quote Char"/>
-    <w:basedOn w:val="148"/>
-    <w:link w:val="163"/>
+    <w:basedOn w:val="1150"/>
+    <w:link w:val="1163"/>
     <w:uiPriority w:val="29"/>
     <w:pPr>
       <w:pBdr/>
@@ -58696,9 +59855,9 @@
       <w:color w:val="404040" w:themeColor="text1" w:themeTint="BF"/>
     </w:rPr>
   </w:style>
-  <w:style w:type="paragraph" w:styleId="165">
+  <w:style w:type="paragraph" w:styleId="1165">
     <w:name w:val="List Paragraph"/>
-    <w:basedOn w:val="959"/>
+    <w:basedOn w:val="1202"/>
     <w:uiPriority w:val="34"/>
     <w:qFormat/>
     <w:pPr>
@@ -58708,9 +59867,9 @@
       <w:contextualSpacing w:val="true"/>
     </w:pPr>
   </w:style>
-  <w:style w:type="character" w:styleId="166">
+  <w:style w:type="character" w:styleId="1166">
     <w:name w:val="Intense Emphasis"/>
-    <w:basedOn w:val="148"/>
+    <w:basedOn w:val="1150"/>
     <w:uiPriority w:val="21"/>
     <w:qFormat/>
     <w:pPr>
@@ -58724,11 +59883,11 @@
       <w:color w:val="0f4761" w:themeColor="accent1" w:themeShade="BF"/>
     </w:rPr>
   </w:style>
-  <w:style w:type="paragraph" w:styleId="167">
+  <w:style w:type="paragraph" w:styleId="1167">
     <w:name w:val="Intense Quote"/>
-    <w:basedOn w:val="959"/>
-    <w:next w:val="959"/>
-    <w:link w:val="168"/>
+    <w:basedOn w:val="1202"/>
+    <w:next w:val="1202"/>
+    <w:link w:val="1168"/>
     <w:uiPriority w:val="30"/>
     <w:qFormat/>
     <w:pPr>
@@ -58746,10 +59905,10 @@
       <w:color w:val="0f4761" w:themeColor="accent1" w:themeShade="BF"/>
     </w:rPr>
   </w:style>
-  <w:style w:type="character" w:styleId="168">
+  <w:style w:type="character" w:styleId="1168">
     <w:name w:val="Intense Quote Char"/>
-    <w:basedOn w:val="148"/>
-    <w:link w:val="167"/>
+    <w:basedOn w:val="1150"/>
+    <w:link w:val="1167"/>
     <w:uiPriority w:val="30"/>
     <w:pPr>
       <w:pBdr/>
@@ -58762,9 +59921,9 @@
       <w:color w:val="0f4761" w:themeColor="accent1" w:themeShade="BF"/>
     </w:rPr>
   </w:style>
-  <w:style w:type="character" w:styleId="169">
+  <w:style w:type="character" w:styleId="1169">
     <w:name w:val="Intense Reference"/>
-    <w:basedOn w:val="148"/>
+    <w:basedOn w:val="1150"/>
     <w:uiPriority w:val="32"/>
     <w:qFormat/>
     <w:pPr>
@@ -58780,9 +59939,9 @@
       <w:spacing w:val="5"/>
     </w:rPr>
   </w:style>
-  <w:style w:type="paragraph" w:styleId="170">
+  <w:style w:type="paragraph" w:styleId="1170">
     <w:name w:val="No Spacing"/>
-    <w:basedOn w:val="959"/>
+    <w:basedOn w:val="1202"/>
     <w:uiPriority w:val="1"/>
     <w:qFormat/>
     <w:pPr>
@@ -58791,9 +59950,9 @@
       <w:ind/>
     </w:pPr>
   </w:style>
-  <w:style w:type="character" w:styleId="171">
+  <w:style w:type="character" w:styleId="1171">
     <w:name w:val="Subtle Emphasis"/>
-    <w:basedOn w:val="148"/>
+    <w:basedOn w:val="1150"/>
     <w:uiPriority w:val="19"/>
     <w:qFormat/>
     <w:pPr>
@@ -58807,9 +59966,9 @@
       <w:color w:val="404040" w:themeColor="text1" w:themeTint="BF"/>
     </w:rPr>
   </w:style>
-  <w:style w:type="character" w:styleId="172">
+  <w:style w:type="character" w:styleId="1172">
     <w:name w:val="Emphasis"/>
-    <w:basedOn w:val="148"/>
+    <w:basedOn w:val="1150"/>
     <w:uiPriority w:val="20"/>
     <w:qFormat/>
     <w:pPr>
@@ -58822,9 +59981,9 @@
       <w:iCs/>
     </w:rPr>
   </w:style>
-  <w:style w:type="character" w:styleId="173">
+  <w:style w:type="character" w:styleId="1173">
     <w:name w:val="Strong"/>
-    <w:basedOn w:val="148"/>
+    <w:basedOn w:val="1150"/>
     <w:uiPriority w:val="22"/>
     <w:qFormat/>
     <w:pPr>
@@ -58837,9 +59996,9 @@
       <w:bCs/>
     </w:rPr>
   </w:style>
-  <w:style w:type="character" w:styleId="174">
+  <w:style w:type="character" w:styleId="1174">
     <w:name w:val="Subtle Reference"/>
-    <w:basedOn w:val="148"/>
+    <w:basedOn w:val="1150"/>
     <w:uiPriority w:val="31"/>
     <w:qFormat/>
     <w:pPr>
@@ -58852,9 +60011,9 @@
       <w:color w:val="5a5a5a" w:themeColor="text1" w:themeTint="A5"/>
     </w:rPr>
   </w:style>
-  <w:style w:type="character" w:styleId="175">
+  <w:style w:type="character" w:styleId="1175">
     <w:name w:val="Book Title"/>
-    <w:basedOn w:val="148"/>
+    <w:basedOn w:val="1150"/>
     <w:uiPriority w:val="33"/>
     <w:qFormat/>
     <w:pPr>
@@ -58870,10 +60029,10 @@
       <w:spacing w:val="5"/>
     </w:rPr>
   </w:style>
-  <w:style w:type="paragraph" w:styleId="176">
+  <w:style w:type="paragraph" w:styleId="1176">
     <w:name w:val="Header"/>
-    <w:basedOn w:val="959"/>
-    <w:link w:val="177"/>
+    <w:basedOn w:val="1202"/>
+    <w:link w:val="1177"/>
     <w:uiPriority w:val="99"/>
     <w:unhideWhenUsed/>
     <w:pPr>
@@ -58886,10 +60045,10 @@
       <w:ind/>
     </w:pPr>
   </w:style>
-  <w:style w:type="character" w:styleId="177">
+  <w:style w:type="character" w:styleId="1177">
     <w:name w:val="Header Char"/>
-    <w:basedOn w:val="148"/>
-    <w:link w:val="176"/>
+    <w:basedOn w:val="1150"/>
+    <w:link w:val="1176"/>
     <w:uiPriority w:val="99"/>
     <w:pPr>
       <w:pBdr/>
@@ -58897,10 +60056,10 @@
       <w:ind/>
     </w:pPr>
   </w:style>
-  <w:style w:type="paragraph" w:styleId="178">
+  <w:style w:type="paragraph" w:styleId="1178">
     <w:name w:val="Footer"/>
-    <w:basedOn w:val="959"/>
-    <w:link w:val="179"/>
+    <w:basedOn w:val="1202"/>
+    <w:link w:val="1179"/>
     <w:uiPriority w:val="99"/>
     <w:unhideWhenUsed/>
     <w:pPr>
@@ -58913,10 +60072,10 @@
       <w:ind/>
     </w:pPr>
   </w:style>
-  <w:style w:type="character" w:styleId="179">
+  <w:style w:type="character" w:styleId="1179">
     <w:name w:val="Footer Char"/>
-    <w:basedOn w:val="148"/>
-    <w:link w:val="178"/>
+    <w:basedOn w:val="1150"/>
+    <w:link w:val="1178"/>
     <w:uiPriority w:val="99"/>
     <w:pPr>
       <w:pBdr/>
@@ -58924,10 +60083,10 @@
       <w:ind/>
     </w:pPr>
   </w:style>
-  <w:style w:type="paragraph" w:styleId="180">
+  <w:style w:type="paragraph" w:styleId="1180">
     <w:name w:val="Caption"/>
-    <w:basedOn w:val="959"/>
-    <w:next w:val="959"/>
+    <w:basedOn w:val="1202"/>
+    <w:next w:val="1202"/>
     <w:uiPriority w:val="35"/>
     <w:unhideWhenUsed/>
     <w:qFormat/>
@@ -58944,10 +60103,10 @@
       <w:szCs w:val="18"/>
     </w:rPr>
   </w:style>
-  <w:style w:type="paragraph" w:styleId="181">
+  <w:style w:type="paragraph" w:styleId="1181">
     <w:name w:val="footnote text"/>
-    <w:basedOn w:val="959"/>
-    <w:link w:val="182"/>
+    <w:basedOn w:val="1202"/>
+    <w:link w:val="1182"/>
     <w:uiPriority w:val="99"/>
     <w:semiHidden/>
     <w:unhideWhenUsed/>
@@ -58961,10 +60120,10 @@
       <w:szCs w:val="20"/>
     </w:rPr>
   </w:style>
-  <w:style w:type="character" w:styleId="182">
+  <w:style w:type="character" w:styleId="1182">
     <w:name w:val="Footnote Text Char"/>
-    <w:basedOn w:val="148"/>
-    <w:link w:val="181"/>
+    <w:basedOn w:val="1150"/>
+    <w:link w:val="1181"/>
     <w:uiPriority w:val="99"/>
     <w:semiHidden/>
     <w:pPr>
@@ -58977,9 +60136,9 @@
       <w:szCs w:val="20"/>
     </w:rPr>
   </w:style>
-  <w:style w:type="character" w:styleId="183">
+  <w:style w:type="character" w:styleId="1183">
     <w:name w:val="footnote reference"/>
-    <w:basedOn w:val="148"/>
+    <w:basedOn w:val="1150"/>
     <w:uiPriority w:val="99"/>
     <w:semiHidden/>
     <w:unhideWhenUsed/>
@@ -58992,10 +60151,10 @@
       <w:vertAlign w:val="superscript"/>
     </w:rPr>
   </w:style>
-  <w:style w:type="paragraph" w:styleId="184">
+  <w:style w:type="paragraph" w:styleId="1184">
     <w:name w:val="endnote text"/>
-    <w:basedOn w:val="959"/>
-    <w:link w:val="185"/>
+    <w:basedOn w:val="1202"/>
+    <w:link w:val="1185"/>
     <w:uiPriority w:val="99"/>
     <w:semiHidden/>
     <w:unhideWhenUsed/>
@@ -59009,10 +60168,10 @@
       <w:szCs w:val="20"/>
     </w:rPr>
   </w:style>
-  <w:style w:type="character" w:styleId="185">
+  <w:style w:type="character" w:styleId="1185">
     <w:name w:val="Endnote Text Char"/>
-    <w:basedOn w:val="148"/>
-    <w:link w:val="184"/>
+    <w:basedOn w:val="1150"/>
+    <w:link w:val="1184"/>
     <w:uiPriority w:val="99"/>
     <w:semiHidden/>
     <w:pPr>
@@ -59025,9 +60184,9 @@
       <w:szCs w:val="20"/>
     </w:rPr>
   </w:style>
-  <w:style w:type="character" w:styleId="186">
+  <w:style w:type="character" w:styleId="1186">
     <w:name w:val="endnote reference"/>
-    <w:basedOn w:val="148"/>
+    <w:basedOn w:val="1150"/>
     <w:uiPriority w:val="99"/>
     <w:semiHidden/>
     <w:unhideWhenUsed/>
@@ -59040,9 +60199,9 @@
       <w:vertAlign w:val="superscript"/>
     </w:rPr>
   </w:style>
-  <w:style w:type="character" w:styleId="187">
+  <w:style w:type="character" w:styleId="1187">
     <w:name w:val="Hyperlink"/>
-    <w:basedOn w:val="148"/>
+    <w:basedOn w:val="1150"/>
     <w:uiPriority w:val="99"/>
     <w:unhideWhenUsed/>
     <w:pPr>
@@ -59055,9 +60214,9 @@
       <w:u w:val="single"/>
     </w:rPr>
   </w:style>
-  <w:style w:type="character" w:styleId="188">
+  <w:style w:type="character" w:styleId="1188">
     <w:name w:val="FollowedHyperlink"/>
-    <w:basedOn w:val="148"/>
+    <w:basedOn w:val="1150"/>
     <w:uiPriority w:val="99"/>
     <w:semiHidden/>
     <w:unhideWhenUsed/>
@@ -59071,10 +60230,10 @@
       <w:u w:val="single"/>
     </w:rPr>
   </w:style>
-  <w:style w:type="paragraph" w:styleId="189">
+  <w:style w:type="paragraph" w:styleId="1189">
     <w:name w:val="toc 1"/>
-    <w:basedOn w:val="959"/>
-    <w:next w:val="959"/>
+    <w:basedOn w:val="1202"/>
+    <w:next w:val="1202"/>
     <w:uiPriority w:val="39"/>
     <w:unhideWhenUsed/>
     <w:pPr>
@@ -59083,10 +60242,10 @@
       <w:ind/>
     </w:pPr>
   </w:style>
-  <w:style w:type="paragraph" w:styleId="190">
+  <w:style w:type="paragraph" w:styleId="1190">
     <w:name w:val="toc 2"/>
-    <w:basedOn w:val="959"/>
-    <w:next w:val="959"/>
+    <w:basedOn w:val="1202"/>
+    <w:next w:val="1202"/>
     <w:uiPriority w:val="39"/>
     <w:unhideWhenUsed/>
     <w:pPr>
@@ -59095,10 +60254,10 @@
       <w:ind w:left="220"/>
     </w:pPr>
   </w:style>
-  <w:style w:type="paragraph" w:styleId="191">
+  <w:style w:type="paragraph" w:styleId="1191">
     <w:name w:val="toc 3"/>
-    <w:basedOn w:val="959"/>
-    <w:next w:val="959"/>
+    <w:basedOn w:val="1202"/>
+    <w:next w:val="1202"/>
     <w:uiPriority w:val="39"/>
     <w:unhideWhenUsed/>
     <w:pPr>
@@ -59107,10 +60266,10 @@
       <w:ind w:left="440"/>
     </w:pPr>
   </w:style>
-  <w:style w:type="paragraph" w:styleId="192">
+  <w:style w:type="paragraph" w:styleId="1192">
     <w:name w:val="toc 4"/>
-    <w:basedOn w:val="959"/>
-    <w:next w:val="959"/>
+    <w:basedOn w:val="1202"/>
+    <w:next w:val="1202"/>
     <w:uiPriority w:val="39"/>
     <w:unhideWhenUsed/>
     <w:pPr>
@@ -59119,10 +60278,10 @@
       <w:ind w:left="660"/>
     </w:pPr>
   </w:style>
-  <w:style w:type="paragraph" w:styleId="193">
+  <w:style w:type="paragraph" w:styleId="1193">
     <w:name w:val="toc 5"/>
-    <w:basedOn w:val="959"/>
-    <w:next w:val="959"/>
+    <w:basedOn w:val="1202"/>
+    <w:next w:val="1202"/>
     <w:uiPriority w:val="39"/>
     <w:unhideWhenUsed/>
     <w:pPr>
@@ -59131,10 +60290,10 @@
       <w:ind w:left="880"/>
     </w:pPr>
   </w:style>
-  <w:style w:type="paragraph" w:styleId="194">
+  <w:style w:type="paragraph" w:styleId="1194">
     <w:name w:val="toc 6"/>
-    <w:basedOn w:val="959"/>
-    <w:next w:val="959"/>
+    <w:basedOn w:val="1202"/>
+    <w:next w:val="1202"/>
     <w:uiPriority w:val="39"/>
     <w:unhideWhenUsed/>
     <w:pPr>
@@ -59143,10 +60302,10 @@
       <w:ind w:left="1100"/>
     </w:pPr>
   </w:style>
-  <w:style w:type="paragraph" w:styleId="195">
+  <w:style w:type="paragraph" w:styleId="1195">
     <w:name w:val="toc 7"/>
-    <w:basedOn w:val="959"/>
-    <w:next w:val="959"/>
+    <w:basedOn w:val="1202"/>
+    <w:next w:val="1202"/>
     <w:uiPriority w:val="39"/>
     <w:unhideWhenUsed/>
     <w:pPr>
@@ -59155,10 +60314,10 @@
       <w:ind w:left="1320"/>
     </w:pPr>
   </w:style>
-  <w:style w:type="paragraph" w:styleId="196">
+  <w:style w:type="paragraph" w:styleId="1196">
     <w:name w:val="toc 8"/>
-    <w:basedOn w:val="959"/>
-    <w:next w:val="959"/>
+    <w:basedOn w:val="1202"/>
+    <w:next w:val="1202"/>
     <w:uiPriority w:val="39"/>
     <w:unhideWhenUsed/>
     <w:pPr>
@@ -59167,10 +60326,10 @@
       <w:ind w:left="1540"/>
     </w:pPr>
   </w:style>
-  <w:style w:type="paragraph" w:styleId="197">
+  <w:style w:type="paragraph" w:styleId="1197">
     <w:name w:val="toc 9"/>
-    <w:basedOn w:val="959"/>
-    <w:next w:val="959"/>
+    <w:basedOn w:val="1202"/>
+    <w:next w:val="1202"/>
     <w:uiPriority w:val="39"/>
     <w:unhideWhenUsed/>
     <w:pPr>
@@ -59179,9 +60338,9 @@
       <w:ind w:left="1760"/>
     </w:pPr>
   </w:style>
-  <w:style w:type="character" w:styleId="198">
+  <w:style w:type="character" w:styleId="1198">
     <w:name w:val="Placeholder Text"/>
-    <w:basedOn w:val="148"/>
+    <w:basedOn w:val="1150"/>
     <w:uiPriority w:val="99"/>
     <w:semiHidden/>
     <w:pPr>
@@ -59193,7 +60352,7 @@
       <w:color w:val="666666"/>
     </w:rPr>
   </w:style>
-  <w:style w:type="paragraph" w:styleId="208">
+  <w:style w:type="paragraph" w:styleId="1199">
     <w:name w:val="TOC Heading"/>
     <w:uiPriority w:val="39"/>
     <w:unhideWhenUsed/>
@@ -59203,10 +60362,10 @@
       <w:ind/>
     </w:pPr>
   </w:style>
-  <w:style w:type="paragraph" w:styleId="209">
+  <w:style w:type="paragraph" w:styleId="1200">
     <w:name w:val="table of figures"/>
-    <w:basedOn w:val="959"/>
-    <w:next w:val="959"/>
+    <w:basedOn w:val="1202"/>
+    <w:next w:val="1202"/>
     <w:uiPriority w:val="99"/>
     <w:unhideWhenUsed/>
     <w:pPr>
@@ -59215,7 +60374,7 @@
       <w:ind/>
     </w:pPr>
   </w:style>
-  <w:style w:type="table" w:styleId="958">
+  <w:style w:type="table" w:styleId="1201">
     <w:name w:val="TableNormal"/>
     <w:pPr>
       <w:pBdr/>
@@ -59404,7 +60563,7 @@
       </w:tcPr>
     </w:tblStylePr>
   </w:style>
-  <w:style w:type="paragraph" w:styleId="959" w:default="1">
+  <w:style w:type="paragraph" w:styleId="1202" w:default="1">
     <w:name w:val="Normal"/>
     <w:pPr>
       <w:pBdr/>
@@ -59412,10 +60571,10 @@
       <w:ind/>
     </w:pPr>
   </w:style>
-  <w:style w:type="paragraph" w:styleId="960">
+  <w:style w:type="paragraph" w:styleId="1203">
     <w:name w:val="Heading 1"/>
-    <w:basedOn w:val="959"/>
-    <w:next w:val="959"/>
+    <w:basedOn w:val="1202"/>
+    <w:next w:val="1202"/>
     <w:pPr>
       <w:pBdr/>
       <w:spacing/>
@@ -59427,10 +60586,10 @@
       <w:bCs/>
     </w:rPr>
   </w:style>
-  <w:style w:type="paragraph" w:styleId="961">
+  <w:style w:type="paragraph" w:styleId="1204">
     <w:name w:val="Heading 2"/>
-    <w:basedOn w:val="959"/>
-    <w:next w:val="959"/>
+    <w:basedOn w:val="1202"/>
+    <w:next w:val="1202"/>
     <w:pPr>
       <w:pBdr/>
       <w:spacing w:after="240" w:before="240"/>
@@ -59441,10 +60600,10 @@
       <w:bCs/>
     </w:rPr>
   </w:style>
-  <w:style w:type="paragraph" w:styleId="962">
+  <w:style w:type="paragraph" w:styleId="1205">
     <w:name w:val="Heading 3"/>
-    <w:basedOn w:val="959"/>
-    <w:next w:val="959"/>
+    <w:basedOn w:val="1202"/>
+    <w:next w:val="1202"/>
     <w:pPr>
       <w:pBdr/>
       <w:spacing w:after="240" w:before="240"/>
@@ -59456,10 +60615,10 @@
       <w:color w:val="000000"/>
     </w:rPr>
   </w:style>
-  <w:style w:type="paragraph" w:styleId="963">
+  <w:style w:type="paragraph" w:styleId="1206">
     <w:name w:val="Heading 4"/>
-    <w:basedOn w:val="959"/>
-    <w:next w:val="959"/>
+    <w:basedOn w:val="1202"/>
+    <w:next w:val="1202"/>
     <w:pPr>
       <w:keepNext w:val="true"/>
       <w:keepLines w:val="true"/>
@@ -59475,10 +60634,10 @@
       <w:szCs w:val="24"/>
     </w:rPr>
   </w:style>
-  <w:style w:type="paragraph" w:styleId="964">
+  <w:style w:type="paragraph" w:styleId="1207">
     <w:name w:val="Heading 5"/>
-    <w:basedOn w:val="959"/>
-    <w:next w:val="959"/>
+    <w:basedOn w:val="1202"/>
+    <w:next w:val="1202"/>
     <w:pPr>
       <w:keepNext w:val="true"/>
       <w:keepLines w:val="true"/>
@@ -59494,10 +60653,10 @@
       <w:szCs w:val="22"/>
     </w:rPr>
   </w:style>
-  <w:style w:type="paragraph" w:styleId="965">
+  <w:style w:type="paragraph" w:styleId="1208">
     <w:name w:val="Heading 6"/>
-    <w:basedOn w:val="959"/>
-    <w:next w:val="959"/>
+    <w:basedOn w:val="1202"/>
+    <w:next w:val="1202"/>
     <w:pPr>
       <w:keepNext w:val="true"/>
       <w:keepLines w:val="true"/>
@@ -59513,10 +60672,10 @@
       <w:szCs w:val="20"/>
     </w:rPr>
   </w:style>
-  <w:style w:type="paragraph" w:styleId="966">
+  <w:style w:type="paragraph" w:styleId="1209">
     <w:name w:val="Title"/>
-    <w:basedOn w:val="959"/>
-    <w:next w:val="959"/>
+    <w:basedOn w:val="1202"/>
+    <w:next w:val="1202"/>
     <w:pPr>
       <w:keepNext w:val="true"/>
       <w:keepLines w:val="true"/>
@@ -59532,10 +60691,10 @@
       <w:szCs w:val="72"/>
     </w:rPr>
   </w:style>
-  <w:style w:type="paragraph" w:styleId="967">
+  <w:style w:type="paragraph" w:styleId="1210">
     <w:name w:val="Subtitle"/>
-    <w:basedOn w:val="959"/>
-    <w:next w:val="959"/>
+    <w:basedOn w:val="1202"/>
+    <w:next w:val="1202"/>
     <w:pPr>
       <w:keepNext w:val="true"/>
       <w:keepLines w:val="true"/>
@@ -59553,9 +60712,9 @@
       <w:szCs w:val="48"/>
     </w:rPr>
   </w:style>
-  <w:style w:type="table" w:styleId="968">
+  <w:style w:type="table" w:styleId="1211">
     <w:name w:val="StGen0"/>
-    <w:basedOn w:val="958"/>
+    <w:basedOn w:val="1201"/>
     <w:pPr>
       <w:pBdr/>
       <w:spacing/>
@@ -59745,9 +60904,9 @@
       </w:tcPr>
     </w:tblStylePr>
   </w:style>
-  <w:style w:type="table" w:styleId="969">
+  <w:style w:type="table" w:styleId="1212">
     <w:name w:val="StGen1"/>
-    <w:basedOn w:val="958"/>
+    <w:basedOn w:val="1201"/>
     <w:pPr>
       <w:pBdr/>
       <w:spacing/>
@@ -59931,9 +61090,9 @@
       </w:tcPr>
     </w:tblStylePr>
   </w:style>
-  <w:style w:type="table" w:styleId="970">
+  <w:style w:type="table" w:styleId="1213">
     <w:name w:val="StGen2"/>
-    <w:basedOn w:val="958"/>
+    <w:basedOn w:val="1201"/>
     <w:pPr>
       <w:pBdr/>
       <w:spacing/>
@@ -60123,9 +61282,9 @@
       </w:tcPr>
     </w:tblStylePr>
   </w:style>
-  <w:style w:type="table" w:styleId="971">
+  <w:style w:type="table" w:styleId="1214">
     <w:name w:val="StGen3"/>
-    <w:basedOn w:val="958"/>
+    <w:basedOn w:val="1201"/>
     <w:pPr>
       <w:pBdr/>
       <w:spacing/>
